--- a/Project Proposal & Other Docs/Literature_Review_and_EDA.docx
+++ b/Project Proposal & Other Docs/Literature_Review_and_EDA.docx
@@ -4,49 +4,61 @@
   <w:body>
     <w:p>
       <w:pPr>
+        <w:spacing w:before="1440" w:after="120" w:line="276" w:lineRule="auto"/>
         <w:jc w:val="center"/>
-        <w:rPr>
-          <w:b/>
-          <w:bCs/>
-          <w:sz w:val="40"/>
-          <w:szCs w:val="40"/>
-        </w:rPr>
-      </w:pPr>
-      <w:r>
-        <w:rPr>
-          <w:b/>
-          <w:bCs/>
-          <w:sz w:val="40"/>
-          <w:szCs w:val="40"/>
-        </w:rPr>
-        <w:t>Predicting and Explaining Traffic Collision Severity in Toronto Using Explainable Machine Learning</w:t>
-      </w:r>
-    </w:p>
-    <w:p>
-      <w:pPr>
+      </w:pPr>
+      <w:r>
+        <w:rPr>
+          <w:b/>
+          <w:sz w:val="28"/>
+        </w:rPr>
+        <w:t>TORONTO METROPOLITAN UNIVERSITY</w:t>
+      </w:r>
+    </w:p>
+    <w:p>
+      <w:pPr>
+        <w:spacing w:before="120" w:after="120" w:line="276" w:lineRule="auto"/>
         <w:jc w:val="center"/>
-        <w:rPr>
-          <w:b/>
-          <w:bCs/>
-          <w:sz w:val="40"/>
-          <w:szCs w:val="40"/>
-        </w:rPr>
-      </w:pPr>
-    </w:p>
-    <w:p>
-      <w:pPr>
-        <w:spacing w:before="80" w:after="80"/>
+      </w:pPr>
+    </w:p>
+    <w:p>
+      <w:pPr>
+        <w:spacing w:before="120" w:after="120" w:line="276" w:lineRule="auto"/>
         <w:jc w:val="center"/>
       </w:pPr>
       <w:r>
-        <w:rPr>
-          <w:rFonts w:eastAsia="Arial"/>
-          <w:b/>
-          <w:bCs/>
-          <w:sz w:val="26"/>
-          <w:szCs w:val="26"/>
-        </w:rPr>
-        <w:t>Literature Review, EDA &amp; Project Approach</w:t>
+        <w:t xml:space="preserve">Master of Data Science and Analytics </w:t>
+      </w:r>
+    </w:p>
+    <w:p>
+      <w:pPr>
+        <w:spacing w:before="120" w:after="120" w:line="276" w:lineRule="auto"/>
+      </w:pPr>
+    </w:p>
+    <w:p>
+      <w:pPr>
+        <w:spacing w:before="240" w:after="40" w:line="276" w:lineRule="auto"/>
+        <w:jc w:val="center"/>
+      </w:pPr>
+      <w:r>
+        <w:rPr>
+          <w:b/>
+          <w:sz w:val="28"/>
+        </w:rPr>
+        <w:t>PREDICTING AND EXPLAINING TRAFFIC COLLISION SEVERITY</w:t>
+      </w:r>
+    </w:p>
+    <w:p>
+      <w:pPr>
+        <w:spacing w:before="40" w:after="240" w:line="276" w:lineRule="auto"/>
+        <w:jc w:val="center"/>
+      </w:pPr>
+      <w:r>
+        <w:rPr>
+          <w:b/>
+          <w:sz w:val="28"/>
+        </w:rPr>
+        <w:t>IN TORONTO USING EXPLAINABLE MACHINE LEARNING</w:t>
       </w:r>
     </w:p>
     <w:p>
@@ -59,99 +71,186 @@
     </w:p>
     <w:p>
       <w:pPr>
-        <w:spacing w:before="120" w:after="60"/>
+        <w:spacing w:before="120" w:after="120" w:line="276" w:lineRule="auto"/>
+      </w:pPr>
+    </w:p>
+    <w:p>
+      <w:pPr>
+        <w:spacing w:before="240" w:after="240" w:line="276" w:lineRule="auto"/>
         <w:jc w:val="center"/>
       </w:pPr>
       <w:r>
         <w:rPr>
-          <w:rFonts w:eastAsia="Arial"/>
-          <w:b/>
-          <w:bCs/>
-        </w:rPr>
-        <w:t>Student Name:</w:t>
-      </w:r>
-      <w:r>
-        <w:rPr>
-          <w:rFonts w:eastAsia="Arial"/>
-        </w:rPr>
-        <w:t xml:space="preserve">  Nishi Bhavesh Patel</w:t>
-      </w:r>
-    </w:p>
-    <w:p>
-      <w:pPr>
-        <w:spacing w:before="60" w:after="60"/>
+          <w:b/>
+        </w:rPr>
+        <w:t>Submitted by:</w:t>
+      </w:r>
+    </w:p>
+    <w:p>
+      <w:pPr>
+        <w:spacing w:before="120" w:after="80" w:line="276" w:lineRule="auto"/>
         <w:jc w:val="center"/>
       </w:pPr>
       <w:r>
-        <w:rPr>
-          <w:rFonts w:eastAsia="Arial"/>
-          <w:b/>
-          <w:bCs/>
-        </w:rPr>
-        <w:t>Student Number:</w:t>
-      </w:r>
-      <w:r>
-        <w:rPr>
-          <w:rFonts w:eastAsia="Arial"/>
-        </w:rPr>
-        <w:t xml:space="preserve">  501356244</w:t>
-      </w:r>
-    </w:p>
-    <w:p>
-      <w:pPr>
-        <w:spacing w:before="60" w:after="60"/>
+        <w:t>Name:  Nishi Bhavesh Patel</w:t>
+      </w:r>
+    </w:p>
+    <w:p>
+      <w:pPr>
+        <w:spacing w:before="80" w:after="120" w:line="276" w:lineRule="auto"/>
         <w:jc w:val="center"/>
       </w:pPr>
       <w:r>
-        <w:rPr>
-          <w:rFonts w:eastAsia="Arial"/>
-          <w:b/>
-          <w:bCs/>
+        <w:t>Student Number:  501356244</w:t>
+      </w:r>
+    </w:p>
+    <w:p>
+      <w:pPr>
+        <w:spacing w:before="120" w:after="120" w:line="276" w:lineRule="auto"/>
+        <w:jc w:val="center"/>
+      </w:pPr>
+    </w:p>
+    <w:p>
+      <w:pPr>
+        <w:spacing w:before="240" w:after="240" w:line="276" w:lineRule="auto"/>
+        <w:jc w:val="center"/>
+      </w:pPr>
+      <w:r>
+        <w:rPr>
+          <w:b/>
         </w:rPr>
         <w:t>Supervisor:</w:t>
       </w:r>
-      <w:r>
-        <w:rPr>
-          <w:rFonts w:eastAsia="Arial"/>
-        </w:rPr>
-        <w:t xml:space="preserve">  Professor Mucahit </w:t>
-      </w:r>
-      <w:proofErr w:type="spellStart"/>
-      <w:r>
-        <w:rPr>
-          <w:rFonts w:eastAsia="Arial"/>
-        </w:rPr>
-        <w:t>Cevik</w:t>
-      </w:r>
-      <w:proofErr w:type="spellEnd"/>
+    </w:p>
+    <w:p>
+      <w:pPr>
+        <w:spacing w:before="120" w:after="120" w:line="276" w:lineRule="auto"/>
+        <w:jc w:val="center"/>
+      </w:pPr>
+      <w:r>
+        <w:t>Professor Mucahit Cevik</w:t>
+      </w:r>
+    </w:p>
+    <w:p>
+      <w:pPr>
+        <w:spacing w:before="120" w:after="120" w:line="276" w:lineRule="auto"/>
+      </w:pPr>
     </w:p>
     <w:p>
       <w:pPr>
         <w:pBdr>
-          <w:bottom w:val="single" w:sz="4" w:space="1" w:color="000000"/>
+          <w:top w:val="single" w:sz="4" w:space="1" w:color="000000"/>
         </w:pBdr>
-        <w:spacing w:before="120"/>
+        <w:spacing w:before="600" w:after="120"/>
+      </w:pPr>
+    </w:p>
+    <w:p>
+      <w:pPr>
+        <w:spacing w:before="120" w:after="120" w:line="276" w:lineRule="auto"/>
         <w:jc w:val="center"/>
       </w:pPr>
     </w:p>
     <w:p>
       <w:pPr>
+        <w:spacing w:before="120" w:after="120" w:line="276" w:lineRule="auto"/>
+        <w:jc w:val="center"/>
+      </w:pPr>
+    </w:p>
+    <w:p>
+      <w:pPr>
+        <w:spacing w:before="120" w:after="80" w:line="276" w:lineRule="auto"/>
+        <w:jc w:val="center"/>
+      </w:pPr>
+      <w:r>
+        <w:t>Toronto Metropolitan University</w:t>
+      </w:r>
+    </w:p>
+    <w:p>
+      <w:pPr>
+        <w:spacing w:before="80" w:after="120" w:line="276" w:lineRule="auto"/>
+        <w:jc w:val="center"/>
+      </w:pPr>
+      <w:r>
+        <w:t>Department of Data Science and Analytics</w:t>
+      </w:r>
+    </w:p>
+    <w:p>
+      <w:pPr>
+        <w:spacing w:before="120" w:after="120" w:line="276" w:lineRule="auto"/>
+        <w:jc w:val="center"/>
+      </w:pPr>
+    </w:p>
+    <w:p>
+      <w:pPr>
         <w:pStyle w:val="Heading1"/>
+        <w:spacing w:line="276" w:lineRule="auto"/>
+      </w:pPr>
+      <w:r>
+        <w:br w:type="page"/>
+      </w:r>
+      <w:r>
+        <w:lastRenderedPageBreak/>
+        <w:br/>
+      </w:r>
+      <w:r>
         <w:rPr>
           <w:rFonts w:ascii="Times New Roman" w:hAnsi="Times New Roman" w:cs="Times New Roman"/>
           <w:b/>
           <w:bCs/>
+          <w:color w:val="000000" w:themeColor="text1"/>
           <w:sz w:val="32"/>
           <w:szCs w:val="32"/>
         </w:rPr>
-      </w:pPr>
-      <w:r>
-        <w:rPr>
-          <w:rFonts w:ascii="Times New Roman" w:hAnsi="Times New Roman" w:cs="Times New Roman"/>
-        </w:rPr>
-        <w:br/>
-      </w:r>
-      <w:r>
+        <w:t>Abstract</w:t>
+      </w:r>
+    </w:p>
+    <w:p>
+      <w:pPr>
+        <w:spacing w:before="80" w:after="160" w:line="276" w:lineRule="auto"/>
+      </w:pPr>
+      <w:r>
+        <w:t>Traffic collisions remain a critical public safety concern in Toronto, resulting in thousands of injuries, hundreds of fatalities, and substantial economic costs each year. Although the City of Toronto publishes detailed historical collision records, most existing analyses remain descriptive and fail to provide predictive or explainable insights into the factors driving collision severity.</w:t>
+      </w:r>
+    </w:p>
+    <w:p>
+      <w:pPr>
+        <w:spacing w:before="80" w:after="160" w:line="276" w:lineRule="auto"/>
+      </w:pPr>
+      <w:r>
+        <w:t xml:space="preserve">This research develops and evaluates a machine learning framework to predict traffic collision severity </w:t>
+      </w:r>
+      <w:r>
+        <w:t>-</w:t>
+      </w:r>
+      <w:r>
+        <w:t xml:space="preserve"> classified as Minor, Major, or Fatal using 677,056 cleaned collision records spanning 2014 to 2026 from the City of Toronto Open Data Portal, merged with hourly weather data from the Government of Canada Historical Climate Database. Five classification models are trained and compared: Logistic Regression, Random Forest, XGBoost, Gradient Boosting Machines, and a Multi-Layer Perceptron Neural Network.</w:t>
+      </w:r>
+    </w:p>
+    <w:p>
+      <w:pPr>
+        <w:spacing w:before="80" w:after="160" w:line="276" w:lineRule="auto"/>
+      </w:pPr>
+      <w:r>
+        <w:t>To address extreme class imbalance (Fatal class: 0.1% of records), five data balancing strategies are evaluated including SMOTE, ADASYN, SMOTETomek, Random Undersampling, and class-weighted loss. The best-performing model, XGBoost, achieves an overall accuracy of 90.0%, a weighted F1 score of 0.892, and a ROC-AUC of 0.784. Threshold analysis demonstrates that lowering the fatal class decision boundary from 0.50 to 0.05 improves Fatal recall from 5.2% to 36.5%, a critical improvement for road safety applications where missing a fatal collision carries far greater cost than a false alarm.</w:t>
+      </w:r>
+    </w:p>
+    <w:p>
+      <w:pPr>
+        <w:spacing w:before="80" w:after="200" w:line="276" w:lineRule="auto"/>
+      </w:pPr>
+      <w:r>
+        <w:t>SHAP (SHapley Additive Explanations) is applied to produce global and local model explanations, identifying year, season, neighbourhood, and pedestrian involvement as the top predictors of fatal outcomes. DBSCAN spatial clustering identifies 36 fatal collision hotspot zones across Toronto. The integrated framework of predictive modeling, explainability, and geospatial analysis is intended to support evidence-based transportation planning and road safety interventions.</w:t>
+      </w:r>
+    </w:p>
+    <w:p>
+      <w:pPr>
+        <w:spacing w:before="80" w:after="200" w:line="276" w:lineRule="auto"/>
+      </w:pPr>
+    </w:p>
+    <w:p>
+      <w:pPr>
+        <w:pStyle w:val="Heading1"/>
+        <w:spacing w:line="276" w:lineRule="auto"/>
         <w:rPr>
           <w:rFonts w:ascii="Times New Roman" w:hAnsi="Times New Roman" w:cs="Times New Roman"/>
           <w:b/>
@@ -160,95 +259,8 @@
           <w:sz w:val="32"/>
           <w:szCs w:val="32"/>
         </w:rPr>
-        <w:t>Abstract</w:t>
-      </w:r>
-    </w:p>
-    <w:p>
-      <w:pPr>
-        <w:spacing w:before="80" w:after="160"/>
-      </w:pPr>
-      <w:r>
-        <w:t>Traffic collisions remain a critical public safety concern in Toronto, resulting in thousands of injuries, hundreds of fatalities, and substantial economic costs each year. Although the City of Toronto publishes detailed historical collision records, most existing analyses remain descriptive and fail to provide predictive or explainable insights into the factors driving collision severity.</w:t>
-      </w:r>
-    </w:p>
-    <w:p>
-      <w:pPr>
-        <w:spacing w:before="80" w:after="160"/>
-      </w:pPr>
-      <w:r>
-        <w:t xml:space="preserve">This research develops and evaluates a machine learning framework to predict traffic collision severity </w:t>
-      </w:r>
-      <w:r>
-        <w:t>-</w:t>
-      </w:r>
-      <w:r>
-        <w:t xml:space="preserve"> classified as Minor, Major, or Fatal using 677,056 cleaned collision records spanning 2014 to 2026 from the City of Toronto Open Data Portal, merged with hourly weather data from the Government of Canada Historical Climate Database. Five classification models are trained and compared: Logistic Regression, Random Forest, </w:t>
-      </w:r>
-      <w:proofErr w:type="spellStart"/>
-      <w:r>
-        <w:t>XGBoost</w:t>
-      </w:r>
-      <w:proofErr w:type="spellEnd"/>
-      <w:r>
-        <w:t>, Gradient Boosting Machines, and a Multi-Layer Perceptron Neural Network.</w:t>
-      </w:r>
-    </w:p>
-    <w:p>
-      <w:pPr>
-        <w:spacing w:before="80" w:after="160"/>
-      </w:pPr>
-      <w:r>
-        <w:t xml:space="preserve">To address extreme class imbalance (Fatal class: 0.1% of records), five data balancing strategies are evaluated including SMOTE, ADASYN, </w:t>
-      </w:r>
-      <w:proofErr w:type="spellStart"/>
-      <w:r>
-        <w:t>SMOTETomek</w:t>
-      </w:r>
-      <w:proofErr w:type="spellEnd"/>
-      <w:r>
-        <w:t xml:space="preserve">, Random </w:t>
-      </w:r>
-      <w:proofErr w:type="spellStart"/>
-      <w:r>
-        <w:t>Undersampling</w:t>
-      </w:r>
-      <w:proofErr w:type="spellEnd"/>
-      <w:r>
-        <w:t xml:space="preserve">, and class-weighted loss. The best-performing model, </w:t>
-      </w:r>
-      <w:proofErr w:type="spellStart"/>
-      <w:r>
-        <w:t>XGBoost</w:t>
-      </w:r>
-      <w:proofErr w:type="spellEnd"/>
-      <w:r>
-        <w:t>, achieves an overall accuracy of 90.0%, a weighted F1 score of 0.892, and a ROC-AUC of 0.784. Threshold analysis demonstrates that lowering the fatal class decision boundary from 0.50 to 0.05 improves Fatal recall from 5.2% to 36.5%, a critical improvement for road safety applications where missing a fatal collision carries far greater cost than a false alarm.</w:t>
-      </w:r>
-    </w:p>
-    <w:p>
-      <w:pPr>
-        <w:spacing w:before="80" w:after="200"/>
-      </w:pPr>
-      <w:r>
-        <w:t>SHAP (</w:t>
-      </w:r>
-      <w:proofErr w:type="spellStart"/>
-      <w:r>
-        <w:t>SHapley</w:t>
-      </w:r>
-      <w:proofErr w:type="spellEnd"/>
-      <w:r>
-        <w:t xml:space="preserve"> Additive Explanations) is applied to produce global and local model explanations, identifying year, season, neighbourhood, and pedestrian involvement as the top predictors of fatal outcomes. DBSCAN spatial clustering identifies 36 fatal collision hotspot zones across Toronto. The integrated framework of predictive modeling, explainability, and geospatial analysis is intended to support evidence-based transportation planning and road safety interventions.</w:t>
-      </w:r>
-    </w:p>
-    <w:p>
-      <w:pPr>
-        <w:spacing w:before="80" w:after="200"/>
-      </w:pPr>
-    </w:p>
-    <w:p>
-      <w:pPr>
-        <w:pStyle w:val="Heading1"/>
+      </w:pPr>
+      <w:r>
         <w:rPr>
           <w:rFonts w:ascii="Times New Roman" w:hAnsi="Times New Roman" w:cs="Times New Roman"/>
           <w:b/>
@@ -257,23 +269,12 @@
           <w:sz w:val="32"/>
           <w:szCs w:val="32"/>
         </w:rPr>
-      </w:pPr>
-      <w:r>
-        <w:rPr>
-          <w:rFonts w:ascii="Times New Roman" w:hAnsi="Times New Roman" w:cs="Times New Roman"/>
-          <w:b/>
-          <w:bCs/>
-          <w:color w:val="000000" w:themeColor="text1"/>
-          <w:sz w:val="32"/>
-          <w:szCs w:val="32"/>
-        </w:rPr>
-        <w:lastRenderedPageBreak/>
         <w:t>Literature Review</w:t>
       </w:r>
     </w:p>
     <w:p>
       <w:pPr>
-        <w:spacing w:before="80" w:after="160"/>
+        <w:spacing w:before="80" w:after="160" w:line="276" w:lineRule="auto"/>
         <w:rPr>
           <w:color w:val="000000" w:themeColor="text1"/>
         </w:rPr>
@@ -287,7 +288,7 @@
     </w:p>
     <w:p>
       <w:pPr>
-        <w:spacing w:before="80" w:after="160"/>
+        <w:spacing w:before="80" w:after="160" w:line="276" w:lineRule="auto"/>
         <w:rPr>
           <w:color w:val="000000" w:themeColor="text1"/>
         </w:rPr>
@@ -296,6 +297,7 @@
     <w:p>
       <w:pPr>
         <w:pStyle w:val="Heading2"/>
+        <w:spacing w:line="276" w:lineRule="auto"/>
         <w:rPr>
           <w:rFonts w:ascii="Times New Roman" w:hAnsi="Times New Roman" w:cs="Times New Roman"/>
           <w:b/>
@@ -314,6 +316,7 @@
           <w:sz w:val="24"/>
           <w:szCs w:val="24"/>
         </w:rPr>
+        <w:lastRenderedPageBreak/>
         <w:t xml:space="preserve">1.  Chen and Wang (2020) </w:t>
       </w:r>
       <w:r>
@@ -341,7 +344,7 @@
     </w:p>
     <w:p>
       <w:pPr>
-        <w:spacing w:before="80" w:after="80"/>
+        <w:spacing w:before="80" w:after="80" w:line="276" w:lineRule="auto"/>
         <w:rPr>
           <w:color w:val="000000" w:themeColor="text1"/>
         </w:rPr>
@@ -363,7 +366,7 @@
     </w:p>
     <w:p>
       <w:pPr>
-        <w:spacing w:before="60" w:after="60"/>
+        <w:spacing w:before="60" w:after="60" w:line="276" w:lineRule="auto"/>
         <w:rPr>
           <w:color w:val="000000" w:themeColor="text1"/>
         </w:rPr>
@@ -385,7 +388,7 @@
     </w:p>
     <w:p>
       <w:pPr>
-        <w:spacing w:before="60" w:after="60"/>
+        <w:spacing w:before="60" w:after="60" w:line="276" w:lineRule="auto"/>
         <w:rPr>
           <w:color w:val="000000" w:themeColor="text1"/>
         </w:rPr>
@@ -407,7 +410,7 @@
     </w:p>
     <w:p>
       <w:pPr>
-        <w:spacing w:before="60" w:after="160"/>
+        <w:spacing w:before="60" w:after="160" w:line="276" w:lineRule="auto"/>
         <w:rPr>
           <w:color w:val="000000" w:themeColor="text1"/>
         </w:rPr>
@@ -429,7 +432,7 @@
     </w:p>
     <w:p>
       <w:pPr>
-        <w:spacing w:before="60" w:after="160"/>
+        <w:spacing w:before="60" w:after="160" w:line="276" w:lineRule="auto"/>
         <w:rPr>
           <w:color w:val="000000" w:themeColor="text1"/>
         </w:rPr>
@@ -438,6 +441,7 @@
     <w:p>
       <w:pPr>
         <w:pStyle w:val="Heading2"/>
+        <w:spacing w:line="276" w:lineRule="auto"/>
         <w:rPr>
           <w:rFonts w:ascii="Times New Roman" w:hAnsi="Times New Roman" w:cs="Times New Roman"/>
           <w:b/>
@@ -478,10 +482,109 @@
           <w:sz w:val="24"/>
           <w:szCs w:val="24"/>
         </w:rPr>
-        <w:t xml:space="preserve"> </w:t>
-      </w:r>
-      <w:proofErr w:type="spellStart"/>
-      <w:r>
+        <w:t xml:space="preserve"> XGBoost for Traffic Accident Severity</w:t>
+      </w:r>
+    </w:p>
+    <w:p>
+      <w:pPr>
+        <w:spacing w:before="80" w:after="80" w:line="276" w:lineRule="auto"/>
+        <w:rPr>
+          <w:color w:val="000000" w:themeColor="text1"/>
+        </w:rPr>
+      </w:pPr>
+      <w:r>
+        <w:rPr>
+          <w:b/>
+          <w:bCs/>
+          <w:color w:val="000000" w:themeColor="text1"/>
+        </w:rPr>
+        <w:t xml:space="preserve">Problem: </w:t>
+      </w:r>
+      <w:r>
+        <w:rPr>
+          <w:color w:val="000000" w:themeColor="text1"/>
+        </w:rPr>
+        <w:t>Existing models struggled with high-dimensional, imbalanced crash data and produced poor recall for rare fatal outcomes.</w:t>
+      </w:r>
+    </w:p>
+    <w:p>
+      <w:pPr>
+        <w:spacing w:before="60" w:after="60" w:line="276" w:lineRule="auto"/>
+        <w:rPr>
+          <w:color w:val="000000" w:themeColor="text1"/>
+        </w:rPr>
+      </w:pPr>
+      <w:r>
+        <w:rPr>
+          <w:b/>
+          <w:bCs/>
+          <w:color w:val="000000" w:themeColor="text1"/>
+        </w:rPr>
+        <w:t xml:space="preserve">Methods: </w:t>
+      </w:r>
+      <w:r>
+        <w:rPr>
+          <w:color w:val="000000" w:themeColor="text1"/>
+        </w:rPr>
+        <w:t>XGBoost with SMOTE oversampling and grid search hyperparameter tuning.</w:t>
+      </w:r>
+    </w:p>
+    <w:p>
+      <w:pPr>
+        <w:spacing w:before="60" w:after="60" w:line="276" w:lineRule="auto"/>
+        <w:rPr>
+          <w:color w:val="000000" w:themeColor="text1"/>
+        </w:rPr>
+      </w:pPr>
+      <w:r>
+        <w:rPr>
+          <w:b/>
+          <w:bCs/>
+          <w:color w:val="000000" w:themeColor="text1"/>
+        </w:rPr>
+        <w:t xml:space="preserve">Key Findings: </w:t>
+      </w:r>
+      <w:r>
+        <w:rPr>
+          <w:color w:val="000000" w:themeColor="text1"/>
+        </w:rPr>
+        <w:t>XGBoost with SMOTE achieved AUC of 0.87 and significantly outperformed Logistic Regression. Top features included driver age, lighting conditions, road type, and speed limit.</w:t>
+      </w:r>
+    </w:p>
+    <w:p>
+      <w:pPr>
+        <w:spacing w:before="60" w:after="160" w:line="276" w:lineRule="auto"/>
+        <w:rPr>
+          <w:color w:val="000000" w:themeColor="text1"/>
+        </w:rPr>
+      </w:pPr>
+      <w:r>
+        <w:rPr>
+          <w:b/>
+          <w:bCs/>
+          <w:color w:val="000000" w:themeColor="text1"/>
+        </w:rPr>
+        <w:t xml:space="preserve">Relevance: </w:t>
+      </w:r>
+      <w:r>
+        <w:rPr>
+          <w:color w:val="000000" w:themeColor="text1"/>
+        </w:rPr>
+        <w:t>Directly informs the use of XGBoost and SMOTE in this project. Provides a benchmark AUC of 0.87 for comparison.</w:t>
+      </w:r>
+    </w:p>
+    <w:p>
+      <w:pPr>
+        <w:spacing w:before="60" w:after="160" w:line="276" w:lineRule="auto"/>
+        <w:rPr>
+          <w:color w:val="000000" w:themeColor="text1"/>
+        </w:rPr>
+      </w:pPr>
+    </w:p>
+    <w:p>
+      <w:pPr>
+        <w:pStyle w:val="Heading2"/>
+        <w:spacing w:line="276" w:lineRule="auto"/>
         <w:rPr>
           <w:rFonts w:ascii="Times New Roman" w:hAnsi="Times New Roman" w:cs="Times New Roman"/>
           <w:b/>
@@ -490,9 +593,7 @@
           <w:sz w:val="24"/>
           <w:szCs w:val="24"/>
         </w:rPr>
-        <w:t>XGBoost</w:t>
-      </w:r>
-      <w:proofErr w:type="spellEnd"/>
+      </w:pPr>
       <w:r>
         <w:rPr>
           <w:rFonts w:ascii="Times New Roman" w:hAnsi="Times New Roman" w:cs="Times New Roman"/>
@@ -502,138 +603,9 @@
           <w:sz w:val="24"/>
           <w:szCs w:val="24"/>
         </w:rPr>
-        <w:t xml:space="preserve"> for Traffic Accident Severity</w:t>
-      </w:r>
-    </w:p>
-    <w:p>
-      <w:pPr>
-        <w:spacing w:before="80" w:after="80"/>
-        <w:rPr>
-          <w:color w:val="000000" w:themeColor="text1"/>
-        </w:rPr>
-      </w:pPr>
-      <w:r>
-        <w:rPr>
-          <w:b/>
-          <w:bCs/>
-          <w:color w:val="000000" w:themeColor="text1"/>
-        </w:rPr>
-        <w:t xml:space="preserve">Problem: </w:t>
-      </w:r>
-      <w:r>
-        <w:rPr>
-          <w:color w:val="000000" w:themeColor="text1"/>
-        </w:rPr>
-        <w:t>Existing models struggled with high-dimensional, imbalanced crash data and produced poor recall for rare fatal outcomes.</w:t>
-      </w:r>
-    </w:p>
-    <w:p>
-      <w:pPr>
-        <w:spacing w:before="60" w:after="60"/>
-        <w:rPr>
-          <w:color w:val="000000" w:themeColor="text1"/>
-        </w:rPr>
-      </w:pPr>
-      <w:r>
-        <w:rPr>
-          <w:b/>
-          <w:bCs/>
-          <w:color w:val="000000" w:themeColor="text1"/>
-        </w:rPr>
-        <w:t xml:space="preserve">Methods: </w:t>
-      </w:r>
-      <w:proofErr w:type="spellStart"/>
-      <w:r>
-        <w:rPr>
-          <w:color w:val="000000" w:themeColor="text1"/>
-        </w:rPr>
-        <w:t>XGBoost</w:t>
-      </w:r>
-      <w:proofErr w:type="spellEnd"/>
-      <w:r>
-        <w:rPr>
-          <w:color w:val="000000" w:themeColor="text1"/>
-        </w:rPr>
-        <w:t xml:space="preserve"> with SMOTE oversampling and grid search hyperparameter tuning.</w:t>
-      </w:r>
-    </w:p>
-    <w:p>
-      <w:pPr>
-        <w:spacing w:before="60" w:after="60"/>
-        <w:rPr>
-          <w:color w:val="000000" w:themeColor="text1"/>
-        </w:rPr>
-      </w:pPr>
-      <w:r>
-        <w:rPr>
-          <w:b/>
-          <w:bCs/>
-          <w:color w:val="000000" w:themeColor="text1"/>
-        </w:rPr>
-        <w:t xml:space="preserve">Key Findings: </w:t>
-      </w:r>
-      <w:proofErr w:type="spellStart"/>
-      <w:r>
-        <w:rPr>
-          <w:color w:val="000000" w:themeColor="text1"/>
-        </w:rPr>
-        <w:t>XGBoost</w:t>
-      </w:r>
-      <w:proofErr w:type="spellEnd"/>
-      <w:r>
-        <w:rPr>
-          <w:color w:val="000000" w:themeColor="text1"/>
-        </w:rPr>
-        <w:t xml:space="preserve"> with SMOTE achieved AUC of 0.87 and significantly outperformed Logistic Regression. Top features included driver age, lighting conditions, road type, and speed limit.</w:t>
-      </w:r>
-    </w:p>
-    <w:p>
-      <w:pPr>
-        <w:spacing w:before="60" w:after="160"/>
-        <w:rPr>
-          <w:color w:val="000000" w:themeColor="text1"/>
-        </w:rPr>
-      </w:pPr>
-      <w:r>
-        <w:rPr>
-          <w:b/>
-          <w:bCs/>
-          <w:color w:val="000000" w:themeColor="text1"/>
-        </w:rPr>
-        <w:t xml:space="preserve">Relevance: </w:t>
-      </w:r>
-      <w:r>
-        <w:rPr>
-          <w:color w:val="000000" w:themeColor="text1"/>
-        </w:rPr>
-        <w:t xml:space="preserve">Directly informs the use of </w:t>
-      </w:r>
-      <w:proofErr w:type="spellStart"/>
-      <w:r>
-        <w:rPr>
-          <w:color w:val="000000" w:themeColor="text1"/>
-        </w:rPr>
-        <w:t>XGBoost</w:t>
-      </w:r>
-      <w:proofErr w:type="spellEnd"/>
-      <w:r>
-        <w:rPr>
-          <w:color w:val="000000" w:themeColor="text1"/>
-        </w:rPr>
-        <w:t xml:space="preserve"> and SMOTE in this project. Provides a benchmark AUC of 0.87 for comparison.</w:t>
-      </w:r>
-    </w:p>
-    <w:p>
-      <w:pPr>
-        <w:spacing w:before="60" w:after="160"/>
-        <w:rPr>
-          <w:color w:val="000000" w:themeColor="text1"/>
-        </w:rPr>
-      </w:pPr>
-    </w:p>
-    <w:p>
-      <w:pPr>
-        <w:pStyle w:val="Heading2"/>
+        <w:t xml:space="preserve">3.  Lundberg et al. (2020) </w:t>
+      </w:r>
+      <w:r>
         <w:rPr>
           <w:rFonts w:ascii="Times New Roman" w:hAnsi="Times New Roman" w:cs="Times New Roman"/>
           <w:b/>
@@ -642,7 +614,8 @@
           <w:sz w:val="24"/>
           <w:szCs w:val="24"/>
         </w:rPr>
-      </w:pPr>
+        <w:t>-</w:t>
+      </w:r>
       <w:r>
         <w:rPr>
           <w:rFonts w:ascii="Times New Roman" w:hAnsi="Times New Roman" w:cs="Times New Roman"/>
@@ -652,9 +625,109 @@
           <w:sz w:val="24"/>
           <w:szCs w:val="24"/>
         </w:rPr>
-        <w:t xml:space="preserve">3.  Lundberg et al. (2020) </w:t>
-      </w:r>
-      <w:r>
+        <w:t xml:space="preserve"> SHAP for Machine Learning Explainability</w:t>
+      </w:r>
+    </w:p>
+    <w:p>
+      <w:pPr>
+        <w:spacing w:before="80" w:after="80" w:line="276" w:lineRule="auto"/>
+        <w:rPr>
+          <w:color w:val="000000" w:themeColor="text1"/>
+        </w:rPr>
+      </w:pPr>
+      <w:r>
+        <w:rPr>
+          <w:b/>
+          <w:bCs/>
+          <w:color w:val="000000" w:themeColor="text1"/>
+        </w:rPr>
+        <w:t xml:space="preserve">Problem: </w:t>
+      </w:r>
+      <w:r>
+        <w:rPr>
+          <w:color w:val="000000" w:themeColor="text1"/>
+        </w:rPr>
+        <w:t>Machine learning models produce accurate predictions but cannot explain why, limiting their usefulness for policy decisions.</w:t>
+      </w:r>
+    </w:p>
+    <w:p>
+      <w:pPr>
+        <w:spacing w:before="60" w:after="60" w:line="276" w:lineRule="auto"/>
+        <w:rPr>
+          <w:color w:val="000000" w:themeColor="text1"/>
+        </w:rPr>
+      </w:pPr>
+      <w:r>
+        <w:rPr>
+          <w:b/>
+          <w:bCs/>
+          <w:color w:val="000000" w:themeColor="text1"/>
+        </w:rPr>
+        <w:t xml:space="preserve">Methods: </w:t>
+      </w:r>
+      <w:r>
+        <w:rPr>
+          <w:color w:val="000000" w:themeColor="text1"/>
+        </w:rPr>
+        <w:t>SHAP (SHapley Additive Explanations) grounded in cooperative game theory, applied to tree-based models.</w:t>
+      </w:r>
+    </w:p>
+    <w:p>
+      <w:pPr>
+        <w:spacing w:before="60" w:after="60" w:line="276" w:lineRule="auto"/>
+        <w:rPr>
+          <w:color w:val="000000" w:themeColor="text1"/>
+        </w:rPr>
+      </w:pPr>
+      <w:r>
+        <w:rPr>
+          <w:b/>
+          <w:bCs/>
+          <w:color w:val="000000" w:themeColor="text1"/>
+        </w:rPr>
+        <w:t xml:space="preserve">Key Findings: </w:t>
+      </w:r>
+      <w:r>
+        <w:rPr>
+          <w:color w:val="000000" w:themeColor="text1"/>
+        </w:rPr>
+        <w:t>SHAP provides theoretically consistent global and local explanations, capturing interaction effects between features.</w:t>
+      </w:r>
+    </w:p>
+    <w:p>
+      <w:pPr>
+        <w:spacing w:before="60" w:after="160" w:line="276" w:lineRule="auto"/>
+        <w:rPr>
+          <w:color w:val="000000" w:themeColor="text1"/>
+        </w:rPr>
+      </w:pPr>
+      <w:r>
+        <w:rPr>
+          <w:b/>
+          <w:bCs/>
+          <w:color w:val="000000" w:themeColor="text1"/>
+        </w:rPr>
+        <w:t xml:space="preserve">Relevance: </w:t>
+      </w:r>
+      <w:r>
+        <w:rPr>
+          <w:color w:val="000000" w:themeColor="text1"/>
+        </w:rPr>
+        <w:t>Foundational paper for the explainability component of this project.</w:t>
+      </w:r>
+    </w:p>
+    <w:p>
+      <w:pPr>
+        <w:spacing w:before="60" w:after="160" w:line="276" w:lineRule="auto"/>
+        <w:rPr>
+          <w:color w:val="000000" w:themeColor="text1"/>
+        </w:rPr>
+      </w:pPr>
+    </w:p>
+    <w:p>
+      <w:pPr>
+        <w:pStyle w:val="Heading2"/>
+        <w:spacing w:line="276" w:lineRule="auto"/>
         <w:rPr>
           <w:rFonts w:ascii="Times New Roman" w:hAnsi="Times New Roman" w:cs="Times New Roman"/>
           <w:b/>
@@ -663,8 +736,7 @@
           <w:sz w:val="24"/>
           <w:szCs w:val="24"/>
         </w:rPr>
-        <w:t>-</w:t>
-      </w:r>
+      </w:pPr>
       <w:r>
         <w:rPr>
           <w:rFonts w:ascii="Times New Roman" w:hAnsi="Times New Roman" w:cs="Times New Roman"/>
@@ -674,122 +746,9 @@
           <w:sz w:val="24"/>
           <w:szCs w:val="24"/>
         </w:rPr>
-        <w:t xml:space="preserve"> SHAP for Machine Learning Explainability</w:t>
-      </w:r>
-    </w:p>
-    <w:p>
-      <w:pPr>
-        <w:spacing w:before="80" w:after="80"/>
-        <w:rPr>
-          <w:color w:val="000000" w:themeColor="text1"/>
-        </w:rPr>
-      </w:pPr>
-      <w:r>
-        <w:rPr>
-          <w:b/>
-          <w:bCs/>
-          <w:color w:val="000000" w:themeColor="text1"/>
-        </w:rPr>
-        <w:t xml:space="preserve">Problem: </w:t>
-      </w:r>
-      <w:r>
-        <w:rPr>
-          <w:color w:val="000000" w:themeColor="text1"/>
-        </w:rPr>
-        <w:t>Machine learning models produce accurate predictions but cannot explain why, limiting their usefulness for policy decisions.</w:t>
-      </w:r>
-    </w:p>
-    <w:p>
-      <w:pPr>
-        <w:spacing w:before="60" w:after="60"/>
-        <w:rPr>
-          <w:color w:val="000000" w:themeColor="text1"/>
-        </w:rPr>
-      </w:pPr>
-      <w:r>
-        <w:rPr>
-          <w:b/>
-          <w:bCs/>
-          <w:color w:val="000000" w:themeColor="text1"/>
-        </w:rPr>
-        <w:t xml:space="preserve">Methods: </w:t>
-      </w:r>
-      <w:r>
-        <w:rPr>
-          <w:color w:val="000000" w:themeColor="text1"/>
-        </w:rPr>
-        <w:t>SHAP (</w:t>
-      </w:r>
-      <w:proofErr w:type="spellStart"/>
-      <w:r>
-        <w:rPr>
-          <w:color w:val="000000" w:themeColor="text1"/>
-        </w:rPr>
-        <w:t>SHapley</w:t>
-      </w:r>
-      <w:proofErr w:type="spellEnd"/>
-      <w:r>
-        <w:rPr>
-          <w:color w:val="000000" w:themeColor="text1"/>
-        </w:rPr>
-        <w:t xml:space="preserve"> Additive Explanations) grounded in cooperative game theory, applied to tree-based models.</w:t>
-      </w:r>
-    </w:p>
-    <w:p>
-      <w:pPr>
-        <w:spacing w:before="60" w:after="60"/>
-        <w:rPr>
-          <w:color w:val="000000" w:themeColor="text1"/>
-        </w:rPr>
-      </w:pPr>
-      <w:r>
-        <w:rPr>
-          <w:b/>
-          <w:bCs/>
-          <w:color w:val="000000" w:themeColor="text1"/>
-        </w:rPr>
-        <w:t xml:space="preserve">Key Findings: </w:t>
-      </w:r>
-      <w:r>
-        <w:rPr>
-          <w:color w:val="000000" w:themeColor="text1"/>
-        </w:rPr>
-        <w:t>SHAP provides theoretically consistent global and local explanations, capturing interaction effects between features.</w:t>
-      </w:r>
-    </w:p>
-    <w:p>
-      <w:pPr>
-        <w:spacing w:before="60" w:after="160"/>
-        <w:rPr>
-          <w:color w:val="000000" w:themeColor="text1"/>
-        </w:rPr>
-      </w:pPr>
-      <w:r>
-        <w:rPr>
-          <w:b/>
-          <w:bCs/>
-          <w:color w:val="000000" w:themeColor="text1"/>
-        </w:rPr>
-        <w:t xml:space="preserve">Relevance: </w:t>
-      </w:r>
-      <w:r>
-        <w:rPr>
-          <w:color w:val="000000" w:themeColor="text1"/>
-        </w:rPr>
-        <w:t>Foundational paper for the explainability component of this project.</w:t>
-      </w:r>
-    </w:p>
-    <w:p>
-      <w:pPr>
-        <w:spacing w:before="60" w:after="160"/>
-        <w:rPr>
-          <w:color w:val="000000" w:themeColor="text1"/>
-        </w:rPr>
-      </w:pPr>
-    </w:p>
-    <w:p>
-      <w:pPr>
-        <w:pStyle w:val="Heading2"/>
+        <w:t xml:space="preserve">4.  Xie and Yan (2008) </w:t>
+      </w:r>
+      <w:r>
         <w:rPr>
           <w:rFonts w:ascii="Times New Roman" w:hAnsi="Times New Roman" w:cs="Times New Roman"/>
           <w:b/>
@@ -798,7 +757,8 @@
           <w:sz w:val="24"/>
           <w:szCs w:val="24"/>
         </w:rPr>
-      </w:pPr>
+        <w:t>-</w:t>
+      </w:r>
       <w:r>
         <w:rPr>
           <w:rFonts w:ascii="Times New Roman" w:hAnsi="Times New Roman" w:cs="Times New Roman"/>
@@ -808,10 +768,110 @@
           <w:sz w:val="24"/>
           <w:szCs w:val="24"/>
         </w:rPr>
+        <w:t xml:space="preserve"> Spatial Analysis of Traffic Accidents</w:t>
+      </w:r>
+    </w:p>
+    <w:p>
+      <w:pPr>
+        <w:spacing w:before="80" w:after="80" w:line="276" w:lineRule="auto"/>
+        <w:rPr>
+          <w:color w:val="000000" w:themeColor="text1"/>
+        </w:rPr>
+      </w:pPr>
+      <w:r>
+        <w:rPr>
+          <w:b/>
+          <w:bCs/>
+          <w:color w:val="000000" w:themeColor="text1"/>
+        </w:rPr>
+        <w:t xml:space="preserve">Problem: </w:t>
+      </w:r>
+      <w:r>
+        <w:rPr>
+          <w:color w:val="000000" w:themeColor="text1"/>
+        </w:rPr>
+        <w:t>Accidents tend to cluster spatially, and identifying these clusters could help direct safety interventions.</w:t>
+      </w:r>
+    </w:p>
+    <w:p>
+      <w:pPr>
+        <w:spacing w:before="60" w:after="60" w:line="276" w:lineRule="auto"/>
+        <w:rPr>
+          <w:color w:val="000000" w:themeColor="text1"/>
+        </w:rPr>
+      </w:pPr>
+      <w:r>
+        <w:rPr>
+          <w:b/>
+          <w:bCs/>
+          <w:color w:val="000000" w:themeColor="text1"/>
+        </w:rPr>
+        <w:t xml:space="preserve">Methods: </w:t>
+      </w:r>
+      <w:r>
+        <w:rPr>
+          <w:color w:val="000000" w:themeColor="text1"/>
+        </w:rPr>
+        <w:t>Kernel Density Estimation and network-based spatial analysis using GIS.</w:t>
+      </w:r>
+    </w:p>
+    <w:p>
+      <w:pPr>
+        <w:spacing w:before="60" w:after="60" w:line="276" w:lineRule="auto"/>
+        <w:rPr>
+          <w:color w:val="000000" w:themeColor="text1"/>
+        </w:rPr>
+      </w:pPr>
+      <w:r>
+        <w:rPr>
+          <w:b/>
+          <w:bCs/>
+          <w:color w:val="000000" w:themeColor="text1"/>
+        </w:rPr>
         <w:lastRenderedPageBreak/>
-        <w:t xml:space="preserve">4.  Xie and Yan (2008) </w:t>
-      </w:r>
-      <w:r>
+        <w:t xml:space="preserve">Key Findings: </w:t>
+      </w:r>
+      <w:r>
+        <w:rPr>
+          <w:color w:val="000000" w:themeColor="text1"/>
+        </w:rPr>
+        <w:t>Density-based methods successfully identified high-risk corridors not apparent from tabular analysis.</w:t>
+      </w:r>
+    </w:p>
+    <w:p>
+      <w:pPr>
+        <w:spacing w:before="60" w:after="160" w:line="276" w:lineRule="auto"/>
+        <w:rPr>
+          <w:color w:val="000000" w:themeColor="text1"/>
+        </w:rPr>
+      </w:pPr>
+      <w:r>
+        <w:rPr>
+          <w:b/>
+          <w:bCs/>
+          <w:color w:val="000000" w:themeColor="text1"/>
+        </w:rPr>
+        <w:t xml:space="preserve">Relevance: </w:t>
+      </w:r>
+      <w:r>
+        <w:rPr>
+          <w:color w:val="000000" w:themeColor="text1"/>
+        </w:rPr>
+        <w:t>Supports the use of DBSCAN spatial clustering for hotspot identification in this project.</w:t>
+      </w:r>
+    </w:p>
+    <w:p>
+      <w:pPr>
+        <w:spacing w:before="60" w:after="160" w:line="276" w:lineRule="auto"/>
+        <w:rPr>
+          <w:color w:val="000000" w:themeColor="text1"/>
+        </w:rPr>
+      </w:pPr>
+    </w:p>
+    <w:p>
+      <w:pPr>
+        <w:pStyle w:val="Heading2"/>
+        <w:spacing w:line="276" w:lineRule="auto"/>
         <w:rPr>
           <w:rFonts w:ascii="Times New Roman" w:hAnsi="Times New Roman" w:cs="Times New Roman"/>
           <w:b/>
@@ -820,8 +880,7 @@
           <w:sz w:val="24"/>
           <w:szCs w:val="24"/>
         </w:rPr>
-        <w:t>-</w:t>
-      </w:r>
+      </w:pPr>
       <w:r>
         <w:rPr>
           <w:rFonts w:ascii="Times New Roman" w:hAnsi="Times New Roman" w:cs="Times New Roman"/>
@@ -831,108 +890,9 @@
           <w:sz w:val="24"/>
           <w:szCs w:val="24"/>
         </w:rPr>
-        <w:t xml:space="preserve"> Spatial Analysis of Traffic Accidents</w:t>
-      </w:r>
-    </w:p>
-    <w:p>
-      <w:pPr>
-        <w:spacing w:before="80" w:after="80"/>
-        <w:rPr>
-          <w:color w:val="000000" w:themeColor="text1"/>
-        </w:rPr>
-      </w:pPr>
-      <w:r>
-        <w:rPr>
-          <w:b/>
-          <w:bCs/>
-          <w:color w:val="000000" w:themeColor="text1"/>
-        </w:rPr>
-        <w:t xml:space="preserve">Problem: </w:t>
-      </w:r>
-      <w:r>
-        <w:rPr>
-          <w:color w:val="000000" w:themeColor="text1"/>
-        </w:rPr>
-        <w:t>Accidents tend to cluster spatially, and identifying these clusters could help direct safety interventions.</w:t>
-      </w:r>
-    </w:p>
-    <w:p>
-      <w:pPr>
-        <w:spacing w:before="60" w:after="60"/>
-        <w:rPr>
-          <w:color w:val="000000" w:themeColor="text1"/>
-        </w:rPr>
-      </w:pPr>
-      <w:r>
-        <w:rPr>
-          <w:b/>
-          <w:bCs/>
-          <w:color w:val="000000" w:themeColor="text1"/>
-        </w:rPr>
-        <w:t xml:space="preserve">Methods: </w:t>
-      </w:r>
-      <w:r>
-        <w:rPr>
-          <w:color w:val="000000" w:themeColor="text1"/>
-        </w:rPr>
-        <w:t>Kernel Density Estimation and network-based spatial analysis using GIS.</w:t>
-      </w:r>
-    </w:p>
-    <w:p>
-      <w:pPr>
-        <w:spacing w:before="60" w:after="60"/>
-        <w:rPr>
-          <w:color w:val="000000" w:themeColor="text1"/>
-        </w:rPr>
-      </w:pPr>
-      <w:r>
-        <w:rPr>
-          <w:b/>
-          <w:bCs/>
-          <w:color w:val="000000" w:themeColor="text1"/>
-        </w:rPr>
-        <w:t xml:space="preserve">Key Findings: </w:t>
-      </w:r>
-      <w:r>
-        <w:rPr>
-          <w:color w:val="000000" w:themeColor="text1"/>
-        </w:rPr>
-        <w:t>Density-based methods successfully identified high-risk corridors not apparent from tabular analysis.</w:t>
-      </w:r>
-    </w:p>
-    <w:p>
-      <w:pPr>
-        <w:spacing w:before="60" w:after="160"/>
-        <w:rPr>
-          <w:color w:val="000000" w:themeColor="text1"/>
-        </w:rPr>
-      </w:pPr>
-      <w:r>
-        <w:rPr>
-          <w:b/>
-          <w:bCs/>
-          <w:color w:val="000000" w:themeColor="text1"/>
-        </w:rPr>
-        <w:t xml:space="preserve">Relevance: </w:t>
-      </w:r>
-      <w:r>
-        <w:rPr>
-          <w:color w:val="000000" w:themeColor="text1"/>
-        </w:rPr>
-        <w:t>Supports the use of DBSCAN spatial clustering for hotspot identification in this project.</w:t>
-      </w:r>
-    </w:p>
-    <w:p>
-      <w:pPr>
-        <w:spacing w:before="60" w:after="160"/>
-        <w:rPr>
-          <w:color w:val="000000" w:themeColor="text1"/>
-        </w:rPr>
-      </w:pPr>
-    </w:p>
-    <w:p>
-      <w:pPr>
-        <w:pStyle w:val="Heading2"/>
+        <w:t xml:space="preserve">5.  Sheykhfard et al. (2021) </w:t>
+      </w:r>
+      <w:r>
         <w:rPr>
           <w:rFonts w:ascii="Times New Roman" w:hAnsi="Times New Roman" w:cs="Times New Roman"/>
           <w:b/>
@@ -941,7 +901,8 @@
           <w:sz w:val="24"/>
           <w:szCs w:val="24"/>
         </w:rPr>
-      </w:pPr>
+        <w:t>-</w:t>
+      </w:r>
       <w:r>
         <w:rPr>
           <w:rFonts w:ascii="Times New Roman" w:hAnsi="Times New Roman" w:cs="Times New Roman"/>
@@ -951,10 +912,109 @@
           <w:sz w:val="24"/>
           <w:szCs w:val="24"/>
         </w:rPr>
-        <w:t xml:space="preserve">5.  </w:t>
-      </w:r>
-      <w:proofErr w:type="spellStart"/>
-      <w:r>
+        <w:t xml:space="preserve"> Gradient Boosting for Injury Severity</w:t>
+      </w:r>
+    </w:p>
+    <w:p>
+      <w:pPr>
+        <w:spacing w:before="80" w:after="80" w:line="276" w:lineRule="auto"/>
+        <w:rPr>
+          <w:color w:val="000000" w:themeColor="text1"/>
+        </w:rPr>
+      </w:pPr>
+      <w:r>
+        <w:rPr>
+          <w:b/>
+          <w:bCs/>
+          <w:color w:val="000000" w:themeColor="text1"/>
+        </w:rPr>
+        <w:t xml:space="preserve">Problem: </w:t>
+      </w:r>
+      <w:r>
+        <w:rPr>
+          <w:color w:val="000000" w:themeColor="text1"/>
+        </w:rPr>
+        <w:t>Conventional models assume linear relationships which limits predictive capacity for complex crash data.</w:t>
+      </w:r>
+    </w:p>
+    <w:p>
+      <w:pPr>
+        <w:spacing w:before="60" w:after="60" w:line="276" w:lineRule="auto"/>
+        <w:rPr>
+          <w:color w:val="000000" w:themeColor="text1"/>
+        </w:rPr>
+      </w:pPr>
+      <w:r>
+        <w:rPr>
+          <w:b/>
+          <w:bCs/>
+          <w:color w:val="000000" w:themeColor="text1"/>
+        </w:rPr>
+        <w:t xml:space="preserve">Methods: </w:t>
+      </w:r>
+      <w:r>
+        <w:rPr>
+          <w:color w:val="000000" w:themeColor="text1"/>
+        </w:rPr>
+        <w:t>Gradient Boosting Machines compared with Logistic Regression and Neural Networks on rural road crash data.</w:t>
+      </w:r>
+    </w:p>
+    <w:p>
+      <w:pPr>
+        <w:spacing w:before="60" w:after="60" w:line="276" w:lineRule="auto"/>
+        <w:rPr>
+          <w:color w:val="000000" w:themeColor="text1"/>
+        </w:rPr>
+      </w:pPr>
+      <w:r>
+        <w:rPr>
+          <w:b/>
+          <w:bCs/>
+          <w:color w:val="000000" w:themeColor="text1"/>
+        </w:rPr>
+        <w:t xml:space="preserve">Key Findings: </w:t>
+      </w:r>
+      <w:r>
+        <w:rPr>
+          <w:color w:val="000000" w:themeColor="text1"/>
+        </w:rPr>
+        <w:t>GBM outperformed both alternatives. Seatbelt usage, speed, and road curvature were top predictors.</w:t>
+      </w:r>
+    </w:p>
+    <w:p>
+      <w:pPr>
+        <w:spacing w:before="60" w:after="160" w:line="276" w:lineRule="auto"/>
+        <w:rPr>
+          <w:color w:val="000000" w:themeColor="text1"/>
+        </w:rPr>
+      </w:pPr>
+      <w:r>
+        <w:rPr>
+          <w:b/>
+          <w:bCs/>
+          <w:color w:val="000000" w:themeColor="text1"/>
+        </w:rPr>
+        <w:t xml:space="preserve">Relevance: </w:t>
+      </w:r>
+      <w:r>
+        <w:rPr>
+          <w:color w:val="000000" w:themeColor="text1"/>
+        </w:rPr>
+        <w:t>Confirms the value of including Gradient Boosting in the model comparison pipeline.</w:t>
+      </w:r>
+    </w:p>
+    <w:p>
+      <w:pPr>
+        <w:spacing w:before="60" w:after="160" w:line="276" w:lineRule="auto"/>
+        <w:rPr>
+          <w:color w:val="000000" w:themeColor="text1"/>
+        </w:rPr>
+      </w:pPr>
+    </w:p>
+    <w:p>
+      <w:pPr>
+        <w:pStyle w:val="Heading2"/>
+        <w:spacing w:line="276" w:lineRule="auto"/>
         <w:rPr>
           <w:rFonts w:ascii="Times New Roman" w:hAnsi="Times New Roman" w:cs="Times New Roman"/>
           <w:b/>
@@ -963,9 +1023,7 @@
           <w:sz w:val="24"/>
           <w:szCs w:val="24"/>
         </w:rPr>
-        <w:t>Sheykhfard</w:t>
-      </w:r>
-      <w:proofErr w:type="spellEnd"/>
+      </w:pPr>
       <w:r>
         <w:rPr>
           <w:rFonts w:ascii="Times New Roman" w:hAnsi="Times New Roman" w:cs="Times New Roman"/>
@@ -975,7 +1033,7 @@
           <w:sz w:val="24"/>
           <w:szCs w:val="24"/>
         </w:rPr>
-        <w:t xml:space="preserve"> et al. (2021) </w:t>
+        <w:t xml:space="preserve">6.  Rezapour et al. (2020) </w:t>
       </w:r>
       <w:r>
         <w:rPr>
@@ -997,12 +1055,12 @@
           <w:sz w:val="24"/>
           <w:szCs w:val="24"/>
         </w:rPr>
-        <w:t xml:space="preserve"> Gradient Boosting for Injury Severity</w:t>
-      </w:r>
-    </w:p>
-    <w:p>
-      <w:pPr>
-        <w:spacing w:before="80" w:after="80"/>
+        <w:t xml:space="preserve"> Weather Data Integration with ML</w:t>
+      </w:r>
+    </w:p>
+    <w:p>
+      <w:pPr>
+        <w:spacing w:before="80" w:after="80" w:line="276" w:lineRule="auto"/>
         <w:rPr>
           <w:color w:val="000000" w:themeColor="text1"/>
         </w:rPr>
@@ -1019,12 +1077,12 @@
         <w:rPr>
           <w:color w:val="000000" w:themeColor="text1"/>
         </w:rPr>
-        <w:t>Conventional models assume linear relationships which limits predictive capacity for complex crash data.</w:t>
-      </w:r>
-    </w:p>
-    <w:p>
-      <w:pPr>
-        <w:spacing w:before="60" w:after="60"/>
+        <w:t>Most models ignore ambient environmental conditions at the time of the crash.</w:t>
+      </w:r>
+    </w:p>
+    <w:p>
+      <w:pPr>
+        <w:spacing w:before="60" w:after="60" w:line="276" w:lineRule="auto"/>
         <w:rPr>
           <w:color w:val="000000" w:themeColor="text1"/>
         </w:rPr>
@@ -1041,12 +1099,12 @@
         <w:rPr>
           <w:color w:val="000000" w:themeColor="text1"/>
         </w:rPr>
-        <w:t>Gradient Boosting Machines compared with Logistic Regression and Neural Networks on rural road crash data.</w:t>
-      </w:r>
-    </w:p>
-    <w:p>
-      <w:pPr>
-        <w:spacing w:before="60" w:after="60"/>
+        <w:t>Random Forest and Logistic Regression trained on crash and weather merged datasets.</w:t>
+      </w:r>
+    </w:p>
+    <w:p>
+      <w:pPr>
+        <w:spacing w:before="60" w:after="60" w:line="276" w:lineRule="auto"/>
         <w:rPr>
           <w:color w:val="000000" w:themeColor="text1"/>
         </w:rPr>
@@ -1063,12 +1121,12 @@
         <w:rPr>
           <w:color w:val="000000" w:themeColor="text1"/>
         </w:rPr>
-        <w:t>GBM outperformed both alternatives. Seatbelt usage, speed, and road curvature were top predictors.</w:t>
-      </w:r>
-    </w:p>
-    <w:p>
-      <w:pPr>
-        <w:spacing w:before="60" w:after="160"/>
+        <w:t>Integrating weather data improved accuracy by 4-6%. Rainfall and low visibility were top 5 predictors.</w:t>
+      </w:r>
+    </w:p>
+    <w:p>
+      <w:pPr>
+        <w:spacing w:before="60" w:after="160" w:line="276" w:lineRule="auto"/>
         <w:rPr>
           <w:color w:val="000000" w:themeColor="text1"/>
         </w:rPr>
@@ -1085,12 +1143,12 @@
         <w:rPr>
           <w:color w:val="000000" w:themeColor="text1"/>
         </w:rPr>
-        <w:t>Confirms the value of including Gradient Boosting in the model comparison pipeline.</w:t>
-      </w:r>
-    </w:p>
-    <w:p>
-      <w:pPr>
-        <w:spacing w:before="60" w:after="160"/>
+        <w:t>Directly justifies the merging of collision and climate data in this project.</w:t>
+      </w:r>
+    </w:p>
+    <w:p>
+      <w:pPr>
+        <w:spacing w:before="60" w:after="160" w:line="276" w:lineRule="auto"/>
         <w:rPr>
           <w:color w:val="000000" w:themeColor="text1"/>
         </w:rPr>
@@ -1099,6 +1157,7 @@
     <w:p>
       <w:pPr>
         <w:pStyle w:val="Heading2"/>
+        <w:spacing w:line="276" w:lineRule="auto"/>
         <w:rPr>
           <w:rFonts w:ascii="Times New Roman" w:hAnsi="Times New Roman" w:cs="Times New Roman"/>
           <w:b/>
@@ -1117,7 +1176,7 @@
           <w:sz w:val="24"/>
           <w:szCs w:val="24"/>
         </w:rPr>
-        <w:t xml:space="preserve">6.  Rezapour et al. (2020) </w:t>
+        <w:t xml:space="preserve">7.  Sameen and Pradhan (2017) </w:t>
       </w:r>
       <w:r>
         <w:rPr>
@@ -1139,12 +1198,12 @@
           <w:sz w:val="24"/>
           <w:szCs w:val="24"/>
         </w:rPr>
-        <w:t xml:space="preserve"> Weather Data Integration with ML</w:t>
-      </w:r>
-    </w:p>
-    <w:p>
-      <w:pPr>
-        <w:spacing w:before="80" w:after="80"/>
+        <w:t xml:space="preserve"> Deep Learning for Accident Severity</w:t>
+      </w:r>
+    </w:p>
+    <w:p>
+      <w:pPr>
+        <w:spacing w:before="80" w:after="80" w:line="276" w:lineRule="auto"/>
         <w:rPr>
           <w:color w:val="000000" w:themeColor="text1"/>
         </w:rPr>
@@ -1161,12 +1220,12 @@
         <w:rPr>
           <w:color w:val="000000" w:themeColor="text1"/>
         </w:rPr>
-        <w:t>Most models ignore ambient environmental conditions at the time of the crash.</w:t>
-      </w:r>
-    </w:p>
-    <w:p>
-      <w:pPr>
-        <w:spacing w:before="60" w:after="60"/>
+        <w:t>Whether deep learning can improve upon ensemble methods for crash severity prediction.</w:t>
+      </w:r>
+    </w:p>
+    <w:p>
+      <w:pPr>
+        <w:spacing w:before="60" w:after="60" w:line="276" w:lineRule="auto"/>
         <w:rPr>
           <w:color w:val="000000" w:themeColor="text1"/>
         </w:rPr>
@@ -1183,12 +1242,12 @@
         <w:rPr>
           <w:color w:val="000000" w:themeColor="text1"/>
         </w:rPr>
-        <w:t>Random Forest and Logistic Regression trained on crash and weather merged datasets.</w:t>
-      </w:r>
-    </w:p>
-    <w:p>
-      <w:pPr>
-        <w:spacing w:before="60" w:after="60"/>
+        <w:t>Multi-Layer Perceptron with dropout regularization compared to Random Forest and SVM.</w:t>
+      </w:r>
+    </w:p>
+    <w:p>
+      <w:pPr>
+        <w:spacing w:before="60" w:after="60" w:line="276" w:lineRule="auto"/>
         <w:rPr>
           <w:color w:val="000000" w:themeColor="text1"/>
         </w:rPr>
@@ -1205,12 +1264,12 @@
         <w:rPr>
           <w:color w:val="000000" w:themeColor="text1"/>
         </w:rPr>
-        <w:t>Integrating weather data improved accuracy by 4-6%. Rainfall and low visibility were top 5 predictors.</w:t>
-      </w:r>
-    </w:p>
-    <w:p>
-      <w:pPr>
-        <w:spacing w:before="60" w:after="160"/>
+        <w:t>MLP achieved AUC of 0.89 vs Random Forest 0.86, but required significantly more resources and interpretability. For moderate datasets, ensemble methods provide better balance.</w:t>
+      </w:r>
+    </w:p>
+    <w:p>
+      <w:pPr>
+        <w:spacing w:before="60" w:after="160" w:line="276" w:lineRule="auto"/>
         <w:rPr>
           <w:color w:val="000000" w:themeColor="text1"/>
         </w:rPr>
@@ -1227,12 +1286,12 @@
         <w:rPr>
           <w:color w:val="000000" w:themeColor="text1"/>
         </w:rPr>
-        <w:t>Directly justifies the merging of collision and climate data in this project.</w:t>
-      </w:r>
-    </w:p>
-    <w:p>
-      <w:pPr>
-        <w:spacing w:before="60" w:after="160"/>
+        <w:t>Supports including MLP as one of five competing models while expecting ensemble methods to perform better.</w:t>
+      </w:r>
+    </w:p>
+    <w:p>
+      <w:pPr>
+        <w:spacing w:before="60" w:after="160" w:line="276" w:lineRule="auto"/>
         <w:rPr>
           <w:color w:val="000000" w:themeColor="text1"/>
         </w:rPr>
@@ -1241,6 +1300,7 @@
     <w:p>
       <w:pPr>
         <w:pStyle w:val="Heading2"/>
+        <w:spacing w:line="276" w:lineRule="auto"/>
         <w:rPr>
           <w:rFonts w:ascii="Times New Roman" w:hAnsi="Times New Roman" w:cs="Times New Roman"/>
           <w:b/>
@@ -1259,7 +1319,8 @@
           <w:sz w:val="24"/>
           <w:szCs w:val="24"/>
         </w:rPr>
-        <w:t xml:space="preserve">7.  Sameen and Pradhan (2017) </w:t>
+        <w:lastRenderedPageBreak/>
+        <w:t xml:space="preserve">8.  Al-Ghamdi (2002) </w:t>
       </w:r>
       <w:r>
         <w:rPr>
@@ -1281,12 +1342,12 @@
           <w:sz w:val="24"/>
           <w:szCs w:val="24"/>
         </w:rPr>
-        <w:t xml:space="preserve"> Deep Learning for Accident Severity</w:t>
-      </w:r>
-    </w:p>
-    <w:p>
-      <w:pPr>
-        <w:spacing w:before="80" w:after="80"/>
+        <w:t xml:space="preserve"> Logistic Regression with Geospatial Variables</w:t>
+      </w:r>
+    </w:p>
+    <w:p>
+      <w:pPr>
+        <w:spacing w:before="80" w:after="80" w:line="276" w:lineRule="auto"/>
         <w:rPr>
           <w:color w:val="000000" w:themeColor="text1"/>
         </w:rPr>
@@ -1303,12 +1364,12 @@
         <w:rPr>
           <w:color w:val="000000" w:themeColor="text1"/>
         </w:rPr>
-        <w:t>Whether deep learning can improve upon ensemble methods for crash severity prediction.</w:t>
-      </w:r>
-    </w:p>
-    <w:p>
-      <w:pPr>
-        <w:spacing w:before="60" w:after="60"/>
+        <w:t>Understanding whether location-based variables contribute to accident severity beyond individual driver behaviour.</w:t>
+      </w:r>
+    </w:p>
+    <w:p>
+      <w:pPr>
+        <w:spacing w:before="60" w:after="60" w:line="276" w:lineRule="auto"/>
         <w:rPr>
           <w:color w:val="000000" w:themeColor="text1"/>
         </w:rPr>
@@ -1325,12 +1386,12 @@
         <w:rPr>
           <w:color w:val="000000" w:themeColor="text1"/>
         </w:rPr>
-        <w:t>Multi-Layer Perceptron with dropout regularization compared to Random Forest and SVM.</w:t>
-      </w:r>
-    </w:p>
-    <w:p>
-      <w:pPr>
-        <w:spacing w:before="60" w:after="60"/>
+        <w:t>Multinomial Logistic Regression with road type, intersection type, speed zone, and school zone variables.</w:t>
+      </w:r>
+    </w:p>
+    <w:p>
+      <w:pPr>
+        <w:spacing w:before="60" w:after="60" w:line="276" w:lineRule="auto"/>
         <w:rPr>
           <w:color w:val="000000" w:themeColor="text1"/>
         </w:rPr>
@@ -1347,26 +1408,12 @@
         <w:rPr>
           <w:color w:val="000000" w:themeColor="text1"/>
         </w:rPr>
-        <w:t xml:space="preserve">MLP achieved AUC of 0.89 vs Random Forest </w:t>
-      </w:r>
-      <w:proofErr w:type="gramStart"/>
-      <w:r>
-        <w:rPr>
-          <w:color w:val="000000" w:themeColor="text1"/>
-        </w:rPr>
-        <w:t>0.86, but</w:t>
-      </w:r>
-      <w:proofErr w:type="gramEnd"/>
-      <w:r>
-        <w:rPr>
-          <w:color w:val="000000" w:themeColor="text1"/>
-        </w:rPr>
-        <w:t xml:space="preserve"> required significantly more resources and interpretability. For moderate datasets, ensemble methods provide better balance.</w:t>
-      </w:r>
-    </w:p>
-    <w:p>
-      <w:pPr>
-        <w:spacing w:before="60" w:after="160"/>
+        <w:t>Highway accidents were significantly more likely to result in fatalities. Poor lighting contributed to higher severity. Established Logistic Regression as a useful baseline.</w:t>
+      </w:r>
+    </w:p>
+    <w:p>
+      <w:pPr>
+        <w:spacing w:before="60" w:after="160" w:line="276" w:lineRule="auto"/>
         <w:rPr>
           <w:color w:val="000000" w:themeColor="text1"/>
         </w:rPr>
@@ -1383,12 +1430,12 @@
         <w:rPr>
           <w:color w:val="000000" w:themeColor="text1"/>
         </w:rPr>
-        <w:t>Supports including MLP as one of five competing models while expecting ensemble methods to perform better.</w:t>
-      </w:r>
-    </w:p>
-    <w:p>
-      <w:pPr>
-        <w:spacing w:before="60" w:after="160"/>
+        <w:t>Reinforces the use of Logistic Regression as a baseline and inclusion of neighbourhood and GPS-based spatial features.</w:t>
+      </w:r>
+    </w:p>
+    <w:p>
+      <w:pPr>
+        <w:spacing w:before="60" w:after="160" w:line="276" w:lineRule="auto"/>
         <w:rPr>
           <w:color w:val="000000" w:themeColor="text1"/>
         </w:rPr>
@@ -1397,13 +1444,12 @@
     <w:p>
       <w:pPr>
         <w:pStyle w:val="Heading2"/>
+        <w:spacing w:line="276" w:lineRule="auto"/>
         <w:rPr>
           <w:rFonts w:ascii="Times New Roman" w:hAnsi="Times New Roman" w:cs="Times New Roman"/>
           <w:b/>
           <w:bCs/>
           <w:color w:val="000000" w:themeColor="text1"/>
-          <w:sz w:val="24"/>
-          <w:szCs w:val="24"/>
         </w:rPr>
       </w:pPr>
       <w:r>
@@ -1412,154 +1458,13 @@
           <w:b/>
           <w:bCs/>
           <w:color w:val="000000" w:themeColor="text1"/>
-          <w:sz w:val="24"/>
-          <w:szCs w:val="24"/>
-        </w:rPr>
-        <w:lastRenderedPageBreak/>
-        <w:t xml:space="preserve">8.  Al-Ghamdi (2002) </w:t>
-      </w:r>
-      <w:r>
-        <w:rPr>
-          <w:rFonts w:ascii="Times New Roman" w:hAnsi="Times New Roman" w:cs="Times New Roman"/>
-          <w:b/>
-          <w:bCs/>
-          <w:color w:val="000000" w:themeColor="text1"/>
-          <w:sz w:val="24"/>
-          <w:szCs w:val="24"/>
-        </w:rPr>
-        <w:t>-</w:t>
-      </w:r>
-      <w:r>
-        <w:rPr>
-          <w:rFonts w:ascii="Times New Roman" w:hAnsi="Times New Roman" w:cs="Times New Roman"/>
-          <w:b/>
-          <w:bCs/>
-          <w:color w:val="000000" w:themeColor="text1"/>
-          <w:sz w:val="24"/>
-          <w:szCs w:val="24"/>
-        </w:rPr>
-        <w:t xml:space="preserve"> Logistic Regression with Geospatial Variables</w:t>
-      </w:r>
-    </w:p>
-    <w:p>
-      <w:pPr>
-        <w:spacing w:before="80" w:after="80"/>
-        <w:rPr>
-          <w:color w:val="000000" w:themeColor="text1"/>
-        </w:rPr>
-      </w:pPr>
-      <w:r>
-        <w:rPr>
-          <w:b/>
-          <w:bCs/>
-          <w:color w:val="000000" w:themeColor="text1"/>
-        </w:rPr>
-        <w:t xml:space="preserve">Problem: </w:t>
-      </w:r>
-      <w:r>
-        <w:rPr>
-          <w:color w:val="000000" w:themeColor="text1"/>
-        </w:rPr>
-        <w:t>Understanding whether location-based variables contribute to accident severity beyond individual driver behaviour.</w:t>
-      </w:r>
-    </w:p>
-    <w:p>
-      <w:pPr>
-        <w:spacing w:before="60" w:after="60"/>
-        <w:rPr>
-          <w:color w:val="000000" w:themeColor="text1"/>
-        </w:rPr>
-      </w:pPr>
-      <w:r>
-        <w:rPr>
-          <w:b/>
-          <w:bCs/>
-          <w:color w:val="000000" w:themeColor="text1"/>
-        </w:rPr>
-        <w:t xml:space="preserve">Methods: </w:t>
-      </w:r>
-      <w:r>
-        <w:rPr>
-          <w:color w:val="000000" w:themeColor="text1"/>
-        </w:rPr>
-        <w:t>Multinomial Logistic Regression with road type, intersection type, speed zone, and school zone variables.</w:t>
-      </w:r>
-    </w:p>
-    <w:p>
-      <w:pPr>
-        <w:spacing w:before="60" w:after="60"/>
-        <w:rPr>
-          <w:color w:val="000000" w:themeColor="text1"/>
-        </w:rPr>
-      </w:pPr>
-      <w:r>
-        <w:rPr>
-          <w:b/>
-          <w:bCs/>
-          <w:color w:val="000000" w:themeColor="text1"/>
-        </w:rPr>
-        <w:t xml:space="preserve">Key Findings: </w:t>
-      </w:r>
-      <w:r>
-        <w:rPr>
-          <w:color w:val="000000" w:themeColor="text1"/>
-        </w:rPr>
-        <w:t>Highway accidents were significantly more likely to result in fatalities. Poor lighting contributed to higher severity. Established Logistic Regression as a useful baseline.</w:t>
-      </w:r>
-    </w:p>
-    <w:p>
-      <w:pPr>
-        <w:spacing w:before="60" w:after="160"/>
-        <w:rPr>
-          <w:color w:val="000000" w:themeColor="text1"/>
-        </w:rPr>
-      </w:pPr>
-      <w:r>
-        <w:rPr>
-          <w:b/>
-          <w:bCs/>
-          <w:color w:val="000000" w:themeColor="text1"/>
-        </w:rPr>
-        <w:t xml:space="preserve">Relevance: </w:t>
-      </w:r>
-      <w:r>
-        <w:rPr>
-          <w:color w:val="000000" w:themeColor="text1"/>
-        </w:rPr>
-        <w:t>Reinforces the use of Logistic Regression as a baseline and inclusion of neighbourhood and GPS-based spatial features.</w:t>
-      </w:r>
-    </w:p>
-    <w:p>
-      <w:pPr>
-        <w:spacing w:before="60" w:after="160"/>
-        <w:rPr>
-          <w:color w:val="000000" w:themeColor="text1"/>
-        </w:rPr>
-      </w:pPr>
-    </w:p>
-    <w:p>
-      <w:pPr>
-        <w:pStyle w:val="Heading2"/>
-        <w:rPr>
-          <w:rFonts w:ascii="Times New Roman" w:hAnsi="Times New Roman" w:cs="Times New Roman"/>
-          <w:b/>
-          <w:bCs/>
-          <w:color w:val="000000" w:themeColor="text1"/>
-        </w:rPr>
-      </w:pPr>
-      <w:r>
-        <w:rPr>
-          <w:rFonts w:ascii="Times New Roman" w:hAnsi="Times New Roman" w:cs="Times New Roman"/>
-          <w:b/>
-          <w:bCs/>
-          <w:color w:val="000000" w:themeColor="text1"/>
         </w:rPr>
         <w:t>Research Gaps and Contribution of This Study</w:t>
       </w:r>
     </w:p>
     <w:p>
       <w:pPr>
-        <w:spacing w:before="80" w:after="120"/>
+        <w:spacing w:before="80" w:after="120" w:line="276" w:lineRule="auto"/>
         <w:rPr>
           <w:color w:val="000000" w:themeColor="text1"/>
         </w:rPr>
@@ -1578,7 +1483,7 @@
           <w:ilvl w:val="0"/>
           <w:numId w:val="1"/>
         </w:numPr>
-        <w:spacing w:before="80" w:after="60"/>
+        <w:spacing w:before="80" w:after="60" w:line="276" w:lineRule="auto"/>
         <w:contextualSpacing w:val="0"/>
         <w:rPr>
           <w:color w:val="000000" w:themeColor="text1"/>
@@ -1598,7 +1503,7 @@
           <w:ilvl w:val="0"/>
           <w:numId w:val="1"/>
         </w:numPr>
-        <w:spacing w:before="60" w:after="60"/>
+        <w:spacing w:before="60" w:after="60" w:line="276" w:lineRule="auto"/>
         <w:contextualSpacing w:val="0"/>
         <w:rPr>
           <w:color w:val="000000" w:themeColor="text1"/>
@@ -1618,7 +1523,7 @@
           <w:ilvl w:val="0"/>
           <w:numId w:val="1"/>
         </w:numPr>
-        <w:spacing w:before="60" w:after="60"/>
+        <w:spacing w:before="60" w:after="60" w:line="276" w:lineRule="auto"/>
         <w:contextualSpacing w:val="0"/>
         <w:rPr>
           <w:color w:val="000000" w:themeColor="text1"/>
@@ -1638,7 +1543,7 @@
           <w:ilvl w:val="0"/>
           <w:numId w:val="1"/>
         </w:numPr>
-        <w:spacing w:before="60" w:after="200"/>
+        <w:spacing w:before="60" w:after="200" w:line="276" w:lineRule="auto"/>
         <w:contextualSpacing w:val="0"/>
         <w:rPr>
           <w:color w:val="000000" w:themeColor="text1"/>
@@ -1677,7 +1582,7 @@
     </w:p>
     <w:p>
       <w:pPr>
-        <w:spacing w:before="60" w:after="200"/>
+        <w:spacing w:before="60" w:after="200" w:line="276" w:lineRule="auto"/>
         <w:rPr>
           <w:color w:val="000000" w:themeColor="text1"/>
         </w:rPr>
@@ -1686,6 +1591,7 @@
     <w:p>
       <w:pPr>
         <w:pStyle w:val="Heading1"/>
+        <w:spacing w:line="276" w:lineRule="auto"/>
         <w:rPr>
           <w:rFonts w:ascii="Times New Roman" w:hAnsi="Times New Roman" w:cs="Times New Roman"/>
           <w:b/>
@@ -1710,6 +1616,7 @@
     <w:p>
       <w:pPr>
         <w:pStyle w:val="Heading2"/>
+        <w:spacing w:line="276" w:lineRule="auto"/>
         <w:rPr>
           <w:rFonts w:ascii="Times New Roman" w:hAnsi="Times New Roman" w:cs="Times New Roman"/>
           <w:b/>
@@ -1733,7 +1640,7 @@
     </w:p>
     <w:p>
       <w:pPr>
-        <w:spacing w:before="80" w:after="80"/>
+        <w:spacing w:before="80" w:after="80" w:line="276" w:lineRule="auto"/>
         <w:rPr>
           <w:color w:val="000000" w:themeColor="text1"/>
         </w:rPr>
@@ -1767,7 +1674,7 @@
     </w:p>
     <w:p>
       <w:pPr>
-        <w:spacing w:before="60" w:after="80"/>
+        <w:spacing w:before="60" w:after="80" w:line="276" w:lineRule="auto"/>
         <w:rPr>
           <w:color w:val="000000" w:themeColor="text1"/>
         </w:rPr>
@@ -1801,7 +1708,7 @@
     </w:p>
     <w:p>
       <w:pPr>
-        <w:spacing w:before="80" w:after="120"/>
+        <w:spacing w:before="80" w:after="120" w:line="276" w:lineRule="auto"/>
         <w:rPr>
           <w:color w:val="000000" w:themeColor="text1"/>
         </w:rPr>
@@ -1815,7 +1722,7 @@
     </w:p>
     <w:p>
       <w:pPr>
-        <w:spacing w:before="80" w:after="120"/>
+        <w:spacing w:before="80" w:after="120" w:line="276" w:lineRule="auto"/>
         <w:rPr>
           <w:color w:val="000000" w:themeColor="text1"/>
         </w:rPr>
@@ -1824,6 +1731,7 @@
     <w:p>
       <w:pPr>
         <w:pStyle w:val="Heading2"/>
+        <w:spacing w:line="276" w:lineRule="auto"/>
         <w:rPr>
           <w:rFonts w:ascii="Times New Roman" w:hAnsi="Times New Roman" w:cs="Times New Roman"/>
           <w:b/>
@@ -1842,7 +1750,6 @@
           <w:sz w:val="24"/>
           <w:szCs w:val="24"/>
         </w:rPr>
-        <w:lastRenderedPageBreak/>
         <w:t>Descriptive Statistics</w:t>
       </w:r>
     </w:p>
@@ -1886,6 +1793,7 @@
           </w:tcPr>
           <w:p>
             <w:pPr>
+              <w:spacing w:line="276" w:lineRule="auto"/>
               <w:rPr>
                 <w:color w:val="000000" w:themeColor="text1"/>
               </w:rPr>
@@ -1913,6 +1821,7 @@
           </w:tcPr>
           <w:p>
             <w:pPr>
+              <w:spacing w:line="276" w:lineRule="auto"/>
               <w:rPr>
                 <w:color w:val="000000" w:themeColor="text1"/>
               </w:rPr>
@@ -1940,6 +1849,7 @@
           </w:tcPr>
           <w:p>
             <w:pPr>
+              <w:spacing w:line="276" w:lineRule="auto"/>
               <w:rPr>
                 <w:color w:val="000000" w:themeColor="text1"/>
               </w:rPr>
@@ -1967,6 +1877,7 @@
           </w:tcPr>
           <w:p>
             <w:pPr>
+              <w:spacing w:line="276" w:lineRule="auto"/>
               <w:rPr>
                 <w:color w:val="000000" w:themeColor="text1"/>
               </w:rPr>
@@ -1994,6 +1905,7 @@
           </w:tcPr>
           <w:p>
             <w:pPr>
+              <w:spacing w:line="276" w:lineRule="auto"/>
               <w:rPr>
                 <w:color w:val="000000" w:themeColor="text1"/>
               </w:rPr>
@@ -2023,6 +1935,7 @@
           </w:tcPr>
           <w:p>
             <w:pPr>
+              <w:spacing w:line="276" w:lineRule="auto"/>
               <w:rPr>
                 <w:color w:val="000000" w:themeColor="text1"/>
               </w:rPr>
@@ -2047,6 +1960,7 @@
           </w:tcPr>
           <w:p>
             <w:pPr>
+              <w:spacing w:line="276" w:lineRule="auto"/>
               <w:rPr>
                 <w:color w:val="000000" w:themeColor="text1"/>
               </w:rPr>
@@ -2071,6 +1985,7 @@
           </w:tcPr>
           <w:p>
             <w:pPr>
+              <w:spacing w:line="276" w:lineRule="auto"/>
               <w:rPr>
                 <w:color w:val="000000" w:themeColor="text1"/>
               </w:rPr>
@@ -2095,6 +2010,7 @@
           </w:tcPr>
           <w:p>
             <w:pPr>
+              <w:spacing w:line="276" w:lineRule="auto"/>
               <w:rPr>
                 <w:color w:val="000000" w:themeColor="text1"/>
               </w:rPr>
@@ -2119,6 +2035,7 @@
           </w:tcPr>
           <w:p>
             <w:pPr>
+              <w:spacing w:line="276" w:lineRule="auto"/>
               <w:rPr>
                 <w:color w:val="000000" w:themeColor="text1"/>
               </w:rPr>
@@ -2145,6 +2062,7 @@
           </w:tcPr>
           <w:p>
             <w:pPr>
+              <w:spacing w:line="276" w:lineRule="auto"/>
               <w:rPr>
                 <w:color w:val="000000" w:themeColor="text1"/>
               </w:rPr>
@@ -2169,6 +2087,7 @@
           </w:tcPr>
           <w:p>
             <w:pPr>
+              <w:spacing w:line="276" w:lineRule="auto"/>
               <w:rPr>
                 <w:color w:val="000000" w:themeColor="text1"/>
               </w:rPr>
@@ -2193,6 +2112,7 @@
           </w:tcPr>
           <w:p>
             <w:pPr>
+              <w:spacing w:line="276" w:lineRule="auto"/>
               <w:rPr>
                 <w:color w:val="000000" w:themeColor="text1"/>
               </w:rPr>
@@ -2217,6 +2137,7 @@
           </w:tcPr>
           <w:p>
             <w:pPr>
+              <w:spacing w:line="276" w:lineRule="auto"/>
               <w:rPr>
                 <w:color w:val="000000" w:themeColor="text1"/>
               </w:rPr>
@@ -2241,6 +2162,7 @@
           </w:tcPr>
           <w:p>
             <w:pPr>
+              <w:spacing w:line="276" w:lineRule="auto"/>
               <w:rPr>
                 <w:color w:val="000000" w:themeColor="text1"/>
               </w:rPr>
@@ -2267,6 +2189,7 @@
           </w:tcPr>
           <w:p>
             <w:pPr>
+              <w:spacing w:line="276" w:lineRule="auto"/>
               <w:rPr>
                 <w:color w:val="000000" w:themeColor="text1"/>
               </w:rPr>
@@ -2291,6 +2214,7 @@
           </w:tcPr>
           <w:p>
             <w:pPr>
+              <w:spacing w:line="276" w:lineRule="auto"/>
               <w:rPr>
                 <w:color w:val="000000" w:themeColor="text1"/>
               </w:rPr>
@@ -2315,6 +2239,7 @@
           </w:tcPr>
           <w:p>
             <w:pPr>
+              <w:spacing w:line="276" w:lineRule="auto"/>
               <w:rPr>
                 <w:color w:val="000000" w:themeColor="text1"/>
               </w:rPr>
@@ -2339,6 +2264,7 @@
           </w:tcPr>
           <w:p>
             <w:pPr>
+              <w:spacing w:line="276" w:lineRule="auto"/>
               <w:rPr>
                 <w:color w:val="000000" w:themeColor="text1"/>
               </w:rPr>
@@ -2363,6 +2289,7 @@
           </w:tcPr>
           <w:p>
             <w:pPr>
+              <w:spacing w:line="276" w:lineRule="auto"/>
               <w:rPr>
                 <w:color w:val="000000" w:themeColor="text1"/>
               </w:rPr>
@@ -2389,6 +2316,7 @@
           </w:tcPr>
           <w:p>
             <w:pPr>
+              <w:spacing w:line="276" w:lineRule="auto"/>
               <w:rPr>
                 <w:color w:val="000000" w:themeColor="text1"/>
               </w:rPr>
@@ -2413,6 +2341,7 @@
           </w:tcPr>
           <w:p>
             <w:pPr>
+              <w:spacing w:line="276" w:lineRule="auto"/>
               <w:rPr>
                 <w:color w:val="000000" w:themeColor="text1"/>
               </w:rPr>
@@ -2443,6 +2372,7 @@
           </w:tcPr>
           <w:p>
             <w:pPr>
+              <w:spacing w:line="276" w:lineRule="auto"/>
               <w:rPr>
                 <w:color w:val="000000" w:themeColor="text1"/>
               </w:rPr>
@@ -2473,6 +2403,7 @@
           </w:tcPr>
           <w:p>
             <w:pPr>
+              <w:spacing w:line="276" w:lineRule="auto"/>
               <w:rPr>
                 <w:color w:val="000000" w:themeColor="text1"/>
               </w:rPr>
@@ -2503,6 +2434,7 @@
           </w:tcPr>
           <w:p>
             <w:pPr>
+              <w:spacing w:line="276" w:lineRule="auto"/>
               <w:rPr>
                 <w:color w:val="000000" w:themeColor="text1"/>
               </w:rPr>
@@ -2529,6 +2461,7 @@
           </w:tcPr>
           <w:p>
             <w:pPr>
+              <w:spacing w:line="276" w:lineRule="auto"/>
               <w:rPr>
                 <w:color w:val="000000" w:themeColor="text1"/>
               </w:rPr>
@@ -2553,6 +2486,7 @@
           </w:tcPr>
           <w:p>
             <w:pPr>
+              <w:spacing w:line="276" w:lineRule="auto"/>
               <w:rPr>
                 <w:color w:val="000000" w:themeColor="text1"/>
               </w:rPr>
@@ -2577,6 +2511,7 @@
           </w:tcPr>
           <w:p>
             <w:pPr>
+              <w:spacing w:line="276" w:lineRule="auto"/>
               <w:rPr>
                 <w:color w:val="000000" w:themeColor="text1"/>
               </w:rPr>
@@ -2601,6 +2536,7 @@
           </w:tcPr>
           <w:p>
             <w:pPr>
+              <w:spacing w:line="276" w:lineRule="auto"/>
               <w:rPr>
                 <w:color w:val="000000" w:themeColor="text1"/>
               </w:rPr>
@@ -2625,6 +2561,7 @@
           </w:tcPr>
           <w:p>
             <w:pPr>
+              <w:spacing w:line="276" w:lineRule="auto"/>
               <w:rPr>
                 <w:color w:val="000000" w:themeColor="text1"/>
               </w:rPr>
@@ -2651,6 +2588,7 @@
           </w:tcPr>
           <w:p>
             <w:pPr>
+              <w:spacing w:line="276" w:lineRule="auto"/>
               <w:rPr>
                 <w:color w:val="000000" w:themeColor="text1"/>
               </w:rPr>
@@ -2675,6 +2613,7 @@
           </w:tcPr>
           <w:p>
             <w:pPr>
+              <w:spacing w:line="276" w:lineRule="auto"/>
               <w:rPr>
                 <w:color w:val="000000" w:themeColor="text1"/>
               </w:rPr>
@@ -2699,6 +2638,7 @@
           </w:tcPr>
           <w:p>
             <w:pPr>
+              <w:spacing w:line="276" w:lineRule="auto"/>
               <w:rPr>
                 <w:color w:val="000000" w:themeColor="text1"/>
               </w:rPr>
@@ -2723,6 +2663,7 @@
           </w:tcPr>
           <w:p>
             <w:pPr>
+              <w:spacing w:line="276" w:lineRule="auto"/>
               <w:rPr>
                 <w:color w:val="000000" w:themeColor="text1"/>
               </w:rPr>
@@ -2747,6 +2688,7 @@
           </w:tcPr>
           <w:p>
             <w:pPr>
+              <w:spacing w:line="276" w:lineRule="auto"/>
               <w:rPr>
                 <w:color w:val="000000" w:themeColor="text1"/>
               </w:rPr>
@@ -2773,6 +2715,7 @@
           </w:tcPr>
           <w:p>
             <w:pPr>
+              <w:spacing w:line="276" w:lineRule="auto"/>
               <w:rPr>
                 <w:color w:val="000000" w:themeColor="text1"/>
               </w:rPr>
@@ -2797,6 +2740,7 @@
           </w:tcPr>
           <w:p>
             <w:pPr>
+              <w:spacing w:line="276" w:lineRule="auto"/>
               <w:rPr>
                 <w:color w:val="000000" w:themeColor="text1"/>
               </w:rPr>
@@ -2821,6 +2765,7 @@
           </w:tcPr>
           <w:p>
             <w:pPr>
+              <w:spacing w:line="276" w:lineRule="auto"/>
               <w:rPr>
                 <w:color w:val="000000" w:themeColor="text1"/>
               </w:rPr>
@@ -2845,6 +2790,7 @@
           </w:tcPr>
           <w:p>
             <w:pPr>
+              <w:spacing w:line="276" w:lineRule="auto"/>
               <w:rPr>
                 <w:color w:val="000000" w:themeColor="text1"/>
               </w:rPr>
@@ -2869,6 +2815,7 @@
           </w:tcPr>
           <w:p>
             <w:pPr>
+              <w:spacing w:line="276" w:lineRule="auto"/>
               <w:rPr>
                 <w:color w:val="000000" w:themeColor="text1"/>
               </w:rPr>
@@ -2895,6 +2842,7 @@
           </w:tcPr>
           <w:p>
             <w:pPr>
+              <w:spacing w:line="276" w:lineRule="auto"/>
               <w:rPr>
                 <w:color w:val="000000" w:themeColor="text1"/>
               </w:rPr>
@@ -2919,6 +2867,7 @@
           </w:tcPr>
           <w:p>
             <w:pPr>
+              <w:spacing w:line="276" w:lineRule="auto"/>
               <w:rPr>
                 <w:color w:val="000000" w:themeColor="text1"/>
               </w:rPr>
@@ -2943,6 +2892,7 @@
           </w:tcPr>
           <w:p>
             <w:pPr>
+              <w:spacing w:line="276" w:lineRule="auto"/>
               <w:rPr>
                 <w:color w:val="000000" w:themeColor="text1"/>
               </w:rPr>
@@ -2967,6 +2917,7 @@
           </w:tcPr>
           <w:p>
             <w:pPr>
+              <w:spacing w:line="276" w:lineRule="auto"/>
               <w:rPr>
                 <w:color w:val="000000" w:themeColor="text1"/>
               </w:rPr>
@@ -2991,6 +2942,7 @@
           </w:tcPr>
           <w:p>
             <w:pPr>
+              <w:spacing w:line="276" w:lineRule="auto"/>
               <w:rPr>
                 <w:color w:val="000000" w:themeColor="text1"/>
               </w:rPr>
@@ -3017,6 +2969,7 @@
           </w:tcPr>
           <w:p>
             <w:pPr>
+              <w:spacing w:line="276" w:lineRule="auto"/>
               <w:rPr>
                 <w:color w:val="000000" w:themeColor="text1"/>
               </w:rPr>
@@ -3041,6 +2994,7 @@
           </w:tcPr>
           <w:p>
             <w:pPr>
+              <w:spacing w:line="276" w:lineRule="auto"/>
               <w:rPr>
                 <w:color w:val="000000" w:themeColor="text1"/>
               </w:rPr>
@@ -3065,6 +3019,7 @@
           </w:tcPr>
           <w:p>
             <w:pPr>
+              <w:spacing w:line="276" w:lineRule="auto"/>
               <w:rPr>
                 <w:color w:val="000000" w:themeColor="text1"/>
               </w:rPr>
@@ -3089,6 +3044,7 @@
           </w:tcPr>
           <w:p>
             <w:pPr>
+              <w:spacing w:line="276" w:lineRule="auto"/>
               <w:rPr>
                 <w:color w:val="000000" w:themeColor="text1"/>
               </w:rPr>
@@ -3113,6 +3069,7 @@
           </w:tcPr>
           <w:p>
             <w:pPr>
+              <w:spacing w:line="276" w:lineRule="auto"/>
               <w:rPr>
                 <w:color w:val="000000" w:themeColor="text1"/>
               </w:rPr>
@@ -3139,6 +3096,7 @@
           </w:tcPr>
           <w:p>
             <w:pPr>
+              <w:spacing w:line="276" w:lineRule="auto"/>
               <w:rPr>
                 <w:color w:val="000000" w:themeColor="text1"/>
               </w:rPr>
@@ -3163,6 +3121,7 @@
           </w:tcPr>
           <w:p>
             <w:pPr>
+              <w:spacing w:line="276" w:lineRule="auto"/>
               <w:rPr>
                 <w:color w:val="000000" w:themeColor="text1"/>
               </w:rPr>
@@ -3187,6 +3146,7 @@
           </w:tcPr>
           <w:p>
             <w:pPr>
+              <w:spacing w:line="276" w:lineRule="auto"/>
               <w:rPr>
                 <w:color w:val="000000" w:themeColor="text1"/>
               </w:rPr>
@@ -3211,6 +3171,7 @@
           </w:tcPr>
           <w:p>
             <w:pPr>
+              <w:spacing w:line="276" w:lineRule="auto"/>
               <w:rPr>
                 <w:color w:val="000000" w:themeColor="text1"/>
               </w:rPr>
@@ -3235,6 +3196,7 @@
           </w:tcPr>
           <w:p>
             <w:pPr>
+              <w:spacing w:line="276" w:lineRule="auto"/>
               <w:rPr>
                 <w:color w:val="000000" w:themeColor="text1"/>
               </w:rPr>
@@ -3261,6 +3223,7 @@
           </w:tcPr>
           <w:p>
             <w:pPr>
+              <w:spacing w:line="276" w:lineRule="auto"/>
               <w:rPr>
                 <w:color w:val="000000" w:themeColor="text1"/>
               </w:rPr>
@@ -3285,6 +3248,7 @@
           </w:tcPr>
           <w:p>
             <w:pPr>
+              <w:spacing w:line="276" w:lineRule="auto"/>
               <w:rPr>
                 <w:color w:val="000000" w:themeColor="text1"/>
               </w:rPr>
@@ -3309,6 +3273,7 @@
           </w:tcPr>
           <w:p>
             <w:pPr>
+              <w:spacing w:line="276" w:lineRule="auto"/>
               <w:rPr>
                 <w:color w:val="000000" w:themeColor="text1"/>
               </w:rPr>
@@ -3333,6 +3298,7 @@
           </w:tcPr>
           <w:p>
             <w:pPr>
+              <w:spacing w:line="276" w:lineRule="auto"/>
               <w:rPr>
                 <w:color w:val="000000" w:themeColor="text1"/>
               </w:rPr>
@@ -3357,6 +3323,7 @@
           </w:tcPr>
           <w:p>
             <w:pPr>
+              <w:spacing w:line="276" w:lineRule="auto"/>
               <w:rPr>
                 <w:color w:val="000000" w:themeColor="text1"/>
               </w:rPr>
@@ -3383,6 +3350,7 @@
           </w:tcPr>
           <w:p>
             <w:pPr>
+              <w:spacing w:line="276" w:lineRule="auto"/>
               <w:rPr>
                 <w:color w:val="000000" w:themeColor="text1"/>
               </w:rPr>
@@ -3407,6 +3375,7 @@
           </w:tcPr>
           <w:p>
             <w:pPr>
+              <w:spacing w:line="276" w:lineRule="auto"/>
               <w:rPr>
                 <w:color w:val="000000" w:themeColor="text1"/>
               </w:rPr>
@@ -3431,6 +3400,7 @@
           </w:tcPr>
           <w:p>
             <w:pPr>
+              <w:spacing w:line="276" w:lineRule="auto"/>
               <w:rPr>
                 <w:color w:val="000000" w:themeColor="text1"/>
               </w:rPr>
@@ -3455,6 +3425,7 @@
           </w:tcPr>
           <w:p>
             <w:pPr>
+              <w:spacing w:line="276" w:lineRule="auto"/>
               <w:rPr>
                 <w:color w:val="000000" w:themeColor="text1"/>
               </w:rPr>
@@ -3479,6 +3450,7 @@
           </w:tcPr>
           <w:p>
             <w:pPr>
+              <w:spacing w:line="276" w:lineRule="auto"/>
               <w:rPr>
                 <w:color w:val="000000" w:themeColor="text1"/>
               </w:rPr>
@@ -3505,6 +3477,7 @@
           </w:tcPr>
           <w:p>
             <w:pPr>
+              <w:spacing w:line="276" w:lineRule="auto"/>
               <w:rPr>
                 <w:color w:val="000000" w:themeColor="text1"/>
               </w:rPr>
@@ -3529,6 +3502,7 @@
           </w:tcPr>
           <w:p>
             <w:pPr>
+              <w:spacing w:line="276" w:lineRule="auto"/>
               <w:rPr>
                 <w:color w:val="000000" w:themeColor="text1"/>
               </w:rPr>
@@ -3553,6 +3527,7 @@
           </w:tcPr>
           <w:p>
             <w:pPr>
+              <w:spacing w:line="276" w:lineRule="auto"/>
               <w:rPr>
                 <w:color w:val="000000" w:themeColor="text1"/>
               </w:rPr>
@@ -3583,6 +3558,7 @@
           </w:tcPr>
           <w:p>
             <w:pPr>
+              <w:spacing w:line="276" w:lineRule="auto"/>
               <w:rPr>
                 <w:color w:val="000000" w:themeColor="text1"/>
               </w:rPr>
@@ -3607,6 +3583,7 @@
           </w:tcPr>
           <w:p>
             <w:pPr>
+              <w:spacing w:line="276" w:lineRule="auto"/>
               <w:rPr>
                 <w:color w:val="000000" w:themeColor="text1"/>
               </w:rPr>
@@ -3633,6 +3610,7 @@
           </w:tcPr>
           <w:p>
             <w:pPr>
+              <w:spacing w:line="276" w:lineRule="auto"/>
               <w:rPr>
                 <w:color w:val="000000" w:themeColor="text1"/>
               </w:rPr>
@@ -3657,6 +3635,7 @@
           </w:tcPr>
           <w:p>
             <w:pPr>
+              <w:spacing w:line="276" w:lineRule="auto"/>
               <w:rPr>
                 <w:color w:val="000000" w:themeColor="text1"/>
               </w:rPr>
@@ -3681,6 +3660,7 @@
           </w:tcPr>
           <w:p>
             <w:pPr>
+              <w:spacing w:line="276" w:lineRule="auto"/>
               <w:rPr>
                 <w:color w:val="000000" w:themeColor="text1"/>
               </w:rPr>
@@ -3705,6 +3685,7 @@
           </w:tcPr>
           <w:p>
             <w:pPr>
+              <w:spacing w:line="276" w:lineRule="auto"/>
               <w:rPr>
                 <w:color w:val="000000" w:themeColor="text1"/>
               </w:rPr>
@@ -3729,6 +3710,7 @@
           </w:tcPr>
           <w:p>
             <w:pPr>
+              <w:spacing w:line="276" w:lineRule="auto"/>
               <w:rPr>
                 <w:color w:val="000000" w:themeColor="text1"/>
               </w:rPr>
@@ -3755,6 +3737,7 @@
           </w:tcPr>
           <w:p>
             <w:pPr>
+              <w:spacing w:line="276" w:lineRule="auto"/>
               <w:rPr>
                 <w:color w:val="000000" w:themeColor="text1"/>
               </w:rPr>
@@ -3779,6 +3762,7 @@
           </w:tcPr>
           <w:p>
             <w:pPr>
+              <w:spacing w:line="276" w:lineRule="auto"/>
               <w:rPr>
                 <w:color w:val="000000" w:themeColor="text1"/>
               </w:rPr>
@@ -3803,6 +3787,7 @@
           </w:tcPr>
           <w:p>
             <w:pPr>
+              <w:spacing w:line="276" w:lineRule="auto"/>
               <w:rPr>
                 <w:color w:val="000000" w:themeColor="text1"/>
               </w:rPr>
@@ -3827,6 +3812,7 @@
           </w:tcPr>
           <w:p>
             <w:pPr>
+              <w:spacing w:line="276" w:lineRule="auto"/>
               <w:rPr>
                 <w:color w:val="000000" w:themeColor="text1"/>
               </w:rPr>
@@ -3851,6 +3837,7 @@
           </w:tcPr>
           <w:p>
             <w:pPr>
+              <w:spacing w:line="276" w:lineRule="auto"/>
               <w:rPr>
                 <w:color w:val="000000" w:themeColor="text1"/>
               </w:rPr>
@@ -3867,7 +3854,7 @@
     </w:tbl>
     <w:p>
       <w:pPr>
-        <w:spacing w:before="120" w:after="200"/>
+        <w:spacing w:before="120" w:after="200" w:line="276" w:lineRule="auto"/>
         <w:jc w:val="center"/>
         <w:rPr>
           <w:color w:val="000000" w:themeColor="text1"/>
@@ -3885,8 +3872,11 @@
     <w:p>
       <w:pPr>
         <w:pStyle w:val="Heading2"/>
+        <w:spacing w:line="276" w:lineRule="auto"/>
         <w:rPr>
           <w:rFonts w:ascii="Times New Roman" w:hAnsi="Times New Roman" w:cs="Times New Roman"/>
+          <w:b/>
+          <w:bCs/>
           <w:color w:val="000000" w:themeColor="text1"/>
           <w:sz w:val="24"/>
           <w:szCs w:val="24"/>
@@ -3895,6 +3885,8 @@
       <w:r>
         <w:rPr>
           <w:rFonts w:ascii="Times New Roman" w:hAnsi="Times New Roman" w:cs="Times New Roman"/>
+          <w:b/>
+          <w:bCs/>
           <w:color w:val="000000" w:themeColor="text1"/>
           <w:sz w:val="24"/>
           <w:szCs w:val="24"/>
@@ -3941,6 +3933,7 @@
           </w:tcPr>
           <w:p>
             <w:pPr>
+              <w:spacing w:line="276" w:lineRule="auto"/>
               <w:rPr>
                 <w:color w:val="000000" w:themeColor="text1"/>
               </w:rPr>
@@ -3968,6 +3961,7 @@
           </w:tcPr>
           <w:p>
             <w:pPr>
+              <w:spacing w:line="276" w:lineRule="auto"/>
               <w:rPr>
                 <w:color w:val="000000" w:themeColor="text1"/>
               </w:rPr>
@@ -3995,6 +3989,7 @@
           </w:tcPr>
           <w:p>
             <w:pPr>
+              <w:spacing w:line="276" w:lineRule="auto"/>
               <w:rPr>
                 <w:color w:val="000000" w:themeColor="text1"/>
               </w:rPr>
@@ -4022,6 +4017,7 @@
           </w:tcPr>
           <w:p>
             <w:pPr>
+              <w:spacing w:line="276" w:lineRule="auto"/>
               <w:rPr>
                 <w:color w:val="000000" w:themeColor="text1"/>
               </w:rPr>
@@ -4051,6 +4047,7 @@
           </w:tcPr>
           <w:p>
             <w:pPr>
+              <w:spacing w:line="276" w:lineRule="auto"/>
               <w:rPr>
                 <w:color w:val="000000" w:themeColor="text1"/>
               </w:rPr>
@@ -4075,6 +4072,7 @@
           </w:tcPr>
           <w:p>
             <w:pPr>
+              <w:spacing w:line="276" w:lineRule="auto"/>
               <w:rPr>
                 <w:color w:val="000000" w:themeColor="text1"/>
               </w:rPr>
@@ -4099,6 +4097,7 @@
           </w:tcPr>
           <w:p>
             <w:pPr>
+              <w:spacing w:line="276" w:lineRule="auto"/>
               <w:rPr>
                 <w:color w:val="000000" w:themeColor="text1"/>
               </w:rPr>
@@ -4123,6 +4122,7 @@
           </w:tcPr>
           <w:p>
             <w:pPr>
+              <w:spacing w:line="276" w:lineRule="auto"/>
               <w:rPr>
                 <w:color w:val="000000" w:themeColor="text1"/>
               </w:rPr>
@@ -4149,6 +4149,7 @@
           </w:tcPr>
           <w:p>
             <w:pPr>
+              <w:spacing w:line="276" w:lineRule="auto"/>
               <w:rPr>
                 <w:color w:val="000000" w:themeColor="text1"/>
               </w:rPr>
@@ -4173,6 +4174,7 @@
           </w:tcPr>
           <w:p>
             <w:pPr>
+              <w:spacing w:line="276" w:lineRule="auto"/>
               <w:rPr>
                 <w:color w:val="000000" w:themeColor="text1"/>
               </w:rPr>
@@ -4197,6 +4199,7 @@
           </w:tcPr>
           <w:p>
             <w:pPr>
+              <w:spacing w:line="276" w:lineRule="auto"/>
               <w:rPr>
                 <w:color w:val="000000" w:themeColor="text1"/>
               </w:rPr>
@@ -4221,6 +4224,7 @@
           </w:tcPr>
           <w:p>
             <w:pPr>
+              <w:spacing w:line="276" w:lineRule="auto"/>
               <w:rPr>
                 <w:color w:val="000000" w:themeColor="text1"/>
               </w:rPr>
@@ -4247,6 +4251,7 @@
           </w:tcPr>
           <w:p>
             <w:pPr>
+              <w:spacing w:line="276" w:lineRule="auto"/>
               <w:rPr>
                 <w:color w:val="000000" w:themeColor="text1"/>
               </w:rPr>
@@ -4271,6 +4276,7 @@
           </w:tcPr>
           <w:p>
             <w:pPr>
+              <w:spacing w:line="276" w:lineRule="auto"/>
               <w:rPr>
                 <w:color w:val="000000" w:themeColor="text1"/>
               </w:rPr>
@@ -4295,6 +4301,7 @@
           </w:tcPr>
           <w:p>
             <w:pPr>
+              <w:spacing w:line="276" w:lineRule="auto"/>
               <w:rPr>
                 <w:color w:val="000000" w:themeColor="text1"/>
               </w:rPr>
@@ -4319,6 +4326,7 @@
           </w:tcPr>
           <w:p>
             <w:pPr>
+              <w:spacing w:line="276" w:lineRule="auto"/>
               <w:rPr>
                 <w:color w:val="000000" w:themeColor="text1"/>
               </w:rPr>
@@ -4335,7 +4343,7 @@
     </w:tbl>
     <w:p>
       <w:pPr>
-        <w:spacing w:before="120" w:after="200"/>
+        <w:spacing w:before="120" w:after="200" w:line="276" w:lineRule="auto"/>
         <w:jc w:val="center"/>
         <w:rPr>
           <w:color w:val="000000" w:themeColor="text1"/>
@@ -4347,12 +4355,103 @@
           <w:iCs/>
           <w:color w:val="000000" w:themeColor="text1"/>
         </w:rPr>
+        <w:lastRenderedPageBreak/>
         <w:t>Table 2: Target variable distribution showing severe class imbalance</w:t>
       </w:r>
     </w:p>
     <w:p>
       <w:pPr>
+        <w:spacing w:line="276" w:lineRule="auto"/>
+        <w:jc w:val="center"/>
+      </w:pPr>
+      <w:r>
+        <w:rPr>
+          <w:noProof/>
+          <w14:ligatures w14:val="standardContextual"/>
+        </w:rPr>
+        <w:drawing>
+          <wp:inline distT="0" distB="0" distL="0" distR="0" wp14:anchorId="3F6F9CB0" wp14:editId="774EEE03">
+            <wp:extent cx="5943600" cy="3679190"/>
+            <wp:effectExtent l="0" t="0" r="0" b="0"/>
+            <wp:docPr id="104345730" name="Picture 1"/>
+            <wp:cNvGraphicFramePr>
+              <a:graphicFrameLocks xmlns:a="http://schemas.openxmlformats.org/drawingml/2006/main" noChangeAspect="1"/>
+            </wp:cNvGraphicFramePr>
+            <a:graphic xmlns:a="http://schemas.openxmlformats.org/drawingml/2006/main">
+              <a:graphicData uri="http://schemas.openxmlformats.org/drawingml/2006/picture">
+                <pic:pic xmlns:pic="http://schemas.openxmlformats.org/drawingml/2006/picture">
+                  <pic:nvPicPr>
+                    <pic:cNvPr id="104345730" name="Picture 104345730"/>
+                    <pic:cNvPicPr/>
+                  </pic:nvPicPr>
+                  <pic:blipFill>
+                    <a:blip r:embed="rId6">
+                      <a:extLst>
+                        <a:ext uri="{28A0092B-C50C-407E-A947-70E740481C1C}">
+                          <a14:useLocalDpi xmlns:a14="http://schemas.microsoft.com/office/drawing/2010/main" val="0"/>
+                        </a:ext>
+                      </a:extLst>
+                    </a:blip>
+                    <a:stretch>
+                      <a:fillRect/>
+                    </a:stretch>
+                  </pic:blipFill>
+                  <pic:spPr>
+                    <a:xfrm>
+                      <a:off x="0" y="0"/>
+                      <a:ext cx="5943600" cy="3679190"/>
+                    </a:xfrm>
+                    <a:prstGeom prst="rect">
+                      <a:avLst/>
+                    </a:prstGeom>
+                  </pic:spPr>
+                </pic:pic>
+              </a:graphicData>
+            </a:graphic>
+          </wp:inline>
+        </w:drawing>
+      </w:r>
+    </w:p>
+    <w:p>
+      <w:pPr>
+        <w:spacing w:line="276" w:lineRule="auto"/>
+        <w:jc w:val="center"/>
+        <w:rPr>
+          <w:i/>
+          <w:sz w:val="20"/>
+        </w:rPr>
+      </w:pPr>
+      <w:r>
+        <w:rPr>
+          <w:i/>
+          <w:sz w:val="20"/>
+        </w:rPr>
+        <w:t>Figure 1: Collision Severity Class Distribution — Fatal collisions represent only 0.1% of all records</w:t>
+      </w:r>
+    </w:p>
+    <w:p>
+      <w:pPr>
+        <w:spacing w:line="276" w:lineRule="auto"/>
+        <w:jc w:val="center"/>
+      </w:pPr>
+    </w:p>
+    <w:p>
+      <w:pPr>
+        <w:spacing w:line="276" w:lineRule="auto"/>
+      </w:pPr>
+      <w:r>
+        <w:t>The bar chart above illustrates the severe class imbalance present in the dataset. Minor collisions dominate at 85.7% of all records, while Major injury collisions account for 14.2%. Fatal collisions represent a critically small minority at just 0.1%, or 636 records out of 677,056. This extreme imbalance directly motivates the use of SMOTE oversampling and the comparative balancing strategy analysis conducted in this project.</w:t>
+      </w:r>
+    </w:p>
+    <w:p>
+      <w:pPr>
+        <w:spacing w:line="276" w:lineRule="auto"/>
+      </w:pPr>
+    </w:p>
+    <w:p>
+      <w:pPr>
         <w:pStyle w:val="Heading2"/>
+        <w:spacing w:line="276" w:lineRule="auto"/>
         <w:rPr>
           <w:rFonts w:ascii="Times New Roman" w:hAnsi="Times New Roman" w:cs="Times New Roman"/>
           <w:b/>
@@ -4376,7 +4475,7 @@
     </w:p>
     <w:p>
       <w:pPr>
-        <w:spacing w:before="80" w:after="80"/>
+        <w:spacing w:before="80" w:after="80" w:line="276" w:lineRule="auto"/>
         <w:rPr>
           <w:color w:val="000000" w:themeColor="text1"/>
         </w:rPr>
@@ -4395,7 +4494,7 @@
           <w:ilvl w:val="0"/>
           <w:numId w:val="1"/>
         </w:numPr>
-        <w:spacing w:before="80" w:after="60"/>
+        <w:spacing w:before="80" w:after="60" w:line="276" w:lineRule="auto"/>
         <w:contextualSpacing w:val="0"/>
         <w:rPr>
           <w:color w:val="000000" w:themeColor="text1"/>
@@ -4405,7 +4504,6 @@
         <w:rPr>
           <w:color w:val="000000" w:themeColor="text1"/>
         </w:rPr>
-        <w:lastRenderedPageBreak/>
         <w:t>Date Fix: OCC_DATE was stored as a Unix millisecond timestamp, requiring conversion to Toronto local time (UTC to America/Toronto) before merging with weather.</w:t>
       </w:r>
     </w:p>
@@ -4416,7 +4514,7 @@
           <w:ilvl w:val="0"/>
           <w:numId w:val="1"/>
         </w:numPr>
-        <w:spacing w:before="60" w:after="60"/>
+        <w:spacing w:before="60" w:after="60" w:line="276" w:lineRule="auto"/>
         <w:contextualSpacing w:val="0"/>
         <w:rPr>
           <w:color w:val="000000" w:themeColor="text1"/>
@@ -4436,7 +4534,7 @@
           <w:ilvl w:val="0"/>
           <w:numId w:val="1"/>
         </w:numPr>
-        <w:spacing w:before="60" w:after="60"/>
+        <w:spacing w:before="60" w:after="60" w:line="276" w:lineRule="auto"/>
         <w:contextualSpacing w:val="0"/>
         <w:rPr>
           <w:color w:val="000000" w:themeColor="text1"/>
@@ -4446,21 +4544,7 @@
         <w:rPr>
           <w:color w:val="000000" w:themeColor="text1"/>
         </w:rPr>
-        <w:t xml:space="preserve">Missing Values: FATALITIES </w:t>
-      </w:r>
-      <w:proofErr w:type="spellStart"/>
-      <w:r>
-        <w:rPr>
-          <w:color w:val="000000" w:themeColor="text1"/>
-        </w:rPr>
-        <w:t>NaN</w:t>
-      </w:r>
-      <w:proofErr w:type="spellEnd"/>
-      <w:r>
-        <w:rPr>
-          <w:color w:val="000000" w:themeColor="text1"/>
-        </w:rPr>
-        <w:t xml:space="preserve"> filled with 0; involvement flags (PEDESTRIAN, BICYCLE etc.) filled with NO; numeric weather columns filled with column median.</w:t>
+        <w:t>Missing Values: FATALITIES NaN filled with 0; involvement flags (PEDESTRIAN, BICYCLE etc.) filled with NO; numeric weather columns filled with column median.</w:t>
       </w:r>
     </w:p>
     <w:p>
@@ -4470,7 +4554,7 @@
           <w:ilvl w:val="0"/>
           <w:numId w:val="1"/>
         </w:numPr>
-        <w:spacing w:before="60" w:after="60"/>
+        <w:spacing w:before="60" w:after="60" w:line="276" w:lineRule="auto"/>
         <w:contextualSpacing w:val="0"/>
         <w:rPr>
           <w:color w:val="000000" w:themeColor="text1"/>
@@ -4480,49 +4564,14 @@
         <w:rPr>
           <w:color w:val="000000" w:themeColor="text1"/>
         </w:rPr>
-        <w:t xml:space="preserve">Weather Flags: Wind speed and visibility were unavailable from the Toronto City station. Weather condition flags were derived numerically: </w:t>
-      </w:r>
-      <w:proofErr w:type="spellStart"/>
-      <w:r>
-        <w:rPr>
-          <w:color w:val="000000" w:themeColor="text1"/>
-        </w:rPr>
-        <w:t>is_rain</w:t>
-      </w:r>
-      <w:proofErr w:type="spellEnd"/>
-      <w:r>
-        <w:rPr>
-          <w:color w:val="000000" w:themeColor="text1"/>
-        </w:rPr>
-        <w:t xml:space="preserve"> (precipitation &gt; 0.2mm), </w:t>
-      </w:r>
-      <w:proofErr w:type="spellStart"/>
-      <w:r>
-        <w:rPr>
-          <w:color w:val="000000" w:themeColor="text1"/>
-        </w:rPr>
-        <w:t>is_snow</w:t>
-      </w:r>
-      <w:proofErr w:type="spellEnd"/>
-      <w:r>
-        <w:rPr>
-          <w:color w:val="000000" w:themeColor="text1"/>
-        </w:rPr>
-        <w:t xml:space="preserve"> (precipitation &gt; 0.2mm and temperature &lt;= 2C), </w:t>
-      </w:r>
-      <w:proofErr w:type="spellStart"/>
-      <w:r>
-        <w:rPr>
-          <w:color w:val="000000" w:themeColor="text1"/>
-        </w:rPr>
-        <w:t>is_ice</w:t>
-      </w:r>
-      <w:proofErr w:type="spellEnd"/>
-      <w:r>
-        <w:rPr>
-          <w:color w:val="000000" w:themeColor="text1"/>
-        </w:rPr>
-        <w:t xml:space="preserve"> (temperature &lt;= 0C and precipitation &gt; 0.2mm).</w:t>
+        <w:t xml:space="preserve">Weather Flags: Wind speed and visibility were unavailable from the Toronto City station. Weather condition flags were derived numerically: is_rain (precipitation &gt; 0.2mm), </w:t>
+      </w:r>
+      <w:r>
+        <w:rPr>
+          <w:color w:val="000000" w:themeColor="text1"/>
+        </w:rPr>
+        <w:lastRenderedPageBreak/>
+        <w:t>is_snow (precipitation &gt; 0.2mm and temperature &lt;= 2C), is_ice (temperature &lt;= 0C and precipitation &gt; 0.2mm).</w:t>
       </w:r>
     </w:p>
     <w:p>
@@ -4532,7 +4581,7 @@
           <w:ilvl w:val="0"/>
           <w:numId w:val="1"/>
         </w:numPr>
-        <w:spacing w:before="60" w:after="160"/>
+        <w:spacing w:before="60" w:after="160" w:line="276" w:lineRule="auto"/>
         <w:contextualSpacing w:val="0"/>
         <w:rPr>
           <w:color w:val="000000" w:themeColor="text1"/>
@@ -4542,27 +4591,22 @@
         <w:rPr>
           <w:color w:val="000000" w:themeColor="text1"/>
         </w:rPr>
-        <w:t xml:space="preserve">Encoding: Categorical columns (OCC_DOW, season, </w:t>
-      </w:r>
-      <w:proofErr w:type="spellStart"/>
-      <w:r>
-        <w:rPr>
-          <w:color w:val="000000" w:themeColor="text1"/>
-        </w:rPr>
-        <w:t>hour_category</w:t>
-      </w:r>
-      <w:proofErr w:type="spellEnd"/>
-      <w:r>
-        <w:rPr>
-          <w:color w:val="000000" w:themeColor="text1"/>
-        </w:rPr>
-        <w:t>) were one-hot encoded. Neighbourhood (158 unique values) was frequency encoded.</w:t>
+        <w:t>Encoding: Categorical columns (OCC_DOW, season, hour_category) were one-hot encoded. Neighbourhood (158 unique values) was frequency encoded.</w:t>
       </w:r>
     </w:p>
     <w:p>
       <w:pPr>
         <w:pStyle w:val="ListParagraph"/>
-        <w:spacing w:before="60" w:after="160"/>
+        <w:spacing w:before="60" w:after="160" w:line="276" w:lineRule="auto"/>
+        <w:rPr>
+          <w:color w:val="000000" w:themeColor="text1"/>
+        </w:rPr>
+      </w:pPr>
+    </w:p>
+    <w:p>
+      <w:pPr>
+        <w:pStyle w:val="ListParagraph"/>
+        <w:spacing w:before="60" w:after="160" w:line="276" w:lineRule="auto"/>
         <w:rPr>
           <w:color w:val="000000" w:themeColor="text1"/>
         </w:rPr>
@@ -4571,6 +4615,7 @@
     <w:p>
       <w:pPr>
         <w:pStyle w:val="Heading2"/>
+        <w:spacing w:line="276" w:lineRule="auto"/>
         <w:rPr>
           <w:rFonts w:ascii="Times New Roman" w:hAnsi="Times New Roman" w:cs="Times New Roman"/>
           <w:b/>
@@ -4594,7 +4639,7 @@
     </w:p>
     <w:p>
       <w:pPr>
-        <w:spacing w:before="80" w:after="160"/>
+        <w:spacing w:before="80" w:after="160" w:line="276" w:lineRule="auto"/>
         <w:rPr>
           <w:color w:val="000000" w:themeColor="text1"/>
         </w:rPr>
@@ -4609,6 +4654,7 @@
     <w:p>
       <w:pPr>
         <w:pStyle w:val="Heading3"/>
+        <w:spacing w:line="276" w:lineRule="auto"/>
         <w:rPr>
           <w:rFonts w:cs="Times New Roman"/>
           <w:b/>
@@ -4654,7 +4700,7 @@
     </w:p>
     <w:p>
       <w:pPr>
-        <w:spacing w:before="60" w:after="120"/>
+        <w:spacing w:before="60" w:after="120" w:line="276" w:lineRule="auto"/>
         <w:rPr>
           <w:color w:val="000000" w:themeColor="text1"/>
         </w:rPr>
@@ -4669,6 +4715,7 @@
     <w:p>
       <w:pPr>
         <w:pStyle w:val="Heading3"/>
+        <w:spacing w:line="276" w:lineRule="auto"/>
         <w:rPr>
           <w:rFonts w:cs="Times New Roman"/>
           <w:b/>
@@ -4714,7 +4761,7 @@
     </w:p>
     <w:p>
       <w:pPr>
-        <w:spacing w:before="60" w:after="120"/>
+        <w:spacing w:before="60" w:after="120" w:line="276" w:lineRule="auto"/>
         <w:rPr>
           <w:color w:val="000000" w:themeColor="text1"/>
         </w:rPr>
@@ -4729,6 +4776,7 @@
     <w:p>
       <w:pPr>
         <w:pStyle w:val="Heading3"/>
+        <w:spacing w:line="276" w:lineRule="auto"/>
         <w:rPr>
           <w:rFonts w:cs="Times New Roman"/>
           <w:b/>
@@ -4774,7 +4822,7 @@
     </w:p>
     <w:p>
       <w:pPr>
-        <w:spacing w:before="60" w:after="120"/>
+        <w:spacing w:before="60" w:after="120" w:line="276" w:lineRule="auto"/>
         <w:rPr>
           <w:color w:val="000000" w:themeColor="text1"/>
         </w:rPr>
@@ -4789,6 +4837,7 @@
     <w:p>
       <w:pPr>
         <w:pStyle w:val="Heading3"/>
+        <w:spacing w:line="276" w:lineRule="auto"/>
         <w:rPr>
           <w:rFonts w:cs="Times New Roman"/>
           <w:b/>
@@ -4834,77 +4883,22 @@
     </w:p>
     <w:p>
       <w:pPr>
-        <w:spacing w:before="60" w:after="120"/>
-        <w:rPr>
-          <w:color w:val="000000" w:themeColor="text1"/>
-        </w:rPr>
-      </w:pPr>
-      <w:r>
-        <w:rPr>
-          <w:color w:val="000000" w:themeColor="text1"/>
-        </w:rPr>
-        <w:t>5.8% of collision-hours had rain (</w:t>
-      </w:r>
-      <w:proofErr w:type="spellStart"/>
-      <w:r>
-        <w:rPr>
-          <w:color w:val="000000" w:themeColor="text1"/>
-        </w:rPr>
-        <w:t>is_rain</w:t>
-      </w:r>
-      <w:proofErr w:type="spellEnd"/>
-      <w:r>
-        <w:rPr>
-          <w:color w:val="000000" w:themeColor="text1"/>
-        </w:rPr>
-        <w:t xml:space="preserve"> = 1), 2.0% had snow (</w:t>
-      </w:r>
-      <w:proofErr w:type="spellStart"/>
-      <w:r>
-        <w:rPr>
-          <w:color w:val="000000" w:themeColor="text1"/>
-        </w:rPr>
-        <w:t>is_snow</w:t>
-      </w:r>
-      <w:proofErr w:type="spellEnd"/>
-      <w:r>
-        <w:rPr>
-          <w:color w:val="000000" w:themeColor="text1"/>
-        </w:rPr>
-        <w:t xml:space="preserve"> = 1), and 1.2% had icy conditions (</w:t>
-      </w:r>
-      <w:proofErr w:type="spellStart"/>
-      <w:r>
-        <w:rPr>
-          <w:color w:val="000000" w:themeColor="text1"/>
-        </w:rPr>
-        <w:t>is_ice</w:t>
-      </w:r>
-      <w:proofErr w:type="spellEnd"/>
-      <w:r>
-        <w:rPr>
-          <w:color w:val="000000" w:themeColor="text1"/>
-        </w:rPr>
-        <w:t xml:space="preserve"> = 1). While </w:t>
-      </w:r>
-      <w:proofErr w:type="gramStart"/>
-      <w:r>
-        <w:rPr>
-          <w:color w:val="000000" w:themeColor="text1"/>
-        </w:rPr>
-        <w:t>the majority of</w:t>
-      </w:r>
-      <w:proofErr w:type="gramEnd"/>
-      <w:r>
-        <w:rPr>
-          <w:color w:val="000000" w:themeColor="text1"/>
-        </w:rPr>
-        <w:t xml:space="preserve"> collisions occur under normal weather (due to high exposure), the proportion of major and fatal outcomes is higher under adverse conditions, particularly snow and ice.</w:t>
+        <w:spacing w:before="60" w:after="120" w:line="276" w:lineRule="auto"/>
+        <w:rPr>
+          <w:color w:val="000000" w:themeColor="text1"/>
+        </w:rPr>
+      </w:pPr>
+      <w:r>
+        <w:rPr>
+          <w:color w:val="000000" w:themeColor="text1"/>
+        </w:rPr>
+        <w:t>5.8% of collision-hours had rain (is_rain = 1), 2.0% had snow (is_snow = 1), and 1.2% had icy conditions (is_ice = 1). While the majority of collisions occur under normal weather (due to high exposure), the proportion of major and fatal outcomes is higher under adverse conditions, particularly snow and ice.</w:t>
       </w:r>
     </w:p>
     <w:p>
       <w:pPr>
         <w:pStyle w:val="Heading3"/>
+        <w:spacing w:line="276" w:lineRule="auto"/>
         <w:rPr>
           <w:rFonts w:cs="Times New Roman"/>
           <w:b/>
@@ -4919,13 +4913,733 @@
           <w:rFonts w:cs="Times New Roman"/>
           <w:b/>
           <w:bCs/>
-          <w:color w:val="000000" w:themeColor="text1"/>
+          <w:color w:val="000000"/>
           <w:sz w:val="24"/>
           <w:szCs w:val="24"/>
         </w:rPr>
-        <w:t xml:space="preserve">Finding 5 </w:t>
-      </w:r>
-      <w:r>
+        <w:t>Finding 5 - Pedestrian Involvement</w:t>
+      </w:r>
+    </w:p>
+    <w:p>
+      <w:pPr>
+        <w:spacing w:line="276" w:lineRule="auto"/>
+        <w:rPr>
+          <w:noProof/>
+          <w14:ligatures w14:val="standardContextual"/>
+        </w:rPr>
+      </w:pPr>
+      <w:r>
+        <w:rPr>
+          <w:noProof/>
+          <w14:ligatures w14:val="standardContextual"/>
+        </w:rPr>
+        <w:t>2.7% of collisions involve pedestrians and 1.8% involve cyclists. Despite being a small proportion, pedestrian-involved collisions show a dramatically higher rate of major and fatal outcomes, making pedestrian_involved one of the most important features in the predictive model as confirmed by SHAP analysis.</w:t>
+      </w:r>
+    </w:p>
+    <w:p>
+      <w:pPr>
+        <w:spacing w:line="276" w:lineRule="auto"/>
+        <w:jc w:val="center"/>
+      </w:pPr>
+      <w:r>
+        <w:rPr>
+          <w:noProof/>
+          <w14:ligatures w14:val="standardContextual"/>
+        </w:rPr>
+        <w:lastRenderedPageBreak/>
+        <w:drawing>
+          <wp:inline distT="0" distB="0" distL="0" distR="0" wp14:anchorId="22EE1034" wp14:editId="2E92A55C">
+            <wp:extent cx="5943600" cy="2432685"/>
+            <wp:effectExtent l="0" t="0" r="0" b="5715"/>
+            <wp:docPr id="951965226" name="Picture 1"/>
+            <wp:cNvGraphicFramePr>
+              <a:graphicFrameLocks xmlns:a="http://schemas.openxmlformats.org/drawingml/2006/main" noChangeAspect="1"/>
+            </wp:cNvGraphicFramePr>
+            <a:graphic xmlns:a="http://schemas.openxmlformats.org/drawingml/2006/main">
+              <a:graphicData uri="http://schemas.openxmlformats.org/drawingml/2006/picture">
+                <pic:pic xmlns:pic="http://schemas.openxmlformats.org/drawingml/2006/picture">
+                  <pic:nvPicPr>
+                    <pic:cNvPr id="951965226" name="Picture 951965226"/>
+                    <pic:cNvPicPr/>
+                  </pic:nvPicPr>
+                  <pic:blipFill>
+                    <a:blip r:embed="rId7" cstate="print">
+                      <a:extLst>
+                        <a:ext uri="{28A0092B-C50C-407E-A947-70E740481C1C}">
+                          <a14:useLocalDpi xmlns:a14="http://schemas.microsoft.com/office/drawing/2010/main" val="0"/>
+                        </a:ext>
+                      </a:extLst>
+                    </a:blip>
+                    <a:stretch>
+                      <a:fillRect/>
+                    </a:stretch>
+                  </pic:blipFill>
+                  <pic:spPr>
+                    <a:xfrm>
+                      <a:off x="0" y="0"/>
+                      <a:ext cx="5943600" cy="2432685"/>
+                    </a:xfrm>
+                    <a:prstGeom prst="rect">
+                      <a:avLst/>
+                    </a:prstGeom>
+                  </pic:spPr>
+                </pic:pic>
+              </a:graphicData>
+            </a:graphic>
+          </wp:inline>
+        </w:drawing>
+      </w:r>
+    </w:p>
+    <w:p>
+      <w:pPr>
+        <w:spacing w:line="276" w:lineRule="auto"/>
+        <w:jc w:val="center"/>
+        <w:rPr>
+          <w:i/>
+          <w:sz w:val="20"/>
+        </w:rPr>
+      </w:pPr>
+      <w:r>
+        <w:rPr>
+          <w:i/>
+          <w:sz w:val="20"/>
+        </w:rPr>
+        <w:t>Figure 2: Collisions by Hour of Day — collision frequency by hour across severity classes</w:t>
+      </w:r>
+    </w:p>
+    <w:p>
+      <w:pPr>
+        <w:spacing w:line="276" w:lineRule="auto"/>
+        <w:jc w:val="center"/>
+      </w:pPr>
+    </w:p>
+    <w:p>
+      <w:pPr>
+        <w:spacing w:line="276" w:lineRule="auto"/>
+      </w:pPr>
+      <w:r>
+        <w:t>The line chart shows collision frequency broken down by hour of day for each severity class. Minor collisions show high counts during late-night hours (0 and 23), exceeding 200,000, then stabilise around 70,000 to 95,000 through the daytime hours. Major collisions peak at hours 0 and 23 at around 35,000 before dropping to 10,000 to 15,000 during daytime. Fatal collisions remain very low across all hours due to their small absolute count of 636. Late-night hours carry a disproportionately higher proportion of severe outcomes relative to total collisions, consistent with higher speeds and impaired driving risk during those periods.</w:t>
+      </w:r>
+    </w:p>
+    <w:p>
+      <w:pPr>
+        <w:spacing w:line="276" w:lineRule="auto"/>
+      </w:pPr>
+    </w:p>
+    <w:p>
+      <w:pPr>
+        <w:spacing w:line="276" w:lineRule="auto"/>
+        <w:jc w:val="center"/>
+      </w:pPr>
+      <w:r>
+        <w:rPr>
+          <w:noProof/>
+          <w14:ligatures w14:val="standardContextual"/>
+        </w:rPr>
+        <w:drawing>
+          <wp:inline distT="0" distB="0" distL="0" distR="0" wp14:anchorId="26DD1759" wp14:editId="7AD73ED7">
+            <wp:extent cx="5943600" cy="2436495"/>
+            <wp:effectExtent l="0" t="0" r="0" b="1905"/>
+            <wp:docPr id="142815825" name="Picture 3"/>
+            <wp:cNvGraphicFramePr>
+              <a:graphicFrameLocks xmlns:a="http://schemas.openxmlformats.org/drawingml/2006/main" noChangeAspect="1"/>
+            </wp:cNvGraphicFramePr>
+            <a:graphic xmlns:a="http://schemas.openxmlformats.org/drawingml/2006/main">
+              <a:graphicData uri="http://schemas.openxmlformats.org/drawingml/2006/picture">
+                <pic:pic xmlns:pic="http://schemas.openxmlformats.org/drawingml/2006/picture">
+                  <pic:nvPicPr>
+                    <pic:cNvPr id="142815825" name="Picture 142815825"/>
+                    <pic:cNvPicPr/>
+                  </pic:nvPicPr>
+                  <pic:blipFill>
+                    <a:blip r:embed="rId8" cstate="print">
+                      <a:extLst>
+                        <a:ext uri="{28A0092B-C50C-407E-A947-70E740481C1C}">
+                          <a14:useLocalDpi xmlns:a14="http://schemas.microsoft.com/office/drawing/2010/main" val="0"/>
+                        </a:ext>
+                      </a:extLst>
+                    </a:blip>
+                    <a:stretch>
+                      <a:fillRect/>
+                    </a:stretch>
+                  </pic:blipFill>
+                  <pic:spPr>
+                    <a:xfrm>
+                      <a:off x="0" y="0"/>
+                      <a:ext cx="5943600" cy="2436495"/>
+                    </a:xfrm>
+                    <a:prstGeom prst="rect">
+                      <a:avLst/>
+                    </a:prstGeom>
+                  </pic:spPr>
+                </pic:pic>
+              </a:graphicData>
+            </a:graphic>
+          </wp:inline>
+        </w:drawing>
+      </w:r>
+    </w:p>
+    <w:p>
+      <w:pPr>
+        <w:spacing w:line="276" w:lineRule="auto"/>
+        <w:jc w:val="center"/>
+        <w:rPr>
+          <w:i/>
+          <w:sz w:val="20"/>
+        </w:rPr>
+      </w:pPr>
+      <w:r>
+        <w:rPr>
+          <w:i/>
+          <w:sz w:val="20"/>
+        </w:rPr>
+        <w:t>Figure 3: Total Collisions by Month — January peak and April low reflect seasonal conditions</w:t>
+      </w:r>
+    </w:p>
+    <w:p>
+      <w:pPr>
+        <w:spacing w:line="276" w:lineRule="auto"/>
+        <w:jc w:val="center"/>
+      </w:pPr>
+    </w:p>
+    <w:p>
+      <w:pPr>
+        <w:spacing w:line="276" w:lineRule="auto"/>
+      </w:pPr>
+      <w:r>
+        <w:t xml:space="preserve">The bar chart displays total collision counts across each calendar month. January records the highest collision frequency at approximately 62,000, followed by February and December, reflecting the impact of winter conditions including snow, ice, and reduced visibility. April shows the lowest count at approximately 47,000, reflecting improved spring road conditions. </w:t>
+      </w:r>
+      <w:r>
+        <w:lastRenderedPageBreak/>
+        <w:t>From May through December the counts remain relatively stable between 54,000 and 59,000, with no strong summer peak. This pattern confirms the value of including season as an engineered feature in the predictive model.</w:t>
+      </w:r>
+    </w:p>
+    <w:p>
+      <w:pPr>
+        <w:spacing w:line="276" w:lineRule="auto"/>
+      </w:pPr>
+    </w:p>
+    <w:p>
+      <w:pPr>
+        <w:spacing w:line="276" w:lineRule="auto"/>
+        <w:jc w:val="center"/>
+      </w:pPr>
+      <w:r>
+        <w:rPr>
+          <w:noProof/>
+          <w14:ligatures w14:val="standardContextual"/>
+        </w:rPr>
+        <w:drawing>
+          <wp:inline distT="0" distB="0" distL="0" distR="0" wp14:anchorId="621638AC" wp14:editId="3A12B5DA">
+            <wp:extent cx="5943600" cy="2927350"/>
+            <wp:effectExtent l="0" t="0" r="0" b="6350"/>
+            <wp:docPr id="1020696548" name="Picture 4"/>
+            <wp:cNvGraphicFramePr>
+              <a:graphicFrameLocks xmlns:a="http://schemas.openxmlformats.org/drawingml/2006/main" noChangeAspect="1"/>
+            </wp:cNvGraphicFramePr>
+            <a:graphic xmlns:a="http://schemas.openxmlformats.org/drawingml/2006/main">
+              <a:graphicData uri="http://schemas.openxmlformats.org/drawingml/2006/picture">
+                <pic:pic xmlns:pic="http://schemas.openxmlformats.org/drawingml/2006/picture">
+                  <pic:nvPicPr>
+                    <pic:cNvPr id="1020696548" name="Picture 1020696548"/>
+                    <pic:cNvPicPr/>
+                  </pic:nvPicPr>
+                  <pic:blipFill>
+                    <a:blip r:embed="rId9" cstate="print">
+                      <a:extLst>
+                        <a:ext uri="{28A0092B-C50C-407E-A947-70E740481C1C}">
+                          <a14:useLocalDpi xmlns:a14="http://schemas.microsoft.com/office/drawing/2010/main" val="0"/>
+                        </a:ext>
+                      </a:extLst>
+                    </a:blip>
+                    <a:stretch>
+                      <a:fillRect/>
+                    </a:stretch>
+                  </pic:blipFill>
+                  <pic:spPr>
+                    <a:xfrm>
+                      <a:off x="0" y="0"/>
+                      <a:ext cx="5943600" cy="2927350"/>
+                    </a:xfrm>
+                    <a:prstGeom prst="rect">
+                      <a:avLst/>
+                    </a:prstGeom>
+                  </pic:spPr>
+                </pic:pic>
+              </a:graphicData>
+            </a:graphic>
+          </wp:inline>
+        </w:drawing>
+      </w:r>
+    </w:p>
+    <w:p>
+      <w:pPr>
+        <w:spacing w:line="276" w:lineRule="auto"/>
+        <w:jc w:val="center"/>
+        <w:rPr>
+          <w:i/>
+          <w:sz w:val="20"/>
+        </w:rPr>
+      </w:pPr>
+      <w:r>
+        <w:rPr>
+          <w:i/>
+          <w:sz w:val="20"/>
+        </w:rPr>
+        <w:t>Figure 4: Total Collisions by Day of Week — Friday has the highest collision frequency</w:t>
+      </w:r>
+    </w:p>
+    <w:p>
+      <w:pPr>
+        <w:spacing w:line="276" w:lineRule="auto"/>
+        <w:jc w:val="center"/>
+      </w:pPr>
+    </w:p>
+    <w:p>
+      <w:pPr>
+        <w:spacing w:line="276" w:lineRule="auto"/>
+      </w:pPr>
+      <w:r>
+        <w:t>The bar chart reveals that Friday has the highest collision count across all seven days at approximately 112,000, while Sunday has the lowest at approximately 70,000. Weekdays Tuesday through Thursday show consistent counts around 103,000 to 106,000, while Monday and Saturday fall slightly lower at around 90,000 each. This pattern reflects higher weekday traffic volume combined with end-of-week driver fatigue on Fridays. Saturday collisions drop compared to weekdays as commuter traffic reduces, and Sunday shows the lowest volume of the week. The day-of-week variable was one-hot encoded and confirmed as a significant predictor in the SHAP analysis.</w:t>
+      </w:r>
+    </w:p>
+    <w:p>
+      <w:pPr>
+        <w:spacing w:line="276" w:lineRule="auto"/>
+      </w:pPr>
+      <w:r>
+        <w:rPr>
+          <w:noProof/>
+          <w14:ligatures w14:val="standardContextual"/>
+        </w:rPr>
+        <w:lastRenderedPageBreak/>
+        <w:drawing>
+          <wp:inline distT="0" distB="0" distL="0" distR="0" wp14:anchorId="59402152" wp14:editId="604E6201">
+            <wp:extent cx="5943600" cy="2934335"/>
+            <wp:effectExtent l="0" t="0" r="0" b="0"/>
+            <wp:docPr id="1396185942" name="Picture 5"/>
+            <wp:cNvGraphicFramePr>
+              <a:graphicFrameLocks xmlns:a="http://schemas.openxmlformats.org/drawingml/2006/main" noChangeAspect="1"/>
+            </wp:cNvGraphicFramePr>
+            <a:graphic xmlns:a="http://schemas.openxmlformats.org/drawingml/2006/main">
+              <a:graphicData uri="http://schemas.openxmlformats.org/drawingml/2006/picture">
+                <pic:pic xmlns:pic="http://schemas.openxmlformats.org/drawingml/2006/picture">
+                  <pic:nvPicPr>
+                    <pic:cNvPr id="1396185942" name="Picture 1396185942"/>
+                    <pic:cNvPicPr/>
+                  </pic:nvPicPr>
+                  <pic:blipFill>
+                    <a:blip r:embed="rId10" cstate="print">
+                      <a:extLst>
+                        <a:ext uri="{28A0092B-C50C-407E-A947-70E740481C1C}">
+                          <a14:useLocalDpi xmlns:a14="http://schemas.microsoft.com/office/drawing/2010/main" val="0"/>
+                        </a:ext>
+                      </a:extLst>
+                    </a:blip>
+                    <a:stretch>
+                      <a:fillRect/>
+                    </a:stretch>
+                  </pic:blipFill>
+                  <pic:spPr>
+                    <a:xfrm>
+                      <a:off x="0" y="0"/>
+                      <a:ext cx="5943600" cy="2934335"/>
+                    </a:xfrm>
+                    <a:prstGeom prst="rect">
+                      <a:avLst/>
+                    </a:prstGeom>
+                  </pic:spPr>
+                </pic:pic>
+              </a:graphicData>
+            </a:graphic>
+          </wp:inline>
+        </w:drawing>
+      </w:r>
+    </w:p>
+    <w:p>
+      <w:pPr>
+        <w:spacing w:line="276" w:lineRule="auto"/>
+        <w:jc w:val="center"/>
+      </w:pPr>
+    </w:p>
+    <w:p>
+      <w:pPr>
+        <w:spacing w:line="276" w:lineRule="auto"/>
+        <w:jc w:val="center"/>
+        <w:rPr>
+          <w:i/>
+          <w:sz w:val="20"/>
+        </w:rPr>
+      </w:pPr>
+      <w:r>
+        <w:rPr>
+          <w:i/>
+          <w:sz w:val="20"/>
+        </w:rPr>
+        <w:t>Figure 5: Severity Distribution under Normal vs Adverse Weather Conditions</w:t>
+      </w:r>
+    </w:p>
+    <w:p>
+      <w:pPr>
+        <w:spacing w:line="276" w:lineRule="auto"/>
+        <w:jc w:val="center"/>
+      </w:pPr>
+    </w:p>
+    <w:p>
+      <w:pPr>
+        <w:spacing w:line="276" w:lineRule="auto"/>
+      </w:pPr>
+      <w:r>
+        <w:t>The two pie charts compare severity distributions under normal weather versus adverse weather conditions including rain, snow, or ice. Under normal weather, Minor collisions account for 85.7% and Major for 14.2%. Under adverse weather, the Minor proportion increases slightly to 86.6% while Major decreases to 13.3%, with Fatal remaining at 0.1% in both cases. This counterintuitive pattern reflects the known risk compensation effect where drivers slow down and exercise greater caution during adverse conditions. Despite the proportional shift, the absolute number of adverse-weather collisions remains substantial, making weather flags important model predictors.</w:t>
+      </w:r>
+    </w:p>
+    <w:p>
+      <w:pPr>
+        <w:spacing w:line="276" w:lineRule="auto"/>
+      </w:pPr>
+    </w:p>
+    <w:p>
+      <w:pPr>
+        <w:spacing w:line="276" w:lineRule="auto"/>
+        <w:jc w:val="center"/>
+      </w:pPr>
+      <w:r>
+        <w:rPr>
+          <w:noProof/>
+          <w14:ligatures w14:val="standardContextual"/>
+        </w:rPr>
+        <w:lastRenderedPageBreak/>
+        <w:drawing>
+          <wp:inline distT="0" distB="0" distL="0" distR="0" wp14:anchorId="62262213" wp14:editId="4D7D706A">
+            <wp:extent cx="5943600" cy="3533140"/>
+            <wp:effectExtent l="0" t="0" r="0" b="0"/>
+            <wp:docPr id="119006307" name="Picture 6"/>
+            <wp:cNvGraphicFramePr>
+              <a:graphicFrameLocks xmlns:a="http://schemas.openxmlformats.org/drawingml/2006/main" noChangeAspect="1"/>
+            </wp:cNvGraphicFramePr>
+            <a:graphic xmlns:a="http://schemas.openxmlformats.org/drawingml/2006/main">
+              <a:graphicData uri="http://schemas.openxmlformats.org/drawingml/2006/picture">
+                <pic:pic xmlns:pic="http://schemas.openxmlformats.org/drawingml/2006/picture">
+                  <pic:nvPicPr>
+                    <pic:cNvPr id="119006307" name="Picture 119006307"/>
+                    <pic:cNvPicPr/>
+                  </pic:nvPicPr>
+                  <pic:blipFill>
+                    <a:blip r:embed="rId11" cstate="print">
+                      <a:extLst>
+                        <a:ext uri="{28A0092B-C50C-407E-A947-70E740481C1C}">
+                          <a14:useLocalDpi xmlns:a14="http://schemas.microsoft.com/office/drawing/2010/main" val="0"/>
+                        </a:ext>
+                      </a:extLst>
+                    </a:blip>
+                    <a:stretch>
+                      <a:fillRect/>
+                    </a:stretch>
+                  </pic:blipFill>
+                  <pic:spPr>
+                    <a:xfrm>
+                      <a:off x="0" y="0"/>
+                      <a:ext cx="5943600" cy="3533140"/>
+                    </a:xfrm>
+                    <a:prstGeom prst="rect">
+                      <a:avLst/>
+                    </a:prstGeom>
+                  </pic:spPr>
+                </pic:pic>
+              </a:graphicData>
+            </a:graphic>
+          </wp:inline>
+        </w:drawing>
+      </w:r>
+    </w:p>
+    <w:p>
+      <w:pPr>
+        <w:spacing w:line="276" w:lineRule="auto"/>
+        <w:jc w:val="center"/>
+        <w:rPr>
+          <w:i/>
+          <w:sz w:val="20"/>
+        </w:rPr>
+      </w:pPr>
+      <w:r>
+        <w:rPr>
+          <w:i/>
+          <w:sz w:val="20"/>
+        </w:rPr>
+        <w:t>Figure 6: Top 15 Neighbourhoods by Fatal Collision Count — Wexford/Maryvale highest</w:t>
+      </w:r>
+    </w:p>
+    <w:p>
+      <w:pPr>
+        <w:spacing w:line="276" w:lineRule="auto"/>
+        <w:jc w:val="center"/>
+      </w:pPr>
+    </w:p>
+    <w:p>
+      <w:pPr>
+        <w:spacing w:line="276" w:lineRule="auto"/>
+      </w:pPr>
+      <w:r>
+        <w:t>The horizontal bar chart identifies the fifteen Toronto neighbourhoods with the highest number of fatal collisions over the study period. Wexford/Maryvale leads with 18 fatal collisions, followed by West Humber-Clairville with 17, South Parkdale with 14, and York University Heights with 13. Eglinton East, Moss Park, and Etobicoke City Centre each recorded 12 fatal collisions. These neighbourhoods share characteristics of high arterial road density and significant pedestrian exposure. Neighbourhood was frequency-encoded and confirmed by SHAP as one of the top four predictors of fatal collision outcomes.</w:t>
+      </w:r>
+    </w:p>
+    <w:p>
+      <w:pPr>
+        <w:spacing w:line="276" w:lineRule="auto"/>
+        <w:jc w:val="center"/>
+      </w:pPr>
+      <w:r>
+        <w:rPr>
+          <w:noProof/>
+          <w14:ligatures w14:val="standardContextual"/>
+        </w:rPr>
+        <w:lastRenderedPageBreak/>
+        <w:drawing>
+          <wp:inline distT="0" distB="0" distL="0" distR="0" wp14:anchorId="310FDFAA" wp14:editId="50E3C806">
+            <wp:extent cx="5943600" cy="2923540"/>
+            <wp:effectExtent l="0" t="0" r="0" b="0"/>
+            <wp:docPr id="1153832936" name="Picture 7"/>
+            <wp:cNvGraphicFramePr>
+              <a:graphicFrameLocks xmlns:a="http://schemas.openxmlformats.org/drawingml/2006/main" noChangeAspect="1"/>
+            </wp:cNvGraphicFramePr>
+            <a:graphic xmlns:a="http://schemas.openxmlformats.org/drawingml/2006/main">
+              <a:graphicData uri="http://schemas.openxmlformats.org/drawingml/2006/picture">
+                <pic:pic xmlns:pic="http://schemas.openxmlformats.org/drawingml/2006/picture">
+                  <pic:nvPicPr>
+                    <pic:cNvPr id="1153832936" name="Picture 1153832936"/>
+                    <pic:cNvPicPr/>
+                  </pic:nvPicPr>
+                  <pic:blipFill>
+                    <a:blip r:embed="rId12" cstate="print">
+                      <a:extLst>
+                        <a:ext uri="{28A0092B-C50C-407E-A947-70E740481C1C}">
+                          <a14:useLocalDpi xmlns:a14="http://schemas.microsoft.com/office/drawing/2010/main" val="0"/>
+                        </a:ext>
+                      </a:extLst>
+                    </a:blip>
+                    <a:stretch>
+                      <a:fillRect/>
+                    </a:stretch>
+                  </pic:blipFill>
+                  <pic:spPr>
+                    <a:xfrm>
+                      <a:off x="0" y="0"/>
+                      <a:ext cx="5943600" cy="2923540"/>
+                    </a:xfrm>
+                    <a:prstGeom prst="rect">
+                      <a:avLst/>
+                    </a:prstGeom>
+                  </pic:spPr>
+                </pic:pic>
+              </a:graphicData>
+            </a:graphic>
+          </wp:inline>
+        </w:drawing>
+      </w:r>
+    </w:p>
+    <w:p>
+      <w:pPr>
+        <w:spacing w:line="276" w:lineRule="auto"/>
+        <w:jc w:val="center"/>
+        <w:rPr>
+          <w:i/>
+          <w:sz w:val="20"/>
+        </w:rPr>
+      </w:pPr>
+      <w:r>
+        <w:rPr>
+          <w:i/>
+          <w:sz w:val="20"/>
+        </w:rPr>
+        <w:t>Figure 7: Temperature Distribution by Severity Class</w:t>
+      </w:r>
+    </w:p>
+    <w:p>
+      <w:pPr>
+        <w:spacing w:line="276" w:lineRule="auto"/>
+        <w:jc w:val="center"/>
+      </w:pPr>
+    </w:p>
+    <w:p>
+      <w:pPr>
+        <w:spacing w:line="276" w:lineRule="auto"/>
+      </w:pPr>
+      <w:r>
+        <w:t>The kernel density estimation plot compares the temperature distribution at the time of collision for each severity class. All three classes follow a broadly similar bimodal distribution with one peak around 0°C to 5°C and a larger peak around 20°C, reflecting Toronto's winter and summer seasons. The Fatal class (red) shows a notably higher density at the cold temperature peak relative to its warm peak, compared to the Minor and Major classes, suggesting a disproportionate share of fatal collisions occur during colder conditions. The Fatal line also extends further toward -40°C than the other classes, reinforcing the importance of temperature and season as predictive features.</w:t>
+      </w:r>
+    </w:p>
+    <w:p>
+      <w:pPr>
+        <w:spacing w:line="276" w:lineRule="auto"/>
+      </w:pPr>
+    </w:p>
+    <w:p>
+      <w:pPr>
+        <w:spacing w:line="276" w:lineRule="auto"/>
+        <w:jc w:val="center"/>
+      </w:pPr>
+      <w:r>
+        <w:rPr>
+          <w:noProof/>
+          <w14:ligatures w14:val="standardContextual"/>
+        </w:rPr>
+        <w:lastRenderedPageBreak/>
+        <w:drawing>
+          <wp:inline distT="0" distB="0" distL="0" distR="0" wp14:anchorId="1F994519" wp14:editId="764EE340">
+            <wp:extent cx="5943600" cy="4949190"/>
+            <wp:effectExtent l="0" t="0" r="0" b="3810"/>
+            <wp:docPr id="1784373277" name="Picture 8"/>
+            <wp:cNvGraphicFramePr>
+              <a:graphicFrameLocks xmlns:a="http://schemas.openxmlformats.org/drawingml/2006/main" noChangeAspect="1"/>
+            </wp:cNvGraphicFramePr>
+            <a:graphic xmlns:a="http://schemas.openxmlformats.org/drawingml/2006/main">
+              <a:graphicData uri="http://schemas.openxmlformats.org/drawingml/2006/picture">
+                <pic:pic xmlns:pic="http://schemas.openxmlformats.org/drawingml/2006/picture">
+                  <pic:nvPicPr>
+                    <pic:cNvPr id="1784373277" name="Picture 1784373277"/>
+                    <pic:cNvPicPr/>
+                  </pic:nvPicPr>
+                  <pic:blipFill>
+                    <a:blip r:embed="rId13" cstate="print">
+                      <a:extLst>
+                        <a:ext uri="{28A0092B-C50C-407E-A947-70E740481C1C}">
+                          <a14:useLocalDpi xmlns:a14="http://schemas.microsoft.com/office/drawing/2010/main" val="0"/>
+                        </a:ext>
+                      </a:extLst>
+                    </a:blip>
+                    <a:stretch>
+                      <a:fillRect/>
+                    </a:stretch>
+                  </pic:blipFill>
+                  <pic:spPr>
+                    <a:xfrm>
+                      <a:off x="0" y="0"/>
+                      <a:ext cx="5943600" cy="4949190"/>
+                    </a:xfrm>
+                    <a:prstGeom prst="rect">
+                      <a:avLst/>
+                    </a:prstGeom>
+                  </pic:spPr>
+                </pic:pic>
+              </a:graphicData>
+            </a:graphic>
+          </wp:inline>
+        </w:drawing>
+      </w:r>
+    </w:p>
+    <w:p>
+      <w:pPr>
+        <w:spacing w:line="276" w:lineRule="auto"/>
+        <w:jc w:val="center"/>
+        <w:rPr>
+          <w:i/>
+          <w:sz w:val="20"/>
+        </w:rPr>
+      </w:pPr>
+      <w:r>
+        <w:rPr>
+          <w:i/>
+          <w:sz w:val="20"/>
+        </w:rPr>
+        <w:t>Figure 8: Toronto Traffic Collisions by Severity — road network visible from collision density</w:t>
+      </w:r>
+    </w:p>
+    <w:p>
+      <w:pPr>
+        <w:spacing w:line="276" w:lineRule="auto"/>
+        <w:jc w:val="center"/>
+      </w:pPr>
+    </w:p>
+    <w:p>
+      <w:pPr>
+        <w:spacing w:line="276" w:lineRule="auto"/>
+      </w:pPr>
+      <w:r>
+        <w:t>The static scatter map plots all 677,056 collision records across the Toronto road network, colour-coded by severity: Minor in green, Major in orange, and Fatal as larger red dots. The density of green and orange points effectively traces the city's major arterial roads and intersections without requiring a separate base map, clearly showing spatial concentration along downtown streets and major expressway corridors. Fatal collisions are distributed across the entire city but show visible clustering in the inner suburbs and along high-speed arterials. This spatial pattern was further analyzed using DBSCAN clustering which identified 36 distinct fatal collision hotspot zones.</w:t>
+      </w:r>
+    </w:p>
+    <w:p>
+      <w:pPr>
+        <w:spacing w:line="276" w:lineRule="auto"/>
+      </w:pPr>
+    </w:p>
+    <w:p>
+      <w:pPr>
+        <w:spacing w:line="276" w:lineRule="auto"/>
+        <w:rPr>
+          <w:color w:val="000000" w:themeColor="text1"/>
+        </w:rPr>
+      </w:pPr>
+    </w:p>
+    <w:p>
+      <w:pPr>
+        <w:pStyle w:val="Heading1"/>
+        <w:spacing w:line="276" w:lineRule="auto"/>
+        <w:rPr>
+          <w:rFonts w:ascii="Times New Roman" w:hAnsi="Times New Roman" w:cs="Times New Roman"/>
+          <w:b/>
+          <w:bCs/>
+          <w:color w:val="000000" w:themeColor="text1"/>
+          <w:sz w:val="32"/>
+          <w:szCs w:val="32"/>
+        </w:rPr>
+      </w:pPr>
+      <w:r>
+        <w:rPr>
+          <w:rFonts w:ascii="Times New Roman" w:hAnsi="Times New Roman" w:cs="Times New Roman"/>
+          <w:b/>
+          <w:bCs/>
+          <w:color w:val="000000" w:themeColor="text1"/>
+          <w:sz w:val="32"/>
+          <w:szCs w:val="32"/>
+        </w:rPr>
+        <w:lastRenderedPageBreak/>
+        <w:t>Project Approach</w:t>
+      </w:r>
+    </w:p>
+    <w:p>
+      <w:pPr>
+        <w:pStyle w:val="Heading2"/>
+        <w:spacing w:line="276" w:lineRule="auto"/>
+        <w:rPr>
+          <w:rFonts w:ascii="Times New Roman" w:hAnsi="Times New Roman" w:cs="Times New Roman"/>
+          <w:b/>
+          <w:bCs/>
+          <w:color w:val="000000" w:themeColor="text1"/>
+          <w:sz w:val="28"/>
+          <w:szCs w:val="28"/>
+        </w:rPr>
+      </w:pPr>
+      <w:r>
+        <w:rPr>
+          <w:rFonts w:ascii="Times New Roman" w:hAnsi="Times New Roman" w:cs="Times New Roman"/>
+          <w:b/>
+          <w:bCs/>
+          <w:color w:val="000000" w:themeColor="text1"/>
+          <w:sz w:val="28"/>
+          <w:szCs w:val="28"/>
+        </w:rPr>
+        <w:t>Research Methodology</w:t>
+      </w:r>
+    </w:p>
+    <w:p>
+      <w:pPr>
+        <w:spacing w:before="80" w:after="160" w:line="276" w:lineRule="auto"/>
+        <w:rPr>
+          <w:color w:val="000000" w:themeColor="text1"/>
+        </w:rPr>
+      </w:pPr>
+      <w:r>
+        <w:rPr>
+          <w:color w:val="000000" w:themeColor="text1"/>
+        </w:rPr>
+        <w:t>This research applies a five-phase supervised machine learning methodology. The framework integrates data from two publicly available sources, addresses class imbalance through comparative resampling strategies, trains and compares five classification algorithms, and applies SHAP explainability and DBSCAN spatial clustering to produce results that are both accurate and interpretable.</w:t>
+      </w:r>
+    </w:p>
+    <w:p>
+      <w:pPr>
+        <w:pStyle w:val="Heading3"/>
+        <w:spacing w:line="276" w:lineRule="auto"/>
         <w:rPr>
           <w:rFonts w:cs="Times New Roman"/>
           <w:b/>
@@ -4934,8 +5648,7 @@
           <w:sz w:val="24"/>
           <w:szCs w:val="24"/>
         </w:rPr>
-        <w:t>-</w:t>
-      </w:r>
+      </w:pPr>
       <w:r>
         <w:rPr>
           <w:rFonts w:cs="Times New Roman"/>
@@ -4945,130 +5658,9 @@
           <w:sz w:val="24"/>
           <w:szCs w:val="24"/>
         </w:rPr>
-        <w:t xml:space="preserve"> Pedestrian Involvement</w:t>
-      </w:r>
-    </w:p>
-    <w:p>
-      <w:pPr>
-        <w:spacing w:before="60" w:after="200"/>
-        <w:rPr>
-          <w:color w:val="000000" w:themeColor="text1"/>
-        </w:rPr>
-      </w:pPr>
-      <w:r>
-        <w:rPr>
-          <w:color w:val="000000" w:themeColor="text1"/>
-        </w:rPr>
-        <w:t xml:space="preserve">2.7% of collisions involve pedestrians and 1.8% involve cyclists. Despite being a small proportion, pedestrian-involved collisions show a dramatically higher rate of major and fatal outcomes, making </w:t>
-      </w:r>
-      <w:proofErr w:type="spellStart"/>
-      <w:r>
-        <w:rPr>
-          <w:color w:val="000000" w:themeColor="text1"/>
-        </w:rPr>
-        <w:t>pedestrian_involved</w:t>
-      </w:r>
-      <w:proofErr w:type="spellEnd"/>
-      <w:r>
-        <w:rPr>
-          <w:color w:val="000000" w:themeColor="text1"/>
-        </w:rPr>
-        <w:t xml:space="preserve"> one of the most important features in the predictive model as confirmed by SHAP analysis.</w:t>
-      </w:r>
-    </w:p>
-    <w:p>
-      <w:pPr>
-        <w:rPr>
-          <w:color w:val="000000" w:themeColor="text1"/>
-        </w:rPr>
-      </w:pPr>
-      <w:r>
-        <w:rPr>
-          <w:color w:val="000000" w:themeColor="text1"/>
-        </w:rPr>
-        <w:lastRenderedPageBreak/>
-        <w:br/>
-      </w:r>
-    </w:p>
-    <w:p>
-      <w:pPr>
-        <w:rPr>
-          <w:color w:val="000000" w:themeColor="text1"/>
-        </w:rPr>
-      </w:pPr>
-    </w:p>
-    <w:p>
-      <w:pPr>
-        <w:rPr>
-          <w:color w:val="000000" w:themeColor="text1"/>
-        </w:rPr>
-      </w:pPr>
-    </w:p>
-    <w:p>
-      <w:pPr>
-        <w:pStyle w:val="Heading1"/>
-        <w:rPr>
-          <w:rFonts w:ascii="Times New Roman" w:hAnsi="Times New Roman" w:cs="Times New Roman"/>
-          <w:b/>
-          <w:bCs/>
-          <w:color w:val="000000" w:themeColor="text1"/>
-          <w:sz w:val="32"/>
-          <w:szCs w:val="32"/>
-        </w:rPr>
-      </w:pPr>
-      <w:r>
-        <w:rPr>
-          <w:rFonts w:ascii="Times New Roman" w:hAnsi="Times New Roman" w:cs="Times New Roman"/>
-          <w:b/>
-          <w:bCs/>
-          <w:color w:val="000000" w:themeColor="text1"/>
-          <w:sz w:val="32"/>
-          <w:szCs w:val="32"/>
-        </w:rPr>
-        <w:t>Project Approach</w:t>
-      </w:r>
-    </w:p>
-    <w:p>
-      <w:pPr>
-        <w:pStyle w:val="Heading2"/>
-        <w:rPr>
-          <w:rFonts w:ascii="Times New Roman" w:hAnsi="Times New Roman" w:cs="Times New Roman"/>
-          <w:b/>
-          <w:bCs/>
-          <w:color w:val="000000" w:themeColor="text1"/>
-          <w:sz w:val="28"/>
-          <w:szCs w:val="28"/>
-        </w:rPr>
-      </w:pPr>
-      <w:r>
-        <w:rPr>
-          <w:rFonts w:ascii="Times New Roman" w:hAnsi="Times New Roman" w:cs="Times New Roman"/>
-          <w:b/>
-          <w:bCs/>
-          <w:color w:val="000000" w:themeColor="text1"/>
-          <w:sz w:val="28"/>
-          <w:szCs w:val="28"/>
-        </w:rPr>
-        <w:t>Research Methodology</w:t>
-      </w:r>
-    </w:p>
-    <w:p>
-      <w:pPr>
-        <w:spacing w:before="80" w:after="160"/>
-        <w:rPr>
-          <w:color w:val="000000" w:themeColor="text1"/>
-        </w:rPr>
-      </w:pPr>
-      <w:r>
-        <w:rPr>
-          <w:color w:val="000000" w:themeColor="text1"/>
-        </w:rPr>
-        <w:t>This research applies a five-phase supervised machine learning methodology. The framework integrates data from two publicly available sources, addresses class imbalance through comparative resampling strategies, trains and compares five classification algorithms, and applies SHAP explainability and DBSCAN spatial clustering to produce results that are both accurate and interpretable.</w:t>
-      </w:r>
-    </w:p>
-    <w:p>
-      <w:pPr>
-        <w:pStyle w:val="Heading3"/>
+        <w:t xml:space="preserve">Phase 1 </w:t>
+      </w:r>
+      <w:r>
         <w:rPr>
           <w:rFonts w:cs="Times New Roman"/>
           <w:b/>
@@ -5077,7 +5669,8 @@
           <w:sz w:val="24"/>
           <w:szCs w:val="24"/>
         </w:rPr>
-      </w:pPr>
+        <w:t>-</w:t>
+      </w:r>
       <w:r>
         <w:rPr>
           <w:rFonts w:cs="Times New Roman"/>
@@ -5087,9 +5680,27 @@
           <w:sz w:val="24"/>
           <w:szCs w:val="24"/>
         </w:rPr>
-        <w:t xml:space="preserve">Phase 1 </w:t>
-      </w:r>
-      <w:r>
+        <w:t xml:space="preserve"> Data Collection and Preparation</w:t>
+      </w:r>
+    </w:p>
+    <w:p>
+      <w:pPr>
+        <w:spacing w:before="60" w:after="120" w:line="276" w:lineRule="auto"/>
+        <w:rPr>
+          <w:color w:val="000000" w:themeColor="text1"/>
+        </w:rPr>
+      </w:pPr>
+      <w:r>
+        <w:rPr>
+          <w:color w:val="000000" w:themeColor="text1"/>
+        </w:rPr>
+        <w:t>Toronto collision records (809,034 rows) were merged with hourly weather data from the Toronto City automatic weather station using a left join on aligned date-hour keys. The Unix millisecond timestamp in the collision dataset was converted to Toronto local time. The merge achieved a 100% match rate across all collision records.</w:t>
+      </w:r>
+    </w:p>
+    <w:p>
+      <w:pPr>
+        <w:pStyle w:val="Heading3"/>
+        <w:spacing w:line="276" w:lineRule="auto"/>
         <w:rPr>
           <w:rFonts w:cs="Times New Roman"/>
           <w:b/>
@@ -5098,8 +5709,7 @@
           <w:sz w:val="24"/>
           <w:szCs w:val="24"/>
         </w:rPr>
-        <w:t>-</w:t>
-      </w:r>
+      </w:pPr>
       <w:r>
         <w:rPr>
           <w:rFonts w:cs="Times New Roman"/>
@@ -5109,26 +5719,9 @@
           <w:sz w:val="24"/>
           <w:szCs w:val="24"/>
         </w:rPr>
-        <w:t xml:space="preserve"> Data Collection and Preparation</w:t>
-      </w:r>
-    </w:p>
-    <w:p>
-      <w:pPr>
-        <w:spacing w:before="60" w:after="120"/>
-        <w:rPr>
-          <w:color w:val="000000" w:themeColor="text1"/>
-        </w:rPr>
-      </w:pPr>
-      <w:r>
-        <w:rPr>
-          <w:color w:val="000000" w:themeColor="text1"/>
-        </w:rPr>
-        <w:t>Toronto collision records (809,034 rows) were merged with hourly weather data from the Toronto City automatic weather station using a left join on aligned date-hour keys. The Unix millisecond timestamp in the collision dataset was converted to Toronto local time. The merge achieved a 100% match rate across all collision records.</w:t>
-      </w:r>
-    </w:p>
-    <w:p>
-      <w:pPr>
-        <w:pStyle w:val="Heading3"/>
+        <w:t xml:space="preserve">Phase 2 </w:t>
+      </w:r>
+      <w:r>
         <w:rPr>
           <w:rFonts w:cs="Times New Roman"/>
           <w:b/>
@@ -5137,7 +5730,8 @@
           <w:sz w:val="24"/>
           <w:szCs w:val="24"/>
         </w:rPr>
-      </w:pPr>
+        <w:t>-</w:t>
+      </w:r>
       <w:r>
         <w:rPr>
           <w:rFonts w:cs="Times New Roman"/>
@@ -5147,9 +5741,27 @@
           <w:sz w:val="24"/>
           <w:szCs w:val="24"/>
         </w:rPr>
-        <w:t xml:space="preserve">Phase 2 </w:t>
-      </w:r>
-      <w:r>
+        <w:t xml:space="preserve"> Data Cleaning and Feature Engineering</w:t>
+      </w:r>
+    </w:p>
+    <w:p>
+      <w:pPr>
+        <w:spacing w:before="60" w:after="120" w:line="276" w:lineRule="auto"/>
+        <w:rPr>
+          <w:color w:val="000000" w:themeColor="text1"/>
+        </w:rPr>
+      </w:pPr>
+      <w:r>
+        <w:rPr>
+          <w:color w:val="000000" w:themeColor="text1"/>
+        </w:rPr>
+        <w:t>After cleaning, 677,056 valid records were retained. The target variable (severity) was derived as a three-class variable: Minor (0), Major (1), Fatal (2). Eight new features were engineered including hour_category, season, weather flags, involvement flags, and neighbourhood frequency encoding.</w:t>
+      </w:r>
+    </w:p>
+    <w:p>
+      <w:pPr>
+        <w:pStyle w:val="Heading3"/>
+        <w:spacing w:line="276" w:lineRule="auto"/>
         <w:rPr>
           <w:rFonts w:cs="Times New Roman"/>
           <w:b/>
@@ -5158,8 +5770,7 @@
           <w:sz w:val="24"/>
           <w:szCs w:val="24"/>
         </w:rPr>
-        <w:t>-</w:t>
-      </w:r>
+      </w:pPr>
       <w:r>
         <w:rPr>
           <w:rFonts w:cs="Times New Roman"/>
@@ -5169,40 +5780,9 @@
           <w:sz w:val="24"/>
           <w:szCs w:val="24"/>
         </w:rPr>
-        <w:t xml:space="preserve"> Data Cleaning and Feature Engineering</w:t>
-      </w:r>
-    </w:p>
-    <w:p>
-      <w:pPr>
-        <w:spacing w:before="60" w:after="120"/>
-        <w:rPr>
-          <w:color w:val="000000" w:themeColor="text1"/>
-        </w:rPr>
-      </w:pPr>
-      <w:r>
-        <w:rPr>
-          <w:color w:val="000000" w:themeColor="text1"/>
-        </w:rPr>
-        <w:t xml:space="preserve">After cleaning, 677,056 valid records were retained. The target variable (severity) was derived as a three-class variable: Minor (0), Major (1), Fatal (2). Eight new features were engineered including </w:t>
-      </w:r>
-      <w:proofErr w:type="spellStart"/>
-      <w:r>
-        <w:rPr>
-          <w:color w:val="000000" w:themeColor="text1"/>
-        </w:rPr>
-        <w:t>hour_category</w:t>
-      </w:r>
-      <w:proofErr w:type="spellEnd"/>
-      <w:r>
-        <w:rPr>
-          <w:color w:val="000000" w:themeColor="text1"/>
-        </w:rPr>
-        <w:t>, season, weather flags, involvement flags, and neighbourhood frequency encoding.</w:t>
-      </w:r>
-    </w:p>
-    <w:p>
-      <w:pPr>
-        <w:pStyle w:val="Heading3"/>
+        <w:t xml:space="preserve">Phase 3 </w:t>
+      </w:r>
+      <w:r>
         <w:rPr>
           <w:rFonts w:cs="Times New Roman"/>
           <w:b/>
@@ -5211,7 +5791,8 @@
           <w:sz w:val="24"/>
           <w:szCs w:val="24"/>
         </w:rPr>
-      </w:pPr>
+        <w:t>-</w:t>
+      </w:r>
       <w:r>
         <w:rPr>
           <w:rFonts w:cs="Times New Roman"/>
@@ -5221,9 +5802,27 @@
           <w:sz w:val="24"/>
           <w:szCs w:val="24"/>
         </w:rPr>
-        <w:t xml:space="preserve">Phase 3 </w:t>
-      </w:r>
-      <w:r>
+        <w:t xml:space="preserve"> Exploratory Data Analysis</w:t>
+      </w:r>
+    </w:p>
+    <w:p>
+      <w:pPr>
+        <w:spacing w:before="60" w:after="120" w:line="276" w:lineRule="auto"/>
+        <w:rPr>
+          <w:color w:val="000000" w:themeColor="text1"/>
+        </w:rPr>
+      </w:pPr>
+      <w:r>
+        <w:rPr>
+          <w:color w:val="000000" w:themeColor="text1"/>
+        </w:rPr>
+        <w:t>Eight visualizations were produced to understand distributional patterns across temporal, spatial, and environmental dimensions. Key insights include rush hour peaks, seasonal trends, weather impact on severity proportions, and spatial concentration of fatalities.</w:t>
+      </w:r>
+    </w:p>
+    <w:p>
+      <w:pPr>
+        <w:pStyle w:val="Heading3"/>
+        <w:spacing w:line="276" w:lineRule="auto"/>
         <w:rPr>
           <w:rFonts w:cs="Times New Roman"/>
           <w:b/>
@@ -5232,8 +5831,7 @@
           <w:sz w:val="24"/>
           <w:szCs w:val="24"/>
         </w:rPr>
-        <w:t>-</w:t>
-      </w:r>
+      </w:pPr>
       <w:r>
         <w:rPr>
           <w:rFonts w:cs="Times New Roman"/>
@@ -5243,26 +5841,9 @@
           <w:sz w:val="24"/>
           <w:szCs w:val="24"/>
         </w:rPr>
-        <w:t xml:space="preserve"> Exploratory Data Analysis</w:t>
-      </w:r>
-    </w:p>
-    <w:p>
-      <w:pPr>
-        <w:spacing w:before="60" w:after="120"/>
-        <w:rPr>
-          <w:color w:val="000000" w:themeColor="text1"/>
-        </w:rPr>
-      </w:pPr>
-      <w:r>
-        <w:rPr>
-          <w:color w:val="000000" w:themeColor="text1"/>
-        </w:rPr>
-        <w:t>Eight visualizations were produced to understand distributional patterns across temporal, spatial, and environmental dimensions. Key insights include rush hour peaks, seasonal trends, weather impact on severity proportions, and spatial concentration of fatalities.</w:t>
-      </w:r>
-    </w:p>
-    <w:p>
-      <w:pPr>
-        <w:pStyle w:val="Heading3"/>
+        <w:t xml:space="preserve">Phase 4 </w:t>
+      </w:r>
+      <w:r>
         <w:rPr>
           <w:rFonts w:cs="Times New Roman"/>
           <w:b/>
@@ -5271,7 +5852,8 @@
           <w:sz w:val="24"/>
           <w:szCs w:val="24"/>
         </w:rPr>
-      </w:pPr>
+        <w:t>-</w:t>
+      </w:r>
       <w:r>
         <w:rPr>
           <w:rFonts w:cs="Times New Roman"/>
@@ -5281,34 +5863,12 @@
           <w:sz w:val="24"/>
           <w:szCs w:val="24"/>
         </w:rPr>
-        <w:t xml:space="preserve">Phase 4 </w:t>
-      </w:r>
-      <w:r>
-        <w:rPr>
-          <w:rFonts w:cs="Times New Roman"/>
-          <w:b/>
-          <w:bCs/>
-          <w:color w:val="000000" w:themeColor="text1"/>
-          <w:sz w:val="24"/>
-          <w:szCs w:val="24"/>
-        </w:rPr>
-        <w:t>-</w:t>
-      </w:r>
-      <w:r>
-        <w:rPr>
-          <w:rFonts w:cs="Times New Roman"/>
-          <w:b/>
-          <w:bCs/>
-          <w:color w:val="000000" w:themeColor="text1"/>
-          <w:sz w:val="24"/>
-          <w:szCs w:val="24"/>
-        </w:rPr>
         <w:t xml:space="preserve"> Model Training and Evaluation</w:t>
       </w:r>
     </w:p>
     <w:p>
       <w:pPr>
-        <w:spacing w:before="60" w:after="60"/>
+        <w:spacing w:before="60" w:after="60" w:line="276" w:lineRule="auto"/>
         <w:rPr>
           <w:color w:val="000000" w:themeColor="text1"/>
         </w:rPr>
@@ -5327,7 +5887,7 @@
           <w:ilvl w:val="0"/>
           <w:numId w:val="2"/>
         </w:numPr>
-        <w:spacing w:before="60" w:after="40"/>
+        <w:spacing w:before="60" w:after="40" w:line="276" w:lineRule="auto"/>
         <w:contextualSpacing w:val="0"/>
         <w:rPr>
           <w:color w:val="000000" w:themeColor="text1"/>
@@ -5347,7 +5907,7 @@
           <w:ilvl w:val="0"/>
           <w:numId w:val="2"/>
         </w:numPr>
-        <w:spacing w:before="40" w:after="40"/>
+        <w:spacing w:before="40" w:after="40" w:line="276" w:lineRule="auto"/>
         <w:contextualSpacing w:val="0"/>
         <w:rPr>
           <w:color w:val="000000" w:themeColor="text1"/>
@@ -5367,20 +5927,18 @@
           <w:ilvl w:val="0"/>
           <w:numId w:val="2"/>
         </w:numPr>
-        <w:spacing w:before="40" w:after="40"/>
+        <w:spacing w:before="40" w:after="40" w:line="276" w:lineRule="auto"/>
         <w:contextualSpacing w:val="0"/>
         <w:rPr>
           <w:color w:val="000000" w:themeColor="text1"/>
         </w:rPr>
       </w:pPr>
-      <w:proofErr w:type="spellStart"/>
       <w:r>
         <w:rPr>
           <w:color w:val="000000" w:themeColor="text1"/>
         </w:rPr>
         <w:t>XGBoost</w:t>
       </w:r>
-      <w:proofErr w:type="spellEnd"/>
     </w:p>
     <w:p>
       <w:pPr>
@@ -5389,7 +5947,7 @@
           <w:ilvl w:val="0"/>
           <w:numId w:val="2"/>
         </w:numPr>
-        <w:spacing w:before="40" w:after="40"/>
+        <w:spacing w:before="40" w:after="40" w:line="276" w:lineRule="auto"/>
         <w:contextualSpacing w:val="0"/>
         <w:rPr>
           <w:color w:val="000000" w:themeColor="text1"/>
@@ -5409,7 +5967,7 @@
           <w:ilvl w:val="0"/>
           <w:numId w:val="2"/>
         </w:numPr>
-        <w:spacing w:before="40" w:after="120"/>
+        <w:spacing w:before="40" w:after="120" w:line="276" w:lineRule="auto"/>
         <w:contextualSpacing w:val="0"/>
         <w:rPr>
           <w:color w:val="000000" w:themeColor="text1"/>
@@ -5424,35 +5982,22 @@
     </w:p>
     <w:p>
       <w:pPr>
-        <w:spacing w:before="60" w:after="160"/>
-        <w:rPr>
-          <w:color w:val="000000" w:themeColor="text1"/>
-        </w:rPr>
-      </w:pPr>
-      <w:r>
-        <w:rPr>
-          <w:color w:val="000000" w:themeColor="text1"/>
-        </w:rPr>
-        <w:t xml:space="preserve">Five balancing strategies were additionally compared. Probability threshold analysis, </w:t>
-      </w:r>
-      <w:proofErr w:type="spellStart"/>
-      <w:r>
-        <w:rPr>
-          <w:color w:val="000000" w:themeColor="text1"/>
-        </w:rPr>
-        <w:t>RandomizedSearchCV</w:t>
-      </w:r>
-      <w:proofErr w:type="spellEnd"/>
-      <w:r>
-        <w:rPr>
-          <w:color w:val="000000" w:themeColor="text1"/>
-        </w:rPr>
-        <w:t xml:space="preserve"> hyperparameter tuning, and 5-fold stratified cross-validation were applied to strengthen the evaluation.</w:t>
+        <w:spacing w:before="60" w:after="160" w:line="276" w:lineRule="auto"/>
+        <w:rPr>
+          <w:color w:val="000000" w:themeColor="text1"/>
+        </w:rPr>
+      </w:pPr>
+      <w:r>
+        <w:rPr>
+          <w:color w:val="000000" w:themeColor="text1"/>
+        </w:rPr>
+        <w:t>Five balancing strategies were additionally compared. Probability threshold analysis, RandomizedSearchCV hyperparameter tuning, and 5-fold stratified cross-validation were applied to strengthen the evaluation.</w:t>
       </w:r>
     </w:p>
     <w:p>
       <w:pPr>
         <w:pStyle w:val="Heading3"/>
+        <w:spacing w:line="276" w:lineRule="auto"/>
         <w:rPr>
           <w:rFonts w:cs="Times New Roman"/>
           <w:b/>
@@ -5499,63 +6044,21 @@
     </w:p>
     <w:p>
       <w:pPr>
-        <w:spacing w:before="60" w:after="160"/>
-        <w:rPr>
-          <w:color w:val="000000" w:themeColor="text1"/>
-        </w:rPr>
-      </w:pPr>
-      <w:r>
-        <w:rPr>
-          <w:color w:val="000000" w:themeColor="text1"/>
-        </w:rPr>
-        <w:t>SHAP was applied to the best model (</w:t>
-      </w:r>
-      <w:proofErr w:type="spellStart"/>
-      <w:r>
-        <w:rPr>
-          <w:color w:val="000000" w:themeColor="text1"/>
-        </w:rPr>
-        <w:t>XGBoost</w:t>
-      </w:r>
-      <w:proofErr w:type="spellEnd"/>
-      <w:r>
-        <w:rPr>
-          <w:color w:val="000000" w:themeColor="text1"/>
-        </w:rPr>
-        <w:t xml:space="preserve">) on a 2,000-record test sample to produce global feature importance, class-specific </w:t>
-      </w:r>
-      <w:proofErr w:type="spellStart"/>
-      <w:r>
-        <w:rPr>
-          <w:color w:val="000000" w:themeColor="text1"/>
-        </w:rPr>
-        <w:t>beeswarm</w:t>
-      </w:r>
-      <w:proofErr w:type="spellEnd"/>
-      <w:r>
-        <w:rPr>
-          <w:color w:val="000000" w:themeColor="text1"/>
-        </w:rPr>
-        <w:t xml:space="preserve"> plots, and per-collision waterfall explanations. DBSCAN clustering (eps = 300 metres, </w:t>
-      </w:r>
-      <w:proofErr w:type="spellStart"/>
-      <w:r>
-        <w:rPr>
-          <w:color w:val="000000" w:themeColor="text1"/>
-        </w:rPr>
-        <w:t>min_samples</w:t>
-      </w:r>
-      <w:proofErr w:type="spellEnd"/>
-      <w:r>
-        <w:rPr>
-          <w:color w:val="000000" w:themeColor="text1"/>
-        </w:rPr>
-        <w:t xml:space="preserve"> = 3) was applied to 636 fatal collision coordinates, identifying 36 hotspot zones.</w:t>
-      </w:r>
-    </w:p>
-    <w:p>
-      <w:pPr>
-        <w:spacing w:before="60" w:after="160"/>
+        <w:spacing w:before="60" w:after="160" w:line="276" w:lineRule="auto"/>
+        <w:rPr>
+          <w:color w:val="000000" w:themeColor="text1"/>
+        </w:rPr>
+      </w:pPr>
+      <w:r>
+        <w:rPr>
+          <w:color w:val="000000" w:themeColor="text1"/>
+        </w:rPr>
+        <w:t>SHAP was applied to the best model (XGBoost) on a 2,000-record test sample to produce global feature importance, class-specific beeswarm plots, and per-collision waterfall explanations. DBSCAN clustering (eps = 300 metres, min_samples = 3) was applied to 636 fatal collision coordinates, identifying 36 hotspot zones.</w:t>
+      </w:r>
+    </w:p>
+    <w:p>
+      <w:pPr>
+        <w:spacing w:before="60" w:after="160" w:line="276" w:lineRule="auto"/>
         <w:rPr>
           <w:color w:val="000000" w:themeColor="text1"/>
         </w:rPr>
@@ -5564,6 +6067,7 @@
     <w:p>
       <w:pPr>
         <w:pStyle w:val="Heading2"/>
+        <w:spacing w:line="276" w:lineRule="auto"/>
         <w:rPr>
           <w:rFonts w:ascii="Times New Roman" w:hAnsi="Times New Roman" w:cs="Times New Roman"/>
           <w:b/>
@@ -5625,6 +6129,7 @@
                 <w:tab w:val="center" w:pos="4480"/>
                 <w:tab w:val="right" w:pos="8960"/>
               </w:tabs>
+              <w:spacing w:line="276" w:lineRule="auto"/>
               <w:rPr>
                 <w:color w:val="000000" w:themeColor="text1"/>
               </w:rPr>
@@ -5674,6 +6179,7 @@
           </w:tcPr>
           <w:p>
             <w:pPr>
+              <w:spacing w:line="276" w:lineRule="auto"/>
               <w:jc w:val="center"/>
               <w:rPr>
                 <w:color w:val="000000" w:themeColor="text1"/>
@@ -5713,6 +6219,7 @@
           </w:tcPr>
           <w:p>
             <w:pPr>
+              <w:spacing w:line="276" w:lineRule="auto"/>
               <w:rPr>
                 <w:color w:val="000000" w:themeColor="text1"/>
               </w:rPr>
@@ -5747,6 +6254,7 @@
           </w:p>
           <w:p>
             <w:pPr>
+              <w:spacing w:line="276" w:lineRule="auto"/>
               <w:rPr>
                 <w:color w:val="000000" w:themeColor="text1"/>
               </w:rPr>
@@ -5757,94 +6265,23 @@
                 <w:sz w:val="22"/>
                 <w:szCs w:val="22"/>
               </w:rPr>
-              <w:t xml:space="preserve">Toronto Collision CSV (809,034 </w:t>
-            </w:r>
-            <w:proofErr w:type="gramStart"/>
+              <w:t>Toronto Collision CSV (809,034 rows)  +  Canada Climate Data (108,096 hourly rows)</w:t>
+            </w:r>
+          </w:p>
+          <w:p>
+            <w:pPr>
+              <w:spacing w:line="276" w:lineRule="auto"/>
+              <w:rPr>
+                <w:color w:val="000000" w:themeColor="text1"/>
+              </w:rPr>
+            </w:pPr>
             <w:r>
               <w:rPr>
                 <w:color w:val="000000" w:themeColor="text1"/>
                 <w:sz w:val="22"/>
                 <w:szCs w:val="22"/>
               </w:rPr>
-              <w:t>rows)  +</w:t>
-            </w:r>
-            <w:proofErr w:type="gramEnd"/>
-            <w:r>
-              <w:rPr>
-                <w:color w:val="000000" w:themeColor="text1"/>
-                <w:sz w:val="22"/>
-                <w:szCs w:val="22"/>
-              </w:rPr>
-              <w:t xml:space="preserve">  Canada Climate Data (108,096 hourly rows)</w:t>
-            </w:r>
-          </w:p>
-          <w:p>
-            <w:pPr>
-              <w:rPr>
-                <w:color w:val="000000" w:themeColor="text1"/>
-              </w:rPr>
-            </w:pPr>
-            <w:r>
-              <w:rPr>
-                <w:color w:val="000000" w:themeColor="text1"/>
-                <w:sz w:val="22"/>
-                <w:szCs w:val="22"/>
-              </w:rPr>
-              <w:t xml:space="preserve">Fix Unix </w:t>
-            </w:r>
-            <w:proofErr w:type="gramStart"/>
-            <w:r>
-              <w:rPr>
-                <w:color w:val="000000" w:themeColor="text1"/>
-                <w:sz w:val="22"/>
-                <w:szCs w:val="22"/>
-              </w:rPr>
-              <w:t>timestamp  |</w:t>
-            </w:r>
-            <w:proofErr w:type="gramEnd"/>
-            <w:r>
-              <w:rPr>
-                <w:color w:val="000000" w:themeColor="text1"/>
-                <w:sz w:val="22"/>
-                <w:szCs w:val="22"/>
-              </w:rPr>
-              <w:t xml:space="preserve">  Merge on </w:t>
-            </w:r>
-            <w:proofErr w:type="spellStart"/>
-            <w:r>
-              <w:rPr>
-                <w:color w:val="000000" w:themeColor="text1"/>
-                <w:sz w:val="22"/>
-                <w:szCs w:val="22"/>
-              </w:rPr>
-              <w:t>date+</w:t>
-            </w:r>
-            <w:proofErr w:type="gramStart"/>
-            <w:r>
-              <w:rPr>
-                <w:color w:val="000000" w:themeColor="text1"/>
-                <w:sz w:val="22"/>
-                <w:szCs w:val="22"/>
-              </w:rPr>
-              <w:t>hour</w:t>
-            </w:r>
-            <w:proofErr w:type="spellEnd"/>
-            <w:r>
-              <w:rPr>
-                <w:color w:val="000000" w:themeColor="text1"/>
-                <w:sz w:val="22"/>
-                <w:szCs w:val="22"/>
-              </w:rPr>
-              <w:t xml:space="preserve">  |</w:t>
-            </w:r>
-            <w:proofErr w:type="gramEnd"/>
-            <w:r>
-              <w:rPr>
-                <w:color w:val="000000" w:themeColor="text1"/>
-                <w:sz w:val="22"/>
-                <w:szCs w:val="22"/>
-              </w:rPr>
-              <w:t xml:space="preserve">  Fix GPS coordinates</w:t>
+              <w:t>Fix Unix timestamp  |  Merge on date+hour  |  Fix GPS coordinates</w:t>
             </w:r>
           </w:p>
         </w:tc>
@@ -5868,6 +6305,7 @@
           </w:tcPr>
           <w:p>
             <w:pPr>
+              <w:spacing w:line="276" w:lineRule="auto"/>
               <w:jc w:val="center"/>
               <w:rPr>
                 <w:color w:val="000000" w:themeColor="text1"/>
@@ -5907,6 +6345,7 @@
           </w:tcPr>
           <w:p>
             <w:pPr>
+              <w:spacing w:line="276" w:lineRule="auto"/>
               <w:rPr>
                 <w:color w:val="000000" w:themeColor="text1"/>
               </w:rPr>
@@ -5941,6 +6380,7 @@
           </w:p>
           <w:p>
             <w:pPr>
+              <w:spacing w:line="276" w:lineRule="auto"/>
               <w:rPr>
                 <w:color w:val="000000" w:themeColor="text1"/>
               </w:rPr>
@@ -5951,87 +6391,24 @@
                 <w:sz w:val="22"/>
                 <w:szCs w:val="22"/>
               </w:rPr>
-              <w:t xml:space="preserve">677,056 valid </w:t>
-            </w:r>
-            <w:proofErr w:type="gramStart"/>
+              <w:t>677,056 valid records  |  Target: Minor / Major / Fatal</w:t>
+            </w:r>
+          </w:p>
+          <w:p>
+            <w:pPr>
+              <w:spacing w:line="276" w:lineRule="auto"/>
+              <w:rPr>
+                <w:color w:val="000000" w:themeColor="text1"/>
+              </w:rPr>
+            </w:pPr>
             <w:r>
               <w:rPr>
                 <w:color w:val="000000" w:themeColor="text1"/>
                 <w:sz w:val="22"/>
                 <w:szCs w:val="22"/>
               </w:rPr>
-              <w:t>records  |</w:t>
-            </w:r>
-            <w:proofErr w:type="gramEnd"/>
-            <w:r>
-              <w:rPr>
-                <w:color w:val="000000" w:themeColor="text1"/>
-                <w:sz w:val="22"/>
-                <w:szCs w:val="22"/>
-              </w:rPr>
-              <w:t xml:space="preserve">  Target: Minor / Major / Fatal</w:t>
-            </w:r>
-          </w:p>
-          <w:p>
-            <w:pPr>
-              <w:rPr>
-                <w:color w:val="000000" w:themeColor="text1"/>
-              </w:rPr>
-            </w:pPr>
-            <w:r>
-              <w:rPr>
-                <w:color w:val="000000" w:themeColor="text1"/>
-                <w:sz w:val="22"/>
-                <w:szCs w:val="22"/>
-              </w:rPr>
-              <w:t xml:space="preserve">New features: season, </w:t>
-            </w:r>
-            <w:proofErr w:type="spellStart"/>
-            <w:r>
-              <w:rPr>
-                <w:color w:val="000000" w:themeColor="text1"/>
-                <w:sz w:val="22"/>
-                <w:szCs w:val="22"/>
-              </w:rPr>
-              <w:t>hour_category</w:t>
-            </w:r>
-            <w:proofErr w:type="spellEnd"/>
-            <w:r>
-              <w:rPr>
-                <w:color w:val="000000" w:themeColor="text1"/>
-                <w:sz w:val="22"/>
-                <w:szCs w:val="22"/>
-              </w:rPr>
-              <w:t xml:space="preserve">, weather flags, </w:t>
-            </w:r>
-            <w:proofErr w:type="spellStart"/>
-            <w:r>
-              <w:rPr>
-                <w:color w:val="000000" w:themeColor="text1"/>
-                <w:sz w:val="22"/>
-                <w:szCs w:val="22"/>
-              </w:rPr>
-              <w:t>pedestrian_involved</w:t>
-            </w:r>
-            <w:proofErr w:type="spellEnd"/>
-            <w:r>
-              <w:rPr>
-                <w:color w:val="000000" w:themeColor="text1"/>
-                <w:sz w:val="22"/>
-                <w:szCs w:val="22"/>
-              </w:rPr>
-              <w:t xml:space="preserve">, </w:t>
-            </w:r>
-            <w:proofErr w:type="spellStart"/>
-            <w:r>
-              <w:rPr>
-                <w:color w:val="000000" w:themeColor="text1"/>
-                <w:sz w:val="22"/>
-                <w:szCs w:val="22"/>
-              </w:rPr>
-              <w:t>neighbourhood_freq</w:t>
-            </w:r>
-            <w:proofErr w:type="spellEnd"/>
+              <w:t>New features: season, hour_category, weather flags, pedestrian_involved, neighbourhood_freq</w:t>
+            </w:r>
           </w:p>
         </w:tc>
       </w:tr>
@@ -6054,6 +6431,7 @@
           </w:tcPr>
           <w:p>
             <w:pPr>
+              <w:spacing w:line="276" w:lineRule="auto"/>
               <w:jc w:val="center"/>
               <w:rPr>
                 <w:color w:val="000000" w:themeColor="text1"/>
@@ -6093,6 +6471,7 @@
           </w:tcPr>
           <w:p>
             <w:pPr>
+              <w:spacing w:line="276" w:lineRule="auto"/>
               <w:rPr>
                 <w:color w:val="000000" w:themeColor="text1"/>
               </w:rPr>
@@ -6127,6 +6506,7 @@
           </w:p>
           <w:p>
             <w:pPr>
+              <w:spacing w:line="276" w:lineRule="auto"/>
               <w:rPr>
                 <w:color w:val="000000" w:themeColor="text1"/>
               </w:rPr>
@@ -6142,6 +6522,7 @@
           </w:p>
           <w:p>
             <w:pPr>
+              <w:spacing w:line="276" w:lineRule="auto"/>
               <w:rPr>
                 <w:color w:val="000000" w:themeColor="text1"/>
               </w:rPr>
@@ -6152,25 +6533,7 @@
                 <w:sz w:val="22"/>
                 <w:szCs w:val="22"/>
               </w:rPr>
-              <w:t xml:space="preserve">correlation heatmap, neighbourhood </w:t>
-            </w:r>
-            <w:proofErr w:type="spellStart"/>
-            <w:r>
-              <w:rPr>
-                <w:color w:val="000000" w:themeColor="text1"/>
-                <w:sz w:val="22"/>
-                <w:szCs w:val="22"/>
-              </w:rPr>
-              <w:t>fatals</w:t>
-            </w:r>
-            <w:proofErr w:type="spellEnd"/>
-            <w:r>
-              <w:rPr>
-                <w:color w:val="000000" w:themeColor="text1"/>
-                <w:sz w:val="22"/>
-                <w:szCs w:val="22"/>
-              </w:rPr>
-              <w:t>, temperature by severity</w:t>
+              <w:t>correlation heatmap, neighbourhood fatals, temperature by severity</w:t>
             </w:r>
           </w:p>
         </w:tc>
@@ -6194,6 +6557,7 @@
           </w:tcPr>
           <w:p>
             <w:pPr>
+              <w:spacing w:line="276" w:lineRule="auto"/>
               <w:jc w:val="center"/>
               <w:rPr>
                 <w:color w:val="000000" w:themeColor="text1"/>
@@ -6233,6 +6597,7 @@
           </w:tcPr>
           <w:p>
             <w:pPr>
+              <w:spacing w:line="276" w:lineRule="auto"/>
               <w:rPr>
                 <w:color w:val="000000" w:themeColor="text1"/>
               </w:rPr>
@@ -6267,6 +6632,7 @@
           </w:p>
           <w:p>
             <w:pPr>
+              <w:spacing w:line="276" w:lineRule="auto"/>
               <w:rPr>
                 <w:color w:val="000000" w:themeColor="text1"/>
               </w:rPr>
@@ -6277,29 +6643,12 @@
                 <w:sz w:val="22"/>
                 <w:szCs w:val="22"/>
               </w:rPr>
-              <w:t xml:space="preserve">5 models: Logistic Regression | Random Forest | </w:t>
-            </w:r>
-            <w:proofErr w:type="spellStart"/>
-            <w:r>
-              <w:rPr>
-                <w:color w:val="000000" w:themeColor="text1"/>
-                <w:sz w:val="22"/>
-                <w:szCs w:val="22"/>
-              </w:rPr>
-              <w:t>XGBoost</w:t>
-            </w:r>
-            <w:proofErr w:type="spellEnd"/>
-            <w:r>
-              <w:rPr>
-                <w:color w:val="000000" w:themeColor="text1"/>
-                <w:sz w:val="22"/>
-                <w:szCs w:val="22"/>
-              </w:rPr>
-              <w:t xml:space="preserve"> | Gradient Boosting | Neural Network</w:t>
-            </w:r>
-          </w:p>
-          <w:p>
-            <w:pPr>
+              <w:t>5 models: Logistic Regression | Random Forest | XGBoost | Gradient Boosting | Neural Network</w:t>
+            </w:r>
+          </w:p>
+          <w:p>
+            <w:pPr>
+              <w:spacing w:line="276" w:lineRule="auto"/>
               <w:rPr>
                 <w:color w:val="000000" w:themeColor="text1"/>
               </w:rPr>
@@ -6334,6 +6683,7 @@
           </w:tcPr>
           <w:p>
             <w:pPr>
+              <w:spacing w:line="276" w:lineRule="auto"/>
               <w:jc w:val="center"/>
               <w:rPr>
                 <w:color w:val="000000" w:themeColor="text1"/>
@@ -6373,6 +6723,7 @@
           </w:tcPr>
           <w:p>
             <w:pPr>
+              <w:spacing w:line="276" w:lineRule="auto"/>
               <w:rPr>
                 <w:color w:val="000000" w:themeColor="text1"/>
               </w:rPr>
@@ -6407,6 +6758,7 @@
           </w:p>
           <w:p>
             <w:pPr>
+              <w:spacing w:line="276" w:lineRule="auto"/>
               <w:rPr>
                 <w:color w:val="000000" w:themeColor="text1"/>
               </w:rPr>
@@ -6417,58 +6769,23 @@
                 <w:sz w:val="22"/>
                 <w:szCs w:val="22"/>
               </w:rPr>
-              <w:t xml:space="preserve">SHAP global + local </w:t>
-            </w:r>
-            <w:proofErr w:type="gramStart"/>
+              <w:t>SHAP global + local explanations  |  Top 10 risk factors</w:t>
+            </w:r>
+          </w:p>
+          <w:p>
+            <w:pPr>
+              <w:spacing w:line="276" w:lineRule="auto"/>
+              <w:rPr>
+                <w:color w:val="000000" w:themeColor="text1"/>
+              </w:rPr>
+            </w:pPr>
             <w:r>
               <w:rPr>
                 <w:color w:val="000000" w:themeColor="text1"/>
                 <w:sz w:val="22"/>
                 <w:szCs w:val="22"/>
               </w:rPr>
-              <w:t>explanations  |</w:t>
-            </w:r>
-            <w:proofErr w:type="gramEnd"/>
-            <w:r>
-              <w:rPr>
-                <w:color w:val="000000" w:themeColor="text1"/>
-                <w:sz w:val="22"/>
-                <w:szCs w:val="22"/>
-              </w:rPr>
-              <w:t xml:space="preserve">  Top 10 risk factors</w:t>
-            </w:r>
-          </w:p>
-          <w:p>
-            <w:pPr>
-              <w:rPr>
-                <w:color w:val="000000" w:themeColor="text1"/>
-              </w:rPr>
-            </w:pPr>
-            <w:r>
-              <w:rPr>
-                <w:color w:val="000000" w:themeColor="text1"/>
-                <w:sz w:val="22"/>
-                <w:szCs w:val="22"/>
-              </w:rPr>
-              <w:t xml:space="preserve">Folium </w:t>
-            </w:r>
-            <w:proofErr w:type="gramStart"/>
-            <w:r>
-              <w:rPr>
-                <w:color w:val="000000" w:themeColor="text1"/>
-                <w:sz w:val="22"/>
-                <w:szCs w:val="22"/>
-              </w:rPr>
-              <w:t>heatmaps  |</w:t>
-            </w:r>
-            <w:proofErr w:type="gramEnd"/>
-            <w:r>
-              <w:rPr>
-                <w:color w:val="000000" w:themeColor="text1"/>
-                <w:sz w:val="22"/>
-                <w:szCs w:val="22"/>
-              </w:rPr>
-              <w:t xml:space="preserve">  DBSCAN clustering (36 hotspot zones)</w:t>
+              <w:t>Folium heatmaps  |  DBSCAN clustering (36 hotspot zones)</w:t>
             </w:r>
           </w:p>
         </w:tc>
@@ -6492,6 +6809,7 @@
           </w:tcPr>
           <w:p>
             <w:pPr>
+              <w:spacing w:line="276" w:lineRule="auto"/>
               <w:jc w:val="center"/>
               <w:rPr>
                 <w:color w:val="000000" w:themeColor="text1"/>
@@ -6531,6 +6849,7 @@
           </w:tcPr>
           <w:p>
             <w:pPr>
+              <w:spacing w:line="276" w:lineRule="auto"/>
               <w:jc w:val="center"/>
               <w:rPr>
                 <w:color w:val="000000" w:themeColor="text1"/>
@@ -6548,6 +6867,7 @@
           </w:p>
           <w:p>
             <w:pPr>
+              <w:spacing w:line="276" w:lineRule="auto"/>
               <w:jc w:val="center"/>
               <w:rPr>
                 <w:color w:val="000000" w:themeColor="text1"/>
@@ -6559,61 +6879,7 @@
                 <w:sz w:val="22"/>
                 <w:szCs w:val="22"/>
               </w:rPr>
-              <w:t xml:space="preserve">Trained </w:t>
-            </w:r>
-            <w:proofErr w:type="gramStart"/>
-            <w:r>
-              <w:rPr>
-                <w:color w:val="000000" w:themeColor="text1"/>
-                <w:sz w:val="22"/>
-                <w:szCs w:val="22"/>
-              </w:rPr>
-              <w:t>Model  |</w:t>
-            </w:r>
-            <w:proofErr w:type="gramEnd"/>
-            <w:r>
-              <w:rPr>
-                <w:color w:val="000000" w:themeColor="text1"/>
-                <w:sz w:val="22"/>
-                <w:szCs w:val="22"/>
-              </w:rPr>
-              <w:t xml:space="preserve">  SHAP Risk Factor </w:t>
-            </w:r>
-            <w:proofErr w:type="gramStart"/>
-            <w:r>
-              <w:rPr>
-                <w:color w:val="000000" w:themeColor="text1"/>
-                <w:sz w:val="22"/>
-                <w:szCs w:val="22"/>
-              </w:rPr>
-              <w:t>Report  |</w:t>
-            </w:r>
-            <w:proofErr w:type="gramEnd"/>
-            <w:r>
-              <w:rPr>
-                <w:color w:val="000000" w:themeColor="text1"/>
-                <w:sz w:val="22"/>
-                <w:szCs w:val="22"/>
-              </w:rPr>
-              <w:t xml:space="preserve">  Collision Hotspot </w:t>
-            </w:r>
-            <w:proofErr w:type="gramStart"/>
-            <w:r>
-              <w:rPr>
-                <w:color w:val="000000" w:themeColor="text1"/>
-                <w:sz w:val="22"/>
-                <w:szCs w:val="22"/>
-              </w:rPr>
-              <w:t>Maps  |</w:t>
-            </w:r>
-            <w:proofErr w:type="gramEnd"/>
-            <w:r>
-              <w:rPr>
-                <w:color w:val="000000" w:themeColor="text1"/>
-                <w:sz w:val="22"/>
-                <w:szCs w:val="22"/>
-              </w:rPr>
-              <w:t xml:space="preserve">  Full Research Report</w:t>
+              <w:t>Trained Model  |  SHAP Risk Factor Report  |  Collision Hotspot Maps  |  Full Research Report</w:t>
             </w:r>
           </w:p>
         </w:tc>
@@ -6621,7 +6887,7 @@
     </w:tbl>
     <w:p>
       <w:pPr>
-        <w:spacing w:before="160" w:after="200"/>
+        <w:spacing w:before="160" w:after="200" w:line="276" w:lineRule="auto"/>
         <w:jc w:val="center"/>
         <w:rPr>
           <w:i/>
@@ -6644,7 +6910,7 @@
     </w:p>
     <w:p>
       <w:pPr>
-        <w:spacing w:before="160" w:after="200"/>
+        <w:spacing w:before="160" w:after="200" w:line="276" w:lineRule="auto"/>
         <w:jc w:val="center"/>
         <w:rPr>
           <w:color w:val="000000" w:themeColor="text1"/>
@@ -6654,6 +6920,7 @@
     <w:p>
       <w:pPr>
         <w:pStyle w:val="Heading2"/>
+        <w:spacing w:line="276" w:lineRule="auto"/>
         <w:rPr>
           <w:rFonts w:ascii="Times New Roman" w:hAnsi="Times New Roman" w:cs="Times New Roman"/>
           <w:b/>
@@ -6668,55 +6935,26 @@
           <w:bCs/>
           <w:color w:val="000000" w:themeColor="text1"/>
         </w:rPr>
-        <w:lastRenderedPageBreak/>
         <w:t>Justification of Approach</w:t>
       </w:r>
     </w:p>
     <w:p>
       <w:pPr>
-        <w:spacing w:before="80" w:after="80"/>
-        <w:rPr>
-          <w:color w:val="000000" w:themeColor="text1"/>
-        </w:rPr>
-      </w:pPr>
-      <w:r>
-        <w:rPr>
-          <w:color w:val="000000" w:themeColor="text1"/>
-        </w:rPr>
-        <w:t xml:space="preserve">Ensemble methods were selected based on consistent evidence in the literature that they outperform traditional statistical approaches for collision severity prediction (Chen &amp; Wang, 2020; Parsa et al., 2020; </w:t>
-      </w:r>
-      <w:proofErr w:type="spellStart"/>
-      <w:r>
-        <w:rPr>
-          <w:color w:val="000000" w:themeColor="text1"/>
-        </w:rPr>
-        <w:t>Sheykhfard</w:t>
-      </w:r>
-      <w:proofErr w:type="spellEnd"/>
-      <w:r>
-        <w:rPr>
-          <w:color w:val="000000" w:themeColor="text1"/>
-        </w:rPr>
-        <w:t xml:space="preserve"> et al., 2021). </w:t>
-      </w:r>
-      <w:proofErr w:type="spellStart"/>
-      <w:r>
-        <w:rPr>
-          <w:color w:val="000000" w:themeColor="text1"/>
-        </w:rPr>
-        <w:t>XGBoost</w:t>
-      </w:r>
-      <w:proofErr w:type="spellEnd"/>
-      <w:r>
-        <w:rPr>
-          <w:color w:val="000000" w:themeColor="text1"/>
-        </w:rPr>
-        <w:t xml:space="preserve"> was specifically chosen as the primary model due to its demonstrated performance on imbalanced crash datasets (Parsa et al., 2020, AUC = 0.87). Logistic Regression was included as a baseline consistent with Al-Ghamdi (2002).</w:t>
-      </w:r>
-    </w:p>
-    <w:p>
-      <w:pPr>
-        <w:spacing w:before="80" w:after="80"/>
+        <w:spacing w:before="80" w:after="80" w:line="276" w:lineRule="auto"/>
+        <w:rPr>
+          <w:color w:val="000000" w:themeColor="text1"/>
+        </w:rPr>
+      </w:pPr>
+      <w:r>
+        <w:rPr>
+          <w:color w:val="000000" w:themeColor="text1"/>
+        </w:rPr>
+        <w:t>Ensemble methods were selected based on consistent evidence in the literature that they outperform traditional statistical approaches for collision severity prediction (Chen &amp; Wang, 2020; Parsa et al., 2020; Sheykhfard et al., 2021). XGBoost was specifically chosen as the primary model due to its demonstrated performance on imbalanced crash datasets (Parsa et al., 2020, AUC = 0.87). Logistic Regression was included as a baseline consistent with Al-Ghamdi (2002).</w:t>
+      </w:r>
+    </w:p>
+    <w:p>
+      <w:pPr>
+        <w:spacing w:before="80" w:after="80" w:line="276" w:lineRule="auto"/>
         <w:rPr>
           <w:color w:val="000000" w:themeColor="text1"/>
         </w:rPr>
@@ -6730,7 +6968,7 @@
     </w:p>
     <w:p>
       <w:pPr>
-        <w:spacing w:before="80" w:after="200"/>
+        <w:spacing w:before="80" w:after="200" w:line="276" w:lineRule="auto"/>
         <w:rPr>
           <w:color w:val="000000" w:themeColor="text1"/>
         </w:rPr>
@@ -6768,7 +7006,16 @@
     </w:p>
     <w:p>
       <w:pPr>
+        <w:spacing w:before="80" w:after="200" w:line="276" w:lineRule="auto"/>
+        <w:rPr>
+          <w:color w:val="000000" w:themeColor="text1"/>
+        </w:rPr>
+      </w:pPr>
+    </w:p>
+    <w:p>
+      <w:pPr>
         <w:pStyle w:val="Heading1"/>
+        <w:spacing w:line="276" w:lineRule="auto"/>
         <w:rPr>
           <w:rFonts w:ascii="Times New Roman" w:hAnsi="Times New Roman" w:cs="Times New Roman"/>
           <w:b/>
@@ -6792,35 +7039,21 @@
     </w:p>
     <w:p>
       <w:pPr>
-        <w:spacing w:before="80" w:after="80"/>
-        <w:rPr>
-          <w:color w:val="000000" w:themeColor="text1"/>
-        </w:rPr>
-      </w:pPr>
-      <w:r>
-        <w:rPr>
-          <w:color w:val="000000" w:themeColor="text1"/>
-        </w:rPr>
-        <w:t xml:space="preserve">All project code, </w:t>
-      </w:r>
-      <w:proofErr w:type="spellStart"/>
-      <w:r>
-        <w:rPr>
-          <w:color w:val="000000" w:themeColor="text1"/>
-        </w:rPr>
-        <w:t>Jupyter</w:t>
-      </w:r>
-      <w:proofErr w:type="spellEnd"/>
-      <w:r>
-        <w:rPr>
-          <w:color w:val="000000" w:themeColor="text1"/>
-        </w:rPr>
-        <w:t xml:space="preserve"> notebooks, and output plots are available at the following GitHub repository:</w:t>
-      </w:r>
-    </w:p>
-    <w:p>
-      <w:pPr>
-        <w:spacing w:before="80" w:after="80"/>
+        <w:spacing w:before="80" w:after="80" w:line="276" w:lineRule="auto"/>
+        <w:rPr>
+          <w:color w:val="000000" w:themeColor="text1"/>
+        </w:rPr>
+      </w:pPr>
+      <w:r>
+        <w:rPr>
+          <w:color w:val="000000" w:themeColor="text1"/>
+        </w:rPr>
+        <w:t>All project code, Jupyter notebooks, and output plots are available at the following GitHub repository:</w:t>
+      </w:r>
+    </w:p>
+    <w:p>
+      <w:pPr>
+        <w:spacing w:before="80" w:after="80" w:line="276" w:lineRule="auto"/>
         <w:rPr>
           <w:i/>
           <w:iCs/>
@@ -6835,7 +7068,7 @@
         </w:rPr>
         <w:t xml:space="preserve">Repository URL: </w:t>
       </w:r>
-      <w:hyperlink r:id="rId5" w:history="1">
+      <w:hyperlink r:id="rId14" w:history="1">
         <w:r>
           <w:rPr>
             <w:rStyle w:val="Hyperlink"/>
@@ -6849,30 +7082,16 @@
     </w:p>
     <w:p>
       <w:pPr>
-        <w:spacing w:before="80" w:after="80"/>
-        <w:rPr>
-          <w:color w:val="000000" w:themeColor="text1"/>
-        </w:rPr>
-      </w:pPr>
-      <w:r>
-        <w:rPr>
-          <w:color w:val="000000" w:themeColor="text1"/>
-        </w:rPr>
-        <w:t xml:space="preserve">The repository contains five </w:t>
-      </w:r>
-      <w:proofErr w:type="spellStart"/>
-      <w:r>
-        <w:rPr>
-          <w:color w:val="000000" w:themeColor="text1"/>
-        </w:rPr>
-        <w:t>Jupyter</w:t>
-      </w:r>
-      <w:proofErr w:type="spellEnd"/>
-      <w:r>
-        <w:rPr>
-          <w:color w:val="000000" w:themeColor="text1"/>
-        </w:rPr>
-        <w:t xml:space="preserve"> notebooks corresponding to each project phase:</w:t>
+        <w:spacing w:before="80" w:after="80" w:line="276" w:lineRule="auto"/>
+        <w:rPr>
+          <w:color w:val="000000" w:themeColor="text1"/>
+        </w:rPr>
+      </w:pPr>
+      <w:r>
+        <w:rPr>
+          <w:color w:val="000000" w:themeColor="text1"/>
+        </w:rPr>
+        <w:t>The repository contains five Jupyter notebooks corresponding to each project phase:</w:t>
       </w:r>
     </w:p>
     <w:p>
@@ -6882,7 +7101,7 @@
           <w:ilvl w:val="0"/>
           <w:numId w:val="4"/>
         </w:numPr>
-        <w:spacing w:before="60" w:after="40"/>
+        <w:spacing w:before="60" w:after="40" w:line="276" w:lineRule="auto"/>
         <w:contextualSpacing w:val="0"/>
         <w:rPr>
           <w:color w:val="000000" w:themeColor="text1"/>
@@ -6902,7 +7121,7 @@
           <w:ilvl w:val="0"/>
           <w:numId w:val="4"/>
         </w:numPr>
-        <w:spacing w:before="40" w:after="40"/>
+        <w:spacing w:before="40" w:after="40" w:line="276" w:lineRule="auto"/>
         <w:contextualSpacing w:val="0"/>
         <w:rPr>
           <w:color w:val="000000" w:themeColor="text1"/>
@@ -6922,7 +7141,7 @@
           <w:ilvl w:val="0"/>
           <w:numId w:val="4"/>
         </w:numPr>
-        <w:spacing w:before="40" w:after="40"/>
+        <w:spacing w:before="40" w:after="40" w:line="276" w:lineRule="auto"/>
         <w:contextualSpacing w:val="0"/>
         <w:rPr>
           <w:color w:val="000000" w:themeColor="text1"/>
@@ -6942,7 +7161,7 @@
           <w:ilvl w:val="0"/>
           <w:numId w:val="4"/>
         </w:numPr>
-        <w:spacing w:before="40" w:after="40"/>
+        <w:spacing w:before="40" w:after="40" w:line="276" w:lineRule="auto"/>
         <w:contextualSpacing w:val="0"/>
         <w:rPr>
           <w:color w:val="000000" w:themeColor="text1"/>
@@ -6962,7 +7181,7 @@
           <w:ilvl w:val="0"/>
           <w:numId w:val="4"/>
         </w:numPr>
-        <w:spacing w:before="40" w:after="200"/>
+        <w:spacing w:before="40" w:after="200" w:line="276" w:lineRule="auto"/>
         <w:contextualSpacing w:val="0"/>
         <w:rPr>
           <w:color w:val="000000" w:themeColor="text1"/>
@@ -6977,6 +7196,9 @@
     </w:p>
     <w:p>
       <w:pPr>
+        <w:pStyle w:val="ListParagraph"/>
+        <w:spacing w:before="40" w:after="200" w:line="276" w:lineRule="auto"/>
+        <w:contextualSpacing w:val="0"/>
         <w:rPr>
           <w:color w:val="000000" w:themeColor="text1"/>
         </w:rPr>
@@ -6990,7 +7212,18 @@
     </w:p>
     <w:p>
       <w:pPr>
+        <w:pStyle w:val="ListParagraph"/>
+        <w:spacing w:before="40" w:after="200" w:line="276" w:lineRule="auto"/>
+        <w:contextualSpacing w:val="0"/>
+        <w:rPr>
+          <w:color w:val="000000" w:themeColor="text1"/>
+        </w:rPr>
+      </w:pPr>
+    </w:p>
+    <w:p>
+      <w:pPr>
         <w:pStyle w:val="Heading1"/>
+        <w:spacing w:line="276" w:lineRule="auto"/>
         <w:rPr>
           <w:rFonts w:ascii="Times New Roman" w:hAnsi="Times New Roman" w:cs="Times New Roman"/>
           <w:b/>
@@ -7009,12 +7242,13 @@
           <w:sz w:val="32"/>
           <w:szCs w:val="32"/>
         </w:rPr>
+        <w:lastRenderedPageBreak/>
         <w:t>References</w:t>
       </w:r>
     </w:p>
     <w:p>
       <w:pPr>
-        <w:spacing w:before="80" w:after="80"/>
+        <w:spacing w:before="80" w:after="80" w:line="276" w:lineRule="auto"/>
         <w:ind w:left="720" w:hanging="720"/>
         <w:rPr>
           <w:color w:val="000000" w:themeColor="text1"/>
@@ -7029,7 +7263,7 @@
     </w:p>
     <w:p>
       <w:pPr>
-        <w:spacing w:before="80" w:after="80"/>
+        <w:spacing w:before="80" w:after="80" w:line="276" w:lineRule="auto"/>
         <w:ind w:left="720" w:hanging="720"/>
         <w:rPr>
           <w:color w:val="000000" w:themeColor="text1"/>
@@ -7044,7 +7278,7 @@
     </w:p>
     <w:p>
       <w:pPr>
-        <w:spacing w:before="80" w:after="80"/>
+        <w:spacing w:before="80" w:after="80" w:line="276" w:lineRule="auto"/>
         <w:ind w:left="720" w:hanging="720"/>
         <w:rPr>
           <w:color w:val="000000" w:themeColor="text1"/>
@@ -7059,7 +7293,7 @@
     </w:p>
     <w:p>
       <w:pPr>
-        <w:spacing w:before="80" w:after="80"/>
+        <w:spacing w:before="80" w:after="80" w:line="276" w:lineRule="auto"/>
         <w:ind w:left="720" w:hanging="720"/>
         <w:rPr>
           <w:color w:val="000000" w:themeColor="text1"/>
@@ -7074,7 +7308,7 @@
     </w:p>
     <w:p>
       <w:pPr>
-        <w:spacing w:before="80" w:after="80"/>
+        <w:spacing w:before="80" w:after="80" w:line="276" w:lineRule="auto"/>
         <w:ind w:left="720" w:hanging="720"/>
         <w:rPr>
           <w:color w:val="000000" w:themeColor="text1"/>
@@ -7084,27 +7318,12 @@
         <w:rPr>
           <w:color w:val="000000" w:themeColor="text1"/>
         </w:rPr>
-        <w:lastRenderedPageBreak/>
-        <w:t xml:space="preserve">Lundberg, S. M., Erion, G., Chen, H., DeGrave, A., </w:t>
-      </w:r>
-      <w:proofErr w:type="spellStart"/>
-      <w:r>
-        <w:rPr>
-          <w:color w:val="000000" w:themeColor="text1"/>
-        </w:rPr>
-        <w:t>Prutkin</w:t>
-      </w:r>
-      <w:proofErr w:type="spellEnd"/>
-      <w:r>
-        <w:rPr>
-          <w:color w:val="000000" w:themeColor="text1"/>
-        </w:rPr>
-        <w:t>, J. M., Nair, B., &amp; Lee, S. I. (2020). From local explanations to global understanding with explainable AI for trees. Nature Machine Intelligence, 2(1), 56–67.</w:t>
-      </w:r>
-    </w:p>
-    <w:p>
-      <w:pPr>
-        <w:spacing w:before="80" w:after="80"/>
+        <w:t>Lundberg, S. M., Erion, G., Chen, H., DeGrave, A., Prutkin, J. M., Nair, B., &amp; Lee, S. I. (2020). From local explanations to global understanding with explainable AI for trees. Nature Machine Intelligence, 2(1), 56–67.</w:t>
+      </w:r>
+    </w:p>
+    <w:p>
+      <w:pPr>
+        <w:spacing w:before="80" w:after="80" w:line="276" w:lineRule="auto"/>
         <w:ind w:left="720" w:hanging="720"/>
         <w:rPr>
           <w:color w:val="000000" w:themeColor="text1"/>
@@ -7114,40 +7333,12 @@
         <w:rPr>
           <w:color w:val="000000" w:themeColor="text1"/>
         </w:rPr>
-        <w:t xml:space="preserve">Parsa, A. B., Movahedi, A., Taghipour, H., </w:t>
-      </w:r>
-      <w:proofErr w:type="spellStart"/>
-      <w:r>
-        <w:rPr>
-          <w:color w:val="000000" w:themeColor="text1"/>
-        </w:rPr>
-        <w:t>Derrible</w:t>
-      </w:r>
-      <w:proofErr w:type="spellEnd"/>
-      <w:r>
-        <w:rPr>
-          <w:color w:val="000000" w:themeColor="text1"/>
-        </w:rPr>
-        <w:t xml:space="preserve">, S., &amp; Mohammadian, A. K. (2020). Toward safer highways, application of </w:t>
-      </w:r>
-      <w:proofErr w:type="spellStart"/>
-      <w:r>
-        <w:rPr>
-          <w:color w:val="000000" w:themeColor="text1"/>
-        </w:rPr>
-        <w:t>XGBoost</w:t>
-      </w:r>
-      <w:proofErr w:type="spellEnd"/>
-      <w:r>
-        <w:rPr>
-          <w:color w:val="000000" w:themeColor="text1"/>
-        </w:rPr>
-        <w:t xml:space="preserve"> and SHAP for real-time accident detection and feature analysis. Accident Analysis &amp; Prevention, 136, 105405.</w:t>
-      </w:r>
-    </w:p>
-    <w:p>
-      <w:pPr>
-        <w:spacing w:before="80" w:after="80"/>
+        <w:t>Parsa, A. B., Movahedi, A., Taghipour, H., Derrible, S., &amp; Mohammadian, A. K. (2020). Toward safer highways, application of XGBoost and SHAP for real-time accident detection and feature analysis. Accident Analysis &amp; Prevention, 136, 105405.</w:t>
+      </w:r>
+    </w:p>
+    <w:p>
+      <w:pPr>
+        <w:spacing w:before="80" w:after="80" w:line="276" w:lineRule="auto"/>
         <w:ind w:left="720" w:hanging="720"/>
         <w:rPr>
           <w:color w:val="000000" w:themeColor="text1"/>
@@ -7157,26 +7348,12 @@
         <w:rPr>
           <w:color w:val="000000" w:themeColor="text1"/>
         </w:rPr>
-        <w:t xml:space="preserve">Rezapour, M., Molan, A. M., &amp; </w:t>
-      </w:r>
-      <w:proofErr w:type="spellStart"/>
-      <w:r>
-        <w:rPr>
-          <w:color w:val="000000" w:themeColor="text1"/>
-        </w:rPr>
-        <w:t>Ksaibati</w:t>
-      </w:r>
-      <w:proofErr w:type="spellEnd"/>
-      <w:r>
-        <w:rPr>
-          <w:color w:val="000000" w:themeColor="text1"/>
-        </w:rPr>
-        <w:t>, K. (2020). Analyzing injury severity of motorcycle at-fault crashes using machine learning techniques, decision tree and logistic regression models. International Journal of Transportation Science and Technology, 9(2), 89–99.</w:t>
-      </w:r>
-    </w:p>
-    <w:p>
-      <w:pPr>
-        <w:spacing w:before="80" w:after="80"/>
+        <w:t>Rezapour, M., Molan, A. M., &amp; Ksaibati, K. (2020). Analyzing injury severity of motorcycle at-fault crashes using machine learning techniques, decision tree and logistic regression models. International Journal of Transportation Science and Technology, 9(2), 89–99.</w:t>
+      </w:r>
+    </w:p>
+    <w:p>
+      <w:pPr>
+        <w:spacing w:before="80" w:after="80" w:line="276" w:lineRule="auto"/>
         <w:ind w:left="720" w:hanging="720"/>
         <w:rPr>
           <w:color w:val="000000" w:themeColor="text1"/>
@@ -7191,58 +7368,22 @@
     </w:p>
     <w:p>
       <w:pPr>
-        <w:spacing w:before="80" w:after="80"/>
+        <w:spacing w:before="80" w:after="80" w:line="276" w:lineRule="auto"/>
         <w:ind w:left="720" w:hanging="720"/>
         <w:rPr>
           <w:color w:val="000000" w:themeColor="text1"/>
         </w:rPr>
       </w:pPr>
-      <w:proofErr w:type="spellStart"/>
-      <w:r>
-        <w:rPr>
-          <w:color w:val="000000" w:themeColor="text1"/>
-        </w:rPr>
-        <w:t>Sheykhfard</w:t>
-      </w:r>
-      <w:proofErr w:type="spellEnd"/>
-      <w:r>
-        <w:rPr>
-          <w:color w:val="000000" w:themeColor="text1"/>
-        </w:rPr>
-        <w:t xml:space="preserve">, A., Haghighi, F., </w:t>
-      </w:r>
-      <w:proofErr w:type="spellStart"/>
-      <w:r>
-        <w:rPr>
-          <w:color w:val="000000" w:themeColor="text1"/>
-        </w:rPr>
-        <w:t>Nordfjærn</w:t>
-      </w:r>
-      <w:proofErr w:type="spellEnd"/>
-      <w:r>
-        <w:rPr>
-          <w:color w:val="000000" w:themeColor="text1"/>
-        </w:rPr>
-        <w:t xml:space="preserve">, T., &amp; </w:t>
-      </w:r>
-      <w:proofErr w:type="spellStart"/>
-      <w:r>
-        <w:rPr>
-          <w:color w:val="000000" w:themeColor="text1"/>
-        </w:rPr>
-        <w:t>Soltaninejad</w:t>
-      </w:r>
-      <w:proofErr w:type="spellEnd"/>
-      <w:r>
-        <w:rPr>
-          <w:color w:val="000000" w:themeColor="text1"/>
-        </w:rPr>
-        <w:t>, M. (2021). Logistic regression models for rural and urban crashes on two-lane two-way roads: A case study from Iran. IATSS Research, 45(1), 107–114.</w:t>
-      </w:r>
-    </w:p>
-    <w:p>
-      <w:pPr>
-        <w:spacing w:before="80" w:after="80"/>
+      <w:r>
+        <w:rPr>
+          <w:color w:val="000000" w:themeColor="text1"/>
+        </w:rPr>
+        <w:t>Sheykhfard, A., Haghighi, F., Nordfjærn, T., &amp; Soltaninejad, M. (2021). Logistic regression models for rural and urban crashes on two-lane two-way roads: A case study from Iran. IATSS Research, 45(1), 107–114.</w:t>
+      </w:r>
+    </w:p>
+    <w:p>
+      <w:pPr>
+        <w:spacing w:before="80" w:after="80" w:line="276" w:lineRule="auto"/>
         <w:ind w:left="720" w:hanging="720"/>
         <w:rPr>
           <w:color w:val="000000" w:themeColor="text1"/>
@@ -7257,30 +7398,31 @@
     </w:p>
     <w:p>
       <w:pPr>
-        <w:spacing w:before="60" w:after="160"/>
-        <w:rPr>
-          <w:color w:val="000000" w:themeColor="text1"/>
-        </w:rPr>
-      </w:pPr>
-    </w:p>
-    <w:p>
-      <w:pPr>
-        <w:spacing w:before="60" w:after="200"/>
-        <w:rPr>
-          <w:color w:val="000000" w:themeColor="text1"/>
-        </w:rPr>
-      </w:pPr>
-    </w:p>
-    <w:p>
-      <w:pPr>
-        <w:spacing w:before="80" w:after="200"/>
-        <w:rPr>
-          <w:color w:val="000000" w:themeColor="text1"/>
-        </w:rPr>
-      </w:pPr>
-    </w:p>
-    <w:p>
-      <w:pPr>
+        <w:spacing w:before="60" w:after="160" w:line="276" w:lineRule="auto"/>
+        <w:rPr>
+          <w:color w:val="000000" w:themeColor="text1"/>
+        </w:rPr>
+      </w:pPr>
+    </w:p>
+    <w:p>
+      <w:pPr>
+        <w:spacing w:before="60" w:after="200" w:line="276" w:lineRule="auto"/>
+        <w:rPr>
+          <w:color w:val="000000" w:themeColor="text1"/>
+        </w:rPr>
+      </w:pPr>
+    </w:p>
+    <w:p>
+      <w:pPr>
+        <w:spacing w:before="80" w:after="200" w:line="276" w:lineRule="auto"/>
+        <w:rPr>
+          <w:color w:val="000000" w:themeColor="text1"/>
+        </w:rPr>
+      </w:pPr>
+    </w:p>
+    <w:p>
+      <w:pPr>
+        <w:spacing w:line="276" w:lineRule="auto"/>
         <w:jc w:val="center"/>
         <w:rPr>
           <w:b/>
@@ -8719,4 +8861,16 @@
     </a:ext>
   </a:extLst>
 </a:theme>
+</file>
+
+<file path=customXml/item1.xml><?xml version="1.0" encoding="utf-8"?>
+<b:Sources xmlns:b="http://schemas.openxmlformats.org/officeDocument/2006/bibliography" xmlns="http://schemas.openxmlformats.org/officeDocument/2006/bibliography" SelectedStyle="\APASixthEditionOfficeOnline.xsl" StyleName="APA" Version="6"/>
+</file>
+
+<file path=customXml/itemProps1.xml><?xml version="1.0" encoding="utf-8"?>
+<ds:datastoreItem xmlns:ds="http://schemas.openxmlformats.org/officeDocument/2006/customXml" ds:itemID="{30587D76-EA98-4F3D-8A11-06045255BF62}">
+  <ds:schemaRefs>
+    <ds:schemaRef ds:uri="http://schemas.openxmlformats.org/officeDocument/2006/bibliography"/>
+  </ds:schemaRefs>
+</ds:datastoreItem>
 </file>